--- a/outputs/yao-tutorials/redis-isolation-remediation/exports/tutorial.docx
+++ b/outputs/yao-tutorials/redis-isolation-remediation/exports/tutorial.docx
@@ -2,7 +2,7 @@
 <file path=word/document.xml><?xml version="1.0" encoding="utf-8"?>
 <w:document xmlns:ns1="urn:schemas-microsoft-com:vml" xmlns:ns2="urn:schemas-microsoft-com:office:office" xmlns:ns3="http://schemas.openxmlformats.org/drawingml/2006/wordprocessingDrawing" xmlns:ns4="http://schemas.openxmlformats.org/drawingml/2006/main" xmlns:ns5="http://schemas.openxmlformats.org/drawingml/2006/picture" xmlns:ns6="http://schemas.openxmlformats.org/officeDocument/2006/relationships" xmlns:w="http://schemas.openxmlformats.org/wordprocessingml/2006/main">
   <w:body>
-    <w:bookmarkStart w:id="69" w:name="城市商业银行-redis-多业务共用实例风险治理与物理隔离整改实战指南"/>
+    <w:bookmarkStart w:id="79" w:name="城市商业银行-redis-多业务共用实例风险治理与物理隔离整改实战指南"/>
     <w:p>
       <w:pPr>
         <w:pStyle w:val="Heading1"/>
@@ -6482,7 +6482,7 @@
     </w:p>
     <w:bookmarkEnd w:id="32"/>
     <w:bookmarkEnd w:id="33"/>
-    <w:bookmarkStart w:id="42" w:name="第4章-分阶段迁移实施方案"/>
+    <w:bookmarkStart w:id="43" w:name="第4章-redis-应用开发规范"/>
     <w:p>
       <w:pPr>
         <w:pStyle w:val="Heading2"/>
@@ -6494,505 +6494,44 @@
         <w:t xml:space="preserve">第4章</w:t>
       </w:r>
       <w:r>
-        <w:t xml:space="preserve"> </w:t>
-      </w:r>
-      <w:r>
-        <w:rPr>
-          <w:rFonts w:hint="eastAsia"/>
-        </w:rPr>
-        <w:t xml:space="preserve">分阶段迁移实施方案</w:t>
-      </w:r>
-    </w:p>
-    <w:bookmarkStart w:id="34" w:name="阶段一现状评估与基线采集1-2周"/>
+        <w:t xml:space="preserve"> Redis </w:t>
+      </w:r>
+      <w:r>
+        <w:rPr>
+          <w:rFonts w:hint="eastAsia"/>
+        </w:rPr>
+        <w:t xml:space="preserve">应用开发规范</w:t>
+      </w:r>
+    </w:p>
+    <w:p>
+      <w:pPr>
+        <w:pStyle w:val="FirstParagraph"/>
+      </w:pPr>
+      <w:r>
+        <w:rPr>
+          <w:rFonts w:hint="eastAsia"/>
+        </w:rPr>
+        <w:t xml:space="preserve">架构整改解决的是基础设施层面的隔离问题，但Redis的稳定性同样依赖于应用层的正确使用。生产环境中多数故障——大Key阻塞、连接泄漏、慢查询——根源在代码层面。本章梳理应用开发中必须遵循的Redis使用规范，作为开发团队的编码约束。</w:t>
+      </w:r>
+    </w:p>
+    <w:bookmarkStart w:id="34" w:name="key-设计规范"/>
     <w:p>
       <w:pPr>
         <w:pStyle w:val="Heading3"/>
       </w:pPr>
       <w:r>
-        <w:t xml:space="preserve">4.1 </w:t>
-      </w:r>
-      <w:r>
-        <w:rPr>
-          <w:rFonts w:hint="eastAsia"/>
-        </w:rPr>
-        <w:t xml:space="preserve">阶段一：现状评估与基线采集（1-2周）</w:t>
+        <w:t xml:space="preserve">4.1 Key </w:t>
+      </w:r>
+      <w:r>
+        <w:rPr>
+          <w:rFonts w:hint="eastAsia"/>
+        </w:rPr>
+        <w:t xml:space="preserve">设计规范</w:t>
       </w:r>
     </w:p>
     <w:p>
       <w:pPr>
         <w:pStyle w:val="FirstParagraph"/>
-      </w:pPr>
-      <w:r>
-        <w:rPr>
-          <w:rFonts w:hint="eastAsia"/>
-        </w:rPr>
-        <w:t xml:space="preserve">迁移的第一步不是部署新实例，而是摸清现有环境的真实状况。需要采集以下数据：</w:t>
-      </w:r>
-    </w:p>
-    <w:p>
-      <w:pPr>
-        <w:pStyle w:val="SourceCode"/>
-      </w:pPr>
-      <w:r>
-        <w:rPr>
-          <w:rStyle w:val="CommentTok"/>
-        </w:rPr>
-        <w:t xml:space="preserve"># 各逻辑库的Key数量和过期Key统计</w:t>
-      </w:r>
-      <w:r>
-        <w:br/>
-      </w:r>
-      <w:r>
-        <w:rPr>
-          <w:rStyle w:val="ExtensionTok"/>
-        </w:rPr>
-        <w:t xml:space="preserve">redis-cli</w:t>
-      </w:r>
-      <w:r>
-        <w:rPr>
-          <w:rStyle w:val="NormalTok"/>
-        </w:rPr>
-        <w:t xml:space="preserve"> INFO keyspace</w:t>
-      </w:r>
-      <w:r>
-        <w:br/>
-      </w:r>
-      <w:r>
-        <w:br/>
-      </w:r>
-      <w:r>
-        <w:rPr>
-          <w:rStyle w:val="CommentTok"/>
-        </w:rPr>
-        <w:t xml:space="preserve"># 识别大Key（建议在低峰期执行）</w:t>
-      </w:r>
-      <w:r>
-        <w:br/>
-      </w:r>
-      <w:r>
-        <w:rPr>
-          <w:rStyle w:val="ExtensionTok"/>
-        </w:rPr>
-        <w:t xml:space="preserve">redis-cli</w:t>
-      </w:r>
-      <w:r>
-        <w:rPr>
-          <w:rStyle w:val="NormalTok"/>
-        </w:rPr>
-        <w:t xml:space="preserve"> </w:t>
-      </w:r>
-      <w:r>
-        <w:rPr>
-          <w:rStyle w:val="AttributeTok"/>
-        </w:rPr>
-        <w:t xml:space="preserve">--bigkeys</w:t>
-      </w:r>
-      <w:r>
-        <w:rPr>
-          <w:rStyle w:val="NormalTok"/>
-        </w:rPr>
-        <w:t xml:space="preserve"> </w:t>
-      </w:r>
-      <w:r>
-        <w:rPr>
-          <w:rStyle w:val="AttributeTok"/>
-        </w:rPr>
-        <w:t xml:space="preserve">-i</w:t>
-      </w:r>
-      <w:r>
-        <w:rPr>
-          <w:rStyle w:val="NormalTok"/>
-        </w:rPr>
-        <w:t xml:space="preserve"> 0.1</w:t>
-      </w:r>
-      <w:r>
-        <w:br/>
-      </w:r>
-      <w:r>
-        <w:br/>
-      </w:r>
-      <w:r>
-        <w:rPr>
-          <w:rStyle w:val="CommentTok"/>
-        </w:rPr>
-        <w:t xml:space="preserve"># 内存使用详情</w:t>
-      </w:r>
-      <w:r>
-        <w:br/>
-      </w:r>
-      <w:r>
-        <w:rPr>
-          <w:rStyle w:val="ExtensionTok"/>
-        </w:rPr>
-        <w:t xml:space="preserve">redis-cli</w:t>
-      </w:r>
-      <w:r>
-        <w:rPr>
-          <w:rStyle w:val="NormalTok"/>
-        </w:rPr>
-        <w:t xml:space="preserve"> MEMORY DOCTOR</w:t>
-      </w:r>
-      <w:r>
-        <w:br/>
-      </w:r>
-      <w:r>
-        <w:br/>
-      </w:r>
-      <w:r>
-        <w:rPr>
-          <w:rStyle w:val="CommentTok"/>
-        </w:rPr>
-        <w:t xml:space="preserve"># 延迟基线</w:t>
-      </w:r>
-      <w:r>
-        <w:br/>
-      </w:r>
-      <w:r>
-        <w:rPr>
-          <w:rStyle w:val="ExtensionTok"/>
-        </w:rPr>
-        <w:t xml:space="preserve">redis-cli</w:t>
-      </w:r>
-      <w:r>
-        <w:rPr>
-          <w:rStyle w:val="NormalTok"/>
-        </w:rPr>
-        <w:t xml:space="preserve"> </w:t>
-      </w:r>
-      <w:r>
-        <w:rPr>
-          <w:rStyle w:val="AttributeTok"/>
-        </w:rPr>
-        <w:t xml:space="preserve">--latency-history</w:t>
-      </w:r>
-      <w:r>
-        <w:rPr>
-          <w:rStyle w:val="NormalTok"/>
-        </w:rPr>
-        <w:t xml:space="preserve"> </w:t>
-      </w:r>
-      <w:r>
-        <w:rPr>
-          <w:rStyle w:val="AttributeTok"/>
-        </w:rPr>
-        <w:t xml:space="preserve">-i</w:t>
-      </w:r>
-      <w:r>
-        <w:rPr>
-          <w:rStyle w:val="NormalTok"/>
-        </w:rPr>
-        <w:t xml:space="preserve"> 1</w:t>
-      </w:r>
-      <w:r>
-        <w:br/>
-      </w:r>
-      <w:r>
-        <w:br/>
-      </w:r>
-      <w:r>
-        <w:rPr>
-          <w:rStyle w:val="CommentTok"/>
-        </w:rPr>
-        <w:t xml:space="preserve"># 客户端连接信息</w:t>
-      </w:r>
-      <w:r>
-        <w:br/>
-      </w:r>
-      <w:r>
-        <w:rPr>
-          <w:rStyle w:val="ExtensionTok"/>
-        </w:rPr>
-        <w:t xml:space="preserve">redis-cli</w:t>
-      </w:r>
-      <w:r>
-        <w:rPr>
-          <w:rStyle w:val="NormalTok"/>
-        </w:rPr>
-        <w:t xml:space="preserve"> CLIENT LIST</w:t>
-      </w:r>
-    </w:p>
-    <w:p>
-      <w:pPr>
-        <w:pStyle w:val="FirstParagraph"/>
-      </w:pPr>
-      <w:r>
-        <w:rPr>
-          <w:rFonts w:hint="eastAsia"/>
-        </w:rPr>
-        <w:t xml:space="preserve">同时需要从应用侧采集：连接池配置、日均QPS与峰值QPS、Key命名规则、TTL分布、是否使用Lua脚本或Pub/Sub等高级特性。</w:t>
-      </w:r>
-    </w:p>
-    <w:p>
-      <w:pPr>
-        <w:pStyle w:val="BodyText"/>
-      </w:pPr>
-      <w:r>
-        <w:rPr>
-          <w:rFonts w:hint="eastAsia"/>
-        </w:rPr>
-        <w:t xml:space="preserve">输出《各业务系统Redis用量评估表》，包含内存占用、Key数量、日均QPS、峰值QPS、大Key清单（超过10KB的Key列表及归属）、现有淘汰策略与TTL命中率。</w:t>
-      </w:r>
-    </w:p>
-    <w:bookmarkEnd w:id="34"/>
-    <w:bookmarkStart w:id="35" w:name="阶段二基础设施准备2-3周"/>
-    <w:p>
-      <w:pPr>
-        <w:pStyle w:val="Heading3"/>
-      </w:pPr>
-      <w:r>
-        <w:t xml:space="preserve">4.2 </w:t>
-      </w:r>
-      <w:r>
-        <w:rPr>
-          <w:rFonts w:hint="eastAsia"/>
-        </w:rPr>
-        <w:t xml:space="preserve">阶段二：基础设施准备（2-3周）</w:t>
-      </w:r>
-    </w:p>
-    <w:p>
-      <w:pPr>
-        <w:pStyle w:val="FirstParagraph"/>
-      </w:pPr>
-      <w:r>
-        <w:rPr>
-          <w:rFonts w:hint="eastAsia"/>
-        </w:rPr>
-        <w:t xml:space="preserve">基于评估数据部署5套独立Redis实例。每个实例的核心配置：</w:t>
-      </w:r>
-    </w:p>
-    <w:p>
-      <w:pPr>
-        <w:pStyle w:val="SourceCode"/>
-      </w:pPr>
-      <w:r>
-        <w:rPr>
-          <w:rStyle w:val="VerbatimChar"/>
-        </w:rPr>
-        <w:t xml:space="preserve"># redis.conf </w:t>
-      </w:r>
-      <w:r>
-        <w:rPr>
-          <w:rStyle w:val="VerbatimChar"/>
-          <w:rFonts w:hint="eastAsia"/>
-        </w:rPr>
-        <w:t xml:space="preserve">关键参数示例</w:t>
-      </w:r>
-      <w:r>
-        <w:br/>
-      </w:r>
-      <w:r>
-        <w:rPr>
-          <w:rStyle w:val="VerbatimChar"/>
-        </w:rPr>
-        <w:t xml:space="preserve">port 6379</w:t>
-      </w:r>
-      <w:r>
-        <w:br/>
-      </w:r>
-      <w:r>
-        <w:rPr>
-          <w:rStyle w:val="VerbatimChar"/>
-        </w:rPr>
-        <w:t xml:space="preserve">maxmemory 4gb</w:t>
-      </w:r>
-      <w:r>
-        <w:br/>
-      </w:r>
-      <w:r>
-        <w:rPr>
-          <w:rStyle w:val="VerbatimChar"/>
-        </w:rPr>
-        <w:t xml:space="preserve">maxmemory-policy volatile-lru</w:t>
-      </w:r>
-      <w:r>
-        <w:br/>
-      </w:r>
-      <w:r>
-        <w:rPr>
-          <w:rStyle w:val="VerbatimChar"/>
-        </w:rPr>
-        <w:t xml:space="preserve">maxclients 500</w:t>
-      </w:r>
-      <w:r>
-        <w:br/>
-      </w:r>
-      <w:r>
-        <w:rPr>
-          <w:rStyle w:val="VerbatimChar"/>
-        </w:rPr>
-        <w:t xml:space="preserve">timeout 300</w:t>
-      </w:r>
-      <w:r>
-        <w:br/>
-      </w:r>
-      <w:r>
-        <w:rPr>
-          <w:rStyle w:val="VerbatimChar"/>
-        </w:rPr>
-        <w:t xml:space="preserve">tcp-keepalive 60</w:t>
-      </w:r>
-      <w:r>
-        <w:br/>
-      </w:r>
-      <w:r>
-        <w:br/>
-      </w:r>
-      <w:r>
-        <w:rPr>
-          <w:rStyle w:val="VerbatimChar"/>
-        </w:rPr>
-        <w:t xml:space="preserve"># </w:t>
-      </w:r>
-      <w:r>
-        <w:rPr>
-          <w:rStyle w:val="VerbatimChar"/>
-          <w:rFonts w:hint="eastAsia"/>
-        </w:rPr>
-        <w:t xml:space="preserve">慢查询日志</w:t>
-      </w:r>
-      <w:r>
-        <w:br/>
-      </w:r>
-      <w:r>
-        <w:rPr>
-          <w:rStyle w:val="VerbatimChar"/>
-        </w:rPr>
-        <w:t xml:space="preserve">slowlog-log-slower-than 10000</w:t>
-      </w:r>
-      <w:r>
-        <w:br/>
-      </w:r>
-      <w:r>
-        <w:rPr>
-          <w:rStyle w:val="VerbatimChar"/>
-        </w:rPr>
-        <w:t xml:space="preserve">slowlog-max-len 256</w:t>
-      </w:r>
-      <w:r>
-        <w:br/>
-      </w:r>
-      <w:r>
-        <w:br/>
-      </w:r>
-      <w:r>
-        <w:rPr>
-          <w:rStyle w:val="VerbatimChar"/>
-        </w:rPr>
-        <w:t xml:space="preserve"># </w:t>
-      </w:r>
-      <w:r>
-        <w:rPr>
-          <w:rStyle w:val="VerbatimChar"/>
-          <w:rFonts w:hint="eastAsia"/>
-        </w:rPr>
-        <w:t xml:space="preserve">客户端输出缓冲区限制</w:t>
-      </w:r>
-      <w:r>
-        <w:br/>
-      </w:r>
-      <w:r>
-        <w:rPr>
-          <w:rStyle w:val="VerbatimChar"/>
-        </w:rPr>
-        <w:t xml:space="preserve">client-output-buffer-limit normal 0 0 0</w:t>
-      </w:r>
-      <w:r>
-        <w:br/>
-      </w:r>
-      <w:r>
-        <w:rPr>
-          <w:rStyle w:val="VerbatimChar"/>
-        </w:rPr>
-        <w:t xml:space="preserve">client-output-buffer-limit replica 256mb 64mb 60</w:t>
-      </w:r>
-      <w:r>
-        <w:br/>
-      </w:r>
-      <w:r>
-        <w:br/>
-      </w:r>
-      <w:r>
-        <w:rPr>
-          <w:rStyle w:val="VerbatimChar"/>
-        </w:rPr>
-        <w:t xml:space="preserve"># </w:t>
-      </w:r>
-      <w:r>
-        <w:rPr>
-          <w:rStyle w:val="VerbatimChar"/>
-          <w:rFonts w:hint="eastAsia"/>
-        </w:rPr>
-        <w:t xml:space="preserve">安全：禁用危险命令</w:t>
-      </w:r>
-      <w:r>
-        <w:br/>
-      </w:r>
-      <w:r>
-        <w:rPr>
-          <w:rStyle w:val="VerbatimChar"/>
-        </w:rPr>
-        <w:t xml:space="preserve">rename-command FLUSHDB ""</w:t>
-      </w:r>
-      <w:r>
-        <w:br/>
-      </w:r>
-      <w:r>
-        <w:rPr>
-          <w:rStyle w:val="VerbatimChar"/>
-        </w:rPr>
-        <w:t xml:space="preserve">rename-command FLUSHALL ""</w:t>
-      </w:r>
-      <w:r>
-        <w:br/>
-      </w:r>
-      <w:r>
-        <w:rPr>
-          <w:rStyle w:val="VerbatimChar"/>
-        </w:rPr>
-        <w:t xml:space="preserve">rename-command DEBUG ""</w:t>
-      </w:r>
-    </w:p>
-    <w:p>
-      <w:pPr>
-        <w:pStyle w:val="FirstParagraph"/>
-      </w:pPr>
-      <w:r>
-        <w:rPr>
-          <w:rFonts w:hint="eastAsia"/>
-        </w:rPr>
-        <w:t xml:space="preserve">配套部署对应的Sentinel集群，验证主从切换功能。配置监控采集（详见第6章）和防火墙/安全组规则。</w:t>
-      </w:r>
-    </w:p>
-    <w:bookmarkEnd w:id="35"/>
-    <w:bookmarkStart w:id="36" w:name="阶段三应用侧改造2-3周"/>
-    <w:p>
-      <w:pPr>
-        <w:pStyle w:val="Heading3"/>
-      </w:pPr>
-      <w:r>
-        <w:t xml:space="preserve">4.3 </w:t>
-      </w:r>
-      <w:r>
-        <w:rPr>
-          <w:rFonts w:hint="eastAsia"/>
-        </w:rPr>
-        <w:t xml:space="preserve">阶段三：应用侧改造（2-3周）</w:t>
-      </w:r>
-    </w:p>
-    <w:p>
-      <w:pPr>
-        <w:pStyle w:val="FirstParagraph"/>
-      </w:pPr>
-      <w:r>
-        <w:rPr>
-          <w:rFonts w:hint="eastAsia"/>
-        </w:rPr>
-        <w:t xml:space="preserve">应用侧需要完成以下改造：</w:t>
-      </w:r>
-    </w:p>
-    <w:p>
-      <w:pPr>
-        <w:pStyle w:val="BodyText"/>
       </w:pPr>
       <w:r>
         <w:rPr>
@@ -7000,13 +6539,217 @@
           <w:b/>
           <w:bCs/>
         </w:rPr>
-        <w:t xml:space="preserve">配置中心化</w:t>
-      </w:r>
-      <w:r>
-        <w:rPr>
-          <w:rFonts w:hint="eastAsia"/>
-        </w:rPr>
-        <w:t xml:space="preserve">：将Redis连接信息从硬编码改为配置中心管理，支持按业务维度独立配置连接地址、端口、密码。</w:t>
+        <w:t xml:space="preserve">命名规则</w:t>
+      </w:r>
+      <w:r>
+        <w:rPr>
+          <w:rFonts w:hint="eastAsia"/>
+        </w:rPr>
+        <w:t xml:space="preserve">：</w:t>
+      </w:r>
+      <w:r>
+        <w:rPr>
+          <w:rStyle w:val="VerbatimChar"/>
+          <w:rFonts w:hint="eastAsia"/>
+        </w:rPr>
+        <w:t xml:space="preserve">{业务}:{模块}:{实体}:{ID}</w:t>
+      </w:r>
+    </w:p>
+    <w:p>
+      <w:pPr>
+        <w:pStyle w:val="SourceCode"/>
+      </w:pPr>
+      <w:r>
+        <w:rPr>
+          <w:rStyle w:val="VerbatimChar"/>
+        </w:rPr>
+        <w:t xml:space="preserve"># </w:t>
+      </w:r>
+      <w:r>
+        <w:rPr>
+          <w:rStyle w:val="VerbatimChar"/>
+          <w:rFonts w:hint="eastAsia"/>
+        </w:rPr>
+        <w:t xml:space="preserve">正确示例</w:t>
+      </w:r>
+      <w:r>
+        <w:br/>
+      </w:r>
+      <w:r>
+        <w:rPr>
+          <w:rStyle w:val="VerbatimChar"/>
+        </w:rPr>
+        <w:t xml:space="preserve">fund:quote:nav:000001          # </w:t>
+      </w:r>
+      <w:r>
+        <w:rPr>
+          <w:rStyle w:val="VerbatimChar"/>
+          <w:rFonts w:hint="eastAsia"/>
+        </w:rPr>
+        <w:t xml:space="preserve">公募基金-行情-净值-基金代码</w:t>
+      </w:r>
+      <w:r>
+        <w:br/>
+      </w:r>
+      <w:r>
+        <w:rPr>
+          <w:rStyle w:val="VerbatimChar"/>
+        </w:rPr>
+        <w:t xml:space="preserve">metal:price:gold:AU99.99       # </w:t>
+      </w:r>
+      <w:r>
+        <w:rPr>
+          <w:rStyle w:val="VerbatimChar"/>
+          <w:rFonts w:hint="eastAsia"/>
+        </w:rPr>
+        <w:t xml:space="preserve">贵金属-价格-黄金-品种</w:t>
+      </w:r>
+      <w:r>
+        <w:br/>
+      </w:r>
+      <w:r>
+        <w:rPr>
+          <w:rStyle w:val="VerbatimChar"/>
+        </w:rPr>
+        <w:t xml:space="preserve">sales:order:status:20240315001 # </w:t>
+      </w:r>
+      <w:r>
+        <w:rPr>
+          <w:rStyle w:val="VerbatimChar"/>
+          <w:rFonts w:hint="eastAsia"/>
+        </w:rPr>
+        <w:t xml:space="preserve">理财代销-订单-状态-订单号</w:t>
+      </w:r>
+      <w:r>
+        <w:br/>
+      </w:r>
+      <w:r>
+        <w:rPr>
+          <w:rStyle w:val="VerbatimChar"/>
+        </w:rPr>
+        <w:t xml:space="preserve">trust:account:balance:12345    # </w:t>
+      </w:r>
+      <w:r>
+        <w:rPr>
+          <w:rStyle w:val="VerbatimChar"/>
+          <w:rFonts w:hint="eastAsia"/>
+        </w:rPr>
+        <w:t xml:space="preserve">财富信托-账户-余额-账户号</w:t>
+      </w:r>
+      <w:r>
+        <w:br/>
+      </w:r>
+      <w:r>
+        <w:rPr>
+          <w:rStyle w:val="VerbatimChar"/>
+        </w:rPr>
+        <w:t xml:space="preserve">pension:plan:yield:PLAN001     # </w:t>
+      </w:r>
+      <w:r>
+        <w:rPr>
+          <w:rStyle w:val="VerbatimChar"/>
+          <w:rFonts w:hint="eastAsia"/>
+        </w:rPr>
+        <w:t xml:space="preserve">商业养老-方案-收益率-方案号</w:t>
+      </w:r>
+      <w:r>
+        <w:br/>
+      </w:r>
+      <w:r>
+        <w:br/>
+      </w:r>
+      <w:r>
+        <w:rPr>
+          <w:rStyle w:val="VerbatimChar"/>
+        </w:rPr>
+        <w:t xml:space="preserve"># </w:t>
+      </w:r>
+      <w:r>
+        <w:rPr>
+          <w:rStyle w:val="VerbatimChar"/>
+          <w:rFonts w:hint="eastAsia"/>
+        </w:rPr>
+        <w:t xml:space="preserve">错误示例</w:t>
+      </w:r>
+      <w:r>
+        <w:br/>
+      </w:r>
+      <w:r>
+        <w:rPr>
+          <w:rStyle w:val="VerbatimChar"/>
+        </w:rPr>
+        <w:t xml:space="preserve">user_data                     # </w:t>
+      </w:r>
+      <w:r>
+        <w:rPr>
+          <w:rStyle w:val="VerbatimChar"/>
+          <w:rFonts w:hint="eastAsia"/>
+        </w:rPr>
+        <w:t xml:space="preserve">无业务前缀，无法识别归属</w:t>
+      </w:r>
+      <w:r>
+        <w:br/>
+      </w:r>
+      <w:r>
+        <w:rPr>
+          <w:rStyle w:val="VerbatimChar"/>
+        </w:rPr>
+        <w:t xml:space="preserve">cache:temp:abc                 # </w:t>
+      </w:r>
+      <w:r>
+        <w:rPr>
+          <w:rStyle w:val="VerbatimChar"/>
+          <w:rFonts w:hint="eastAsia"/>
+        </w:rPr>
+        <w:t xml:space="preserve">模糊命名，难以定位用途</w:t>
+      </w:r>
+      <w:r>
+        <w:br/>
+      </w:r>
+      <w:r>
+        <w:rPr>
+          <w:rStyle w:val="VerbatimChar"/>
+        </w:rPr>
+        <w:t xml:space="preserve">fund_quote_nav_000001          # </w:t>
+      </w:r>
+      <w:r>
+        <w:rPr>
+          <w:rStyle w:val="VerbatimChar"/>
+          <w:rFonts w:hint="eastAsia"/>
+        </w:rPr>
+        <w:t xml:space="preserve">使用下划线分隔（应使用冒号）</w:t>
+      </w:r>
+    </w:p>
+    <w:p>
+      <w:pPr>
+        <w:pStyle w:val="FirstParagraph"/>
+      </w:pPr>
+      <w:r>
+        <w:rPr>
+          <w:rFonts w:hint="eastAsia"/>
+        </w:rPr>
+        <w:t xml:space="preserve">为什么使用冒号分隔？Redis的Key以冒号作为层级分隔符，在</w:t>
+      </w:r>
+      <w:r>
+        <w:rPr>
+          <w:rStyle w:val="VerbatimChar"/>
+        </w:rPr>
+        <w:t xml:space="preserve">SCAN</w:t>
+      </w:r>
+      <w:r>
+        <w:rPr>
+          <w:rFonts w:hint="eastAsia"/>
+        </w:rPr>
+        <w:t xml:space="preserve">命令和监控工具中可以按前缀过滤和统计。Spring</w:t>
+      </w:r>
+      <w:r>
+        <w:t xml:space="preserve"> Data </w:t>
+      </w:r>
+      <w:r>
+        <w:rPr>
+          <w:rFonts w:hint="eastAsia"/>
+        </w:rPr>
+        <w:t xml:space="preserve">Redis等框架也以冒号作为默认的分隔符。</w:t>
       </w:r>
     </w:p>
     <w:p>
@@ -7019,74 +6762,13 @@
           <w:b/>
           <w:bCs/>
         </w:rPr>
-        <w:t xml:space="preserve">Key命名规范化</w:t>
-      </w:r>
-      <w:r>
-        <w:rPr>
-          <w:rFonts w:hint="eastAsia"/>
-        </w:rPr>
-        <w:t xml:space="preserve">：采用统一格式</w:t>
-      </w:r>
-      <w:r>
-        <w:t xml:space="preserve"> </w:t>
-      </w:r>
-      <w:r>
-        <w:rPr>
-          <w:rStyle w:val="VerbatimChar"/>
-          <w:rFonts w:hint="eastAsia"/>
-        </w:rPr>
-        <w:t xml:space="preserve">{业务}:{模块}:{实体}:{ID}</w:t>
-      </w:r>
-      <w:r>
-        <w:rPr>
-          <w:rFonts w:hint="eastAsia"/>
-        </w:rPr>
-        <w:t xml:space="preserve">，例如：</w:t>
-      </w:r>
-      <w:r>
-        <w:t xml:space="preserve"> </w:t>
-      </w:r>
-      <w:r>
-        <w:t xml:space="preserve">-</w:t>
-      </w:r>
-      <w:r>
-        <w:t xml:space="preserve"> </w:t>
-      </w:r>
-      <w:r>
-        <w:rPr>
-          <w:rStyle w:val="VerbatimChar"/>
-        </w:rPr>
-        <w:t xml:space="preserve">fund:quote:nav:000001</w:t>
-      </w:r>
-      <w:r>
-        <w:t xml:space="preserve"> </w:t>
-      </w:r>
-      <w:r>
-        <w:t xml:space="preserve">-</w:t>
-      </w:r>
-      <w:r>
-        <w:t xml:space="preserve"> </w:t>
-      </w:r>
-      <w:r>
-        <w:rPr>
-          <w:rStyle w:val="VerbatimChar"/>
-        </w:rPr>
-        <w:t xml:space="preserve">metal:price:gold:AU99.99</w:t>
-      </w:r>
-      <w:r>
-        <w:t xml:space="preserve"> </w:t>
-      </w:r>
-      <w:r>
-        <w:t xml:space="preserve">-</w:t>
-      </w:r>
-      <w:r>
-        <w:t xml:space="preserve"> </w:t>
-      </w:r>
-      <w:r>
-        <w:rPr>
-          <w:rStyle w:val="VerbatimChar"/>
-        </w:rPr>
-        <w:t xml:space="preserve">sales:order:status:202403150001</w:t>
+        <w:t xml:space="preserve">Key长度控制</w:t>
+      </w:r>
+      <w:r>
+        <w:rPr>
+          <w:rFonts w:hint="eastAsia"/>
+        </w:rPr>
+        <w:t xml:space="preserve">：单个Key不超过200字节。过长的Key会增加内存占用和网络传输开销。业务ID较长时，考虑使用哈希摘要。</w:t>
       </w:r>
     </w:p>
     <w:p>
@@ -7099,34 +6781,952 @@
           <w:b/>
           <w:bCs/>
         </w:rPr>
-        <w:t xml:space="preserve">TTL治理</w:t>
-      </w:r>
-      <w:r>
-        <w:rPr>
-          <w:rFonts w:hint="eastAsia"/>
-        </w:rPr>
-        <w:t xml:space="preserve">：所有缓存类Key必须设置TTL，业务数据类Key明确过期策略。输出无TTL的Key清单并逐个处理。</w:t>
-      </w:r>
-    </w:p>
-    <w:bookmarkEnd w:id="36"/>
-    <w:bookmarkStart w:id="40" w:name="阶段四数据迁移与业务切换1-2周"/>
+        <w:t xml:space="preserve">禁止动态拼接无限Key空间</w:t>
+      </w:r>
+      <w:r>
+        <w:rPr>
+          <w:rFonts w:hint="eastAsia"/>
+        </w:rPr>
+        <w:t xml:space="preserve">：</w:t>
+      </w:r>
+    </w:p>
+    <w:p>
+      <w:pPr>
+        <w:pStyle w:val="SourceCode"/>
+      </w:pPr>
+      <w:r>
+        <w:rPr>
+          <w:rStyle w:val="CommentTok"/>
+        </w:rPr>
+        <w:t xml:space="preserve">// 错误：按时间戳生成无限Key，导致内存持续增长</w:t>
+      </w:r>
+      <w:r>
+        <w:br/>
+      </w:r>
+      <w:r>
+        <w:rPr>
+          <w:rStyle w:val="BuiltInTok"/>
+        </w:rPr>
+        <w:t xml:space="preserve">String</w:t>
+      </w:r>
+      <w:r>
+        <w:rPr>
+          <w:rStyle w:val="NormalTok"/>
+        </w:rPr>
+        <w:t xml:space="preserve"> key </w:t>
+      </w:r>
+      <w:r>
+        <w:rPr>
+          <w:rStyle w:val="OperatorTok"/>
+        </w:rPr>
+        <w:t xml:space="preserve">=</w:t>
+      </w:r>
+      <w:r>
+        <w:rPr>
+          <w:rStyle w:val="NormalTok"/>
+        </w:rPr>
+        <w:t xml:space="preserve"> </w:t>
+      </w:r>
+      <w:r>
+        <w:rPr>
+          <w:rStyle w:val="StringTok"/>
+        </w:rPr>
+        <w:t xml:space="preserve">"fund:tick:"</w:t>
+      </w:r>
+      <w:r>
+        <w:rPr>
+          <w:rStyle w:val="NormalTok"/>
+        </w:rPr>
+        <w:t xml:space="preserve"> </w:t>
+      </w:r>
+      <w:r>
+        <w:rPr>
+          <w:rStyle w:val="OperatorTok"/>
+        </w:rPr>
+        <w:t xml:space="preserve">+</w:t>
+      </w:r>
+      <w:r>
+        <w:rPr>
+          <w:rStyle w:val="NormalTok"/>
+        </w:rPr>
+        <w:t xml:space="preserve"> </w:t>
+      </w:r>
+      <w:r>
+        <w:rPr>
+          <w:rStyle w:val="BuiltInTok"/>
+        </w:rPr>
+        <w:t xml:space="preserve">System</w:t>
+      </w:r>
+      <w:r>
+        <w:rPr>
+          <w:rStyle w:val="OperatorTok"/>
+        </w:rPr>
+        <w:t xml:space="preserve">.</w:t>
+      </w:r>
+      <w:r>
+        <w:rPr>
+          <w:rStyle w:val="FunctionTok"/>
+        </w:rPr>
+        <w:t xml:space="preserve">currentTimeMillis</w:t>
+      </w:r>
+      <w:r>
+        <w:rPr>
+          <w:rStyle w:val="OperatorTok"/>
+        </w:rPr>
+        <w:t xml:space="preserve">();</w:t>
+      </w:r>
+      <w:r>
+        <w:br/>
+      </w:r>
+      <w:r>
+        <w:rPr>
+          <w:rStyle w:val="NormalTok"/>
+        </w:rPr>
+        <w:t xml:space="preserve">redis</w:t>
+      </w:r>
+      <w:r>
+        <w:rPr>
+          <w:rStyle w:val="OperatorTok"/>
+        </w:rPr>
+        <w:t xml:space="preserve">.</w:t>
+      </w:r>
+      <w:r>
+        <w:rPr>
+          <w:rStyle w:val="FunctionTok"/>
+        </w:rPr>
+        <w:t xml:space="preserve">set</w:t>
+      </w:r>
+      <w:r>
+        <w:rPr>
+          <w:rStyle w:val="OperatorTok"/>
+        </w:rPr>
+        <w:t xml:space="preserve">(</w:t>
+      </w:r>
+      <w:r>
+        <w:rPr>
+          <w:rStyle w:val="NormalTok"/>
+        </w:rPr>
+        <w:t xml:space="preserve">key</w:t>
+      </w:r>
+      <w:r>
+        <w:rPr>
+          <w:rStyle w:val="OperatorTok"/>
+        </w:rPr>
+        <w:t xml:space="preserve">,</w:t>
+      </w:r>
+      <w:r>
+        <w:rPr>
+          <w:rStyle w:val="NormalTok"/>
+        </w:rPr>
+        <w:t xml:space="preserve"> data</w:t>
+      </w:r>
+      <w:r>
+        <w:rPr>
+          <w:rStyle w:val="OperatorTok"/>
+        </w:rPr>
+        <w:t xml:space="preserve">);</w:t>
+      </w:r>
+      <w:r>
+        <w:br/>
+      </w:r>
+      <w:r>
+        <w:br/>
+      </w:r>
+      <w:r>
+        <w:rPr>
+          <w:rStyle w:val="CommentTok"/>
+        </w:rPr>
+        <w:t xml:space="preserve">// 正确：固定Key + 定期覆盖</w:t>
+      </w:r>
+      <w:r>
+        <w:br/>
+      </w:r>
+      <w:r>
+        <w:rPr>
+          <w:rStyle w:val="BuiltInTok"/>
+        </w:rPr>
+        <w:t xml:space="preserve">String</w:t>
+      </w:r>
+      <w:r>
+        <w:rPr>
+          <w:rStyle w:val="NormalTok"/>
+        </w:rPr>
+        <w:t xml:space="preserve"> key </w:t>
+      </w:r>
+      <w:r>
+        <w:rPr>
+          <w:rStyle w:val="OperatorTok"/>
+        </w:rPr>
+        <w:t xml:space="preserve">=</w:t>
+      </w:r>
+      <w:r>
+        <w:rPr>
+          <w:rStyle w:val="NormalTok"/>
+        </w:rPr>
+        <w:t xml:space="preserve"> </w:t>
+      </w:r>
+      <w:r>
+        <w:rPr>
+          <w:rStyle w:val="StringTok"/>
+        </w:rPr>
+        <w:t xml:space="preserve">"fund:tick:latest:"</w:t>
+      </w:r>
+      <w:r>
+        <w:rPr>
+          <w:rStyle w:val="NormalTok"/>
+        </w:rPr>
+        <w:t xml:space="preserve"> </w:t>
+      </w:r>
+      <w:r>
+        <w:rPr>
+          <w:rStyle w:val="OperatorTok"/>
+        </w:rPr>
+        <w:t xml:space="preserve">+</w:t>
+      </w:r>
+      <w:r>
+        <w:rPr>
+          <w:rStyle w:val="NormalTok"/>
+        </w:rPr>
+        <w:t xml:space="preserve"> fundCode</w:t>
+      </w:r>
+      <w:r>
+        <w:rPr>
+          <w:rStyle w:val="OperatorTok"/>
+        </w:rPr>
+        <w:t xml:space="preserve">;</w:t>
+      </w:r>
+      <w:r>
+        <w:br/>
+      </w:r>
+      <w:r>
+        <w:rPr>
+          <w:rStyle w:val="NormalTok"/>
+        </w:rPr>
+        <w:t xml:space="preserve">redis</w:t>
+      </w:r>
+      <w:r>
+        <w:rPr>
+          <w:rStyle w:val="OperatorTok"/>
+        </w:rPr>
+        <w:t xml:space="preserve">.</w:t>
+      </w:r>
+      <w:r>
+        <w:rPr>
+          <w:rStyle w:val="FunctionTok"/>
+        </w:rPr>
+        <w:t xml:space="preserve">setex</w:t>
+      </w:r>
+      <w:r>
+        <w:rPr>
+          <w:rStyle w:val="OperatorTok"/>
+        </w:rPr>
+        <w:t xml:space="preserve">(</w:t>
+      </w:r>
+      <w:r>
+        <w:rPr>
+          <w:rStyle w:val="NormalTok"/>
+        </w:rPr>
+        <w:t xml:space="preserve">key</w:t>
+      </w:r>
+      <w:r>
+        <w:rPr>
+          <w:rStyle w:val="OperatorTok"/>
+        </w:rPr>
+        <w:t xml:space="preserve">,</w:t>
+      </w:r>
+      <w:r>
+        <w:rPr>
+          <w:rStyle w:val="NormalTok"/>
+        </w:rPr>
+        <w:t xml:space="preserve"> </w:t>
+      </w:r>
+      <w:r>
+        <w:rPr>
+          <w:rStyle w:val="DecValTok"/>
+        </w:rPr>
+        <w:t xml:space="preserve">300</w:t>
+      </w:r>
+      <w:r>
+        <w:rPr>
+          <w:rStyle w:val="OperatorTok"/>
+        </w:rPr>
+        <w:t xml:space="preserve">,</w:t>
+      </w:r>
+      <w:r>
+        <w:rPr>
+          <w:rStyle w:val="NormalTok"/>
+        </w:rPr>
+        <w:t xml:space="preserve"> data</w:t>
+      </w:r>
+      <w:r>
+        <w:rPr>
+          <w:rStyle w:val="OperatorTok"/>
+        </w:rPr>
+        <w:t xml:space="preserve">);</w:t>
+      </w:r>
+      <w:r>
+        <w:rPr>
+          <w:rStyle w:val="NormalTok"/>
+        </w:rPr>
+        <w:t xml:space="preserve">  </w:t>
+      </w:r>
+      <w:r>
+        <w:rPr>
+          <w:rStyle w:val="CommentTok"/>
+        </w:rPr>
+        <w:t xml:space="preserve">// 5分钟过期</w:t>
+      </w:r>
+    </w:p>
+    <w:bookmarkEnd w:id="34"/>
+    <w:bookmarkStart w:id="35" w:name="序列化与数据格式选择"/>
     <w:p>
       <w:pPr>
         <w:pStyle w:val="Heading3"/>
       </w:pPr>
       <w:r>
-        <w:t xml:space="preserve">4.4 </w:t>
-      </w:r>
-      <w:r>
-        <w:rPr>
-          <w:rFonts w:hint="eastAsia"/>
-        </w:rPr>
-        <w:t xml:space="preserve">阶段四：数据迁移与业务切换（1-2周）</w:t>
+        <w:t xml:space="preserve">4.2 </w:t>
+      </w:r>
+      <w:r>
+        <w:rPr>
+          <w:rFonts w:hint="eastAsia"/>
+        </w:rPr>
+        <w:t xml:space="preserve">序列化与数据格式选择</w:t>
       </w:r>
     </w:p>
     <w:p>
       <w:pPr>
         <w:pStyle w:val="FirstParagraph"/>
+      </w:pPr>
+      <w:r>
+        <w:rPr>
+          <w:rFonts w:hint="eastAsia"/>
+        </w:rPr>
+        <w:t xml:space="preserve">不同序列化方式对内存和性能的影响差异显著：</w:t>
+      </w:r>
+    </w:p>
+    <w:tbl>
+      <w:tblPr>
+        <w:tblStyle w:val="Table"/>
+        <w:tblW w:type="pct" w:w="5000"/>
+        <w:tblLayout w:type="fixed"/>
+        <w:tblLook w:firstRow="1" w:lastRow="0" w:firstColumn="0" w:lastColumn="0" w:noHBand="0" w:noVBand="0" w:val="0020"/>
+        <w:tblBorders>
+          <w:top w:val="single" w:sz="6" w:space="0" w:color="E8E5DA"/>
+          <w:left w:val="single" w:sz="6" w:space="0" w:color="E8E5DA"/>
+          <w:bottom w:val="single" w:sz="6" w:space="0" w:color="E8E5DA"/>
+          <w:right w:val="single" w:sz="6" w:space="0" w:color="E8E5DA"/>
+          <w:insideH w:val="single" w:sz="6" w:space="0" w:color="E8E5DA"/>
+          <w:insideV w:val="single" w:sz="6" w:space="0" w:color="E8E5DA"/>
+        </w:tblBorders>
+        <w:tblCellMar>
+          <w:top w:w="120" w:type="dxa"/>
+          <w:left w:w="120" w:type="dxa"/>
+          <w:bottom w:w="120" w:type="dxa"/>
+          <w:right w:w="120" w:type="dxa"/>
+        </w:tblCellMar>
+      </w:tblPr>
+      <w:tblGrid>
+        <w:gridCol w:w="1502"/>
+        <w:gridCol w:w="1228"/>
+        <w:gridCol w:w="1502"/>
+        <w:gridCol w:w="1502"/>
+        <w:gridCol w:w="955"/>
+        <w:gridCol w:w="1228"/>
+      </w:tblGrid>
+      <w:tr>
+        <w:trPr>
+          <w:tblHeader w:val="on"/>
+        </w:trPr>
+        <w:tc>
+          <w:tcPr>
+            <w:shd w:fill="EEF2F7"/>
+          </w:tcPr>
+          <w:p>
+            <w:pPr>
+              <w:pStyle w:val="Compact"/>
+            </w:pPr>
+            <w:r>
+              <w:rPr>
+                <w:rFonts w:hint="eastAsia"/>
+                <w:b/>
+              </w:rPr>
+              <w:t xml:space="preserve">序列化方式</w:t>
+            </w:r>
+          </w:p>
+        </w:tc>
+        <w:tc>
+          <w:tcPr>
+            <w:shd w:fill="EEF2F7"/>
+          </w:tcPr>
+          <w:p>
+            <w:pPr>
+              <w:pStyle w:val="Compact"/>
+            </w:pPr>
+            <w:r>
+              <w:rPr>
+                <w:rFonts w:hint="eastAsia"/>
+                <w:b/>
+              </w:rPr>
+              <w:t xml:space="preserve">空间效率</w:t>
+            </w:r>
+          </w:p>
+        </w:tc>
+        <w:tc>
+          <w:tcPr>
+            <w:shd w:fill="EEF2F7"/>
+          </w:tcPr>
+          <w:p>
+            <w:pPr>
+              <w:pStyle w:val="Compact"/>
+            </w:pPr>
+            <w:r>
+              <w:rPr>
+                <w:rFonts w:hint="eastAsia"/>
+                <w:b/>
+              </w:rPr>
+              <w:t xml:space="preserve">序列化速度</w:t>
+            </w:r>
+          </w:p>
+        </w:tc>
+        <w:tc>
+          <w:tcPr>
+            <w:shd w:fill="EEF2F7"/>
+          </w:tcPr>
+          <w:p>
+            <w:pPr>
+              <w:pStyle w:val="Compact"/>
+            </w:pPr>
+            <w:r>
+              <w:rPr>
+                <w:rFonts w:hint="eastAsia"/>
+                <w:b/>
+              </w:rPr>
+              <w:t xml:space="preserve">反序列化速度</w:t>
+            </w:r>
+          </w:p>
+        </w:tc>
+        <w:tc>
+          <w:tcPr>
+            <w:shd w:fill="EEF2F7"/>
+          </w:tcPr>
+          <w:p>
+            <w:pPr>
+              <w:pStyle w:val="Compact"/>
+            </w:pPr>
+            <w:r>
+              <w:rPr>
+                <w:rFonts w:hint="eastAsia"/>
+                <w:b/>
+              </w:rPr>
+              <w:t xml:space="preserve">可读性</w:t>
+            </w:r>
+          </w:p>
+        </w:tc>
+        <w:tc>
+          <w:tcPr>
+            <w:shd w:fill="EEF2F7"/>
+          </w:tcPr>
+          <w:p>
+            <w:pPr>
+              <w:pStyle w:val="Compact"/>
+            </w:pPr>
+            <w:r>
+              <w:rPr>
+                <w:rFonts w:hint="eastAsia"/>
+                <w:b/>
+              </w:rPr>
+              <w:t xml:space="preserve">推荐场景</w:t>
+            </w:r>
+          </w:p>
+        </w:tc>
+      </w:tr>
+      <w:tr>
+        <w:tc>
+          <w:tcPr>
+            <w:shd w:fill="FAF9F5"/>
+          </w:tcPr>
+          <w:p>
+            <w:pPr>
+              <w:pStyle w:val="Compact"/>
+            </w:pPr>
+            <w:r>
+              <w:t xml:space="preserve">JSON</w:t>
+            </w:r>
+          </w:p>
+        </w:tc>
+        <w:tc>
+          <w:tcPr>
+            <w:shd w:fill="FAF9F5"/>
+          </w:tcPr>
+          <w:p>
+            <w:pPr>
+              <w:pStyle w:val="Compact"/>
+            </w:pPr>
+            <w:r>
+              <w:rPr>
+                <w:rFonts w:hint="eastAsia"/>
+              </w:rPr>
+              <w:t xml:space="preserve">低</w:t>
+            </w:r>
+          </w:p>
+        </w:tc>
+        <w:tc>
+          <w:tcPr>
+            <w:shd w:fill="FAF9F5"/>
+          </w:tcPr>
+          <w:p>
+            <w:pPr>
+              <w:pStyle w:val="Compact"/>
+            </w:pPr>
+            <w:r>
+              <w:rPr>
+                <w:rFonts w:hint="eastAsia"/>
+              </w:rPr>
+              <w:t xml:space="preserve">中</w:t>
+            </w:r>
+          </w:p>
+        </w:tc>
+        <w:tc>
+          <w:tcPr>
+            <w:shd w:fill="FAF9F5"/>
+          </w:tcPr>
+          <w:p>
+            <w:pPr>
+              <w:pStyle w:val="Compact"/>
+            </w:pPr>
+            <w:r>
+              <w:rPr>
+                <w:rFonts w:hint="eastAsia"/>
+              </w:rPr>
+              <w:t xml:space="preserve">中</w:t>
+            </w:r>
+          </w:p>
+        </w:tc>
+        <w:tc>
+          <w:tcPr>
+            <w:shd w:fill="FAF9F5"/>
+          </w:tcPr>
+          <w:p>
+            <w:pPr>
+              <w:pStyle w:val="Compact"/>
+            </w:pPr>
+            <w:r>
+              <w:rPr>
+                <w:rFonts w:hint="eastAsia"/>
+              </w:rPr>
+              <w:t xml:space="preserve">好</w:t>
+            </w:r>
+          </w:p>
+        </w:tc>
+        <w:tc>
+          <w:tcPr>
+            <w:shd w:fill="FAF9F5"/>
+          </w:tcPr>
+          <w:p>
+            <w:pPr>
+              <w:pStyle w:val="Compact"/>
+            </w:pPr>
+            <w:r>
+              <w:rPr>
+                <w:rFonts w:hint="eastAsia"/>
+              </w:rPr>
+              <w:t xml:space="preserve">需要跨语言、人工可读</w:t>
+            </w:r>
+          </w:p>
+        </w:tc>
+      </w:tr>
+      <w:tr>
+        <w:tc>
+          <w:tcPr>
+            <w:shd w:fill="F7F5EE"/>
+          </w:tcPr>
+          <w:p>
+            <w:pPr>
+              <w:pStyle w:val="Compact"/>
+            </w:pPr>
+            <w:r>
+              <w:t xml:space="preserve">Protobuf</w:t>
+            </w:r>
+          </w:p>
+        </w:tc>
+        <w:tc>
+          <w:tcPr>
+            <w:shd w:fill="F7F5EE"/>
+          </w:tcPr>
+          <w:p>
+            <w:pPr>
+              <w:pStyle w:val="Compact"/>
+            </w:pPr>
+            <w:r>
+              <w:rPr>
+                <w:rFonts w:hint="eastAsia"/>
+              </w:rPr>
+              <w:t xml:space="preserve">高</w:t>
+            </w:r>
+          </w:p>
+        </w:tc>
+        <w:tc>
+          <w:tcPr>
+            <w:shd w:fill="F7F5EE"/>
+          </w:tcPr>
+          <w:p>
+            <w:pPr>
+              <w:pStyle w:val="Compact"/>
+            </w:pPr>
+            <w:r>
+              <w:rPr>
+                <w:rFonts w:hint="eastAsia"/>
+              </w:rPr>
+              <w:t xml:space="preserve">快</w:t>
+            </w:r>
+          </w:p>
+        </w:tc>
+        <w:tc>
+          <w:tcPr>
+            <w:shd w:fill="F7F5EE"/>
+          </w:tcPr>
+          <w:p>
+            <w:pPr>
+              <w:pStyle w:val="Compact"/>
+            </w:pPr>
+            <w:r>
+              <w:rPr>
+                <w:rFonts w:hint="eastAsia"/>
+              </w:rPr>
+              <w:t xml:space="preserve">快</w:t>
+            </w:r>
+          </w:p>
+        </w:tc>
+        <w:tc>
+          <w:tcPr>
+            <w:shd w:fill="F7F5EE"/>
+          </w:tcPr>
+          <w:p>
+            <w:pPr>
+              <w:pStyle w:val="Compact"/>
+            </w:pPr>
+            <w:r>
+              <w:rPr>
+                <w:rFonts w:hint="eastAsia"/>
+              </w:rPr>
+              <w:t xml:space="preserve">差</w:t>
+            </w:r>
+          </w:p>
+        </w:tc>
+        <w:tc>
+          <w:tcPr>
+            <w:shd w:fill="F7F5EE"/>
+          </w:tcPr>
+          <w:p>
+            <w:pPr>
+              <w:pStyle w:val="Compact"/>
+            </w:pPr>
+            <w:r>
+              <w:rPr>
+                <w:rFonts w:hint="eastAsia"/>
+              </w:rPr>
+              <w:t xml:space="preserve">高频读写、跨语言</w:t>
+            </w:r>
+          </w:p>
+        </w:tc>
+      </w:tr>
+      <w:tr>
+        <w:tc>
+          <w:tcPr>
+            <w:shd w:fill="FAF9F5"/>
+          </w:tcPr>
+          <w:p>
+            <w:pPr>
+              <w:pStyle w:val="Compact"/>
+            </w:pPr>
+            <w:r>
+              <w:t xml:space="preserve">Kryo</w:t>
+            </w:r>
+          </w:p>
+        </w:tc>
+        <w:tc>
+          <w:tcPr>
+            <w:shd w:fill="FAF9F5"/>
+          </w:tcPr>
+          <w:p>
+            <w:pPr>
+              <w:pStyle w:val="Compact"/>
+            </w:pPr>
+            <w:r>
+              <w:rPr>
+                <w:rFonts w:hint="eastAsia"/>
+              </w:rPr>
+              <w:t xml:space="preserve">高</w:t>
+            </w:r>
+          </w:p>
+        </w:tc>
+        <w:tc>
+          <w:tcPr>
+            <w:shd w:fill="FAF9F5"/>
+          </w:tcPr>
+          <w:p>
+            <w:pPr>
+              <w:pStyle w:val="Compact"/>
+            </w:pPr>
+            <w:r>
+              <w:rPr>
+                <w:rFonts w:hint="eastAsia"/>
+              </w:rPr>
+              <w:t xml:space="preserve">快</w:t>
+            </w:r>
+          </w:p>
+        </w:tc>
+        <w:tc>
+          <w:tcPr>
+            <w:shd w:fill="FAF9F5"/>
+          </w:tcPr>
+          <w:p>
+            <w:pPr>
+              <w:pStyle w:val="Compact"/>
+            </w:pPr>
+            <w:r>
+              <w:rPr>
+                <w:rFonts w:hint="eastAsia"/>
+              </w:rPr>
+              <w:t xml:space="preserve">快</w:t>
+            </w:r>
+          </w:p>
+        </w:tc>
+        <w:tc>
+          <w:tcPr>
+            <w:shd w:fill="FAF9F5"/>
+          </w:tcPr>
+          <w:p>
+            <w:pPr>
+              <w:pStyle w:val="Compact"/>
+            </w:pPr>
+            <w:r>
+              <w:rPr>
+                <w:rFonts w:hint="eastAsia"/>
+              </w:rPr>
+              <w:t xml:space="preserve">差</w:t>
+            </w:r>
+          </w:p>
+        </w:tc>
+        <w:tc>
+          <w:tcPr>
+            <w:shd w:fill="FAF9F5"/>
+          </w:tcPr>
+          <w:p>
+            <w:pPr>
+              <w:pStyle w:val="Compact"/>
+            </w:pPr>
+            <w:r>
+              <w:rPr>
+                <w:rFonts w:hint="eastAsia"/>
+              </w:rPr>
+              <w:t xml:space="preserve">Java单一语言环境</w:t>
+            </w:r>
+          </w:p>
+        </w:tc>
+      </w:tr>
+      <w:tr>
+        <w:tc>
+          <w:tcPr>
+            <w:shd w:fill="F7F5EE"/>
+          </w:tcPr>
+          <w:p>
+            <w:pPr>
+              <w:pStyle w:val="Compact"/>
+            </w:pPr>
+            <w:r>
+              <w:rPr>
+                <w:rFonts w:hint="eastAsia"/>
+              </w:rPr>
+              <w:t xml:space="preserve">JDK序列化</w:t>
+            </w:r>
+          </w:p>
+        </w:tc>
+        <w:tc>
+          <w:tcPr>
+            <w:shd w:fill="F7F5EE"/>
+          </w:tcPr>
+          <w:p>
+            <w:pPr>
+              <w:pStyle w:val="Compact"/>
+            </w:pPr>
+            <w:r>
+              <w:rPr>
+                <w:rFonts w:hint="eastAsia"/>
+              </w:rPr>
+              <w:t xml:space="preserve">最低</w:t>
+            </w:r>
+          </w:p>
+        </w:tc>
+        <w:tc>
+          <w:tcPr>
+            <w:shd w:fill="F7F5EE"/>
+          </w:tcPr>
+          <w:p>
+            <w:pPr>
+              <w:pStyle w:val="Compact"/>
+            </w:pPr>
+            <w:r>
+              <w:rPr>
+                <w:rFonts w:hint="eastAsia"/>
+              </w:rPr>
+              <w:t xml:space="preserve">慢</w:t>
+            </w:r>
+          </w:p>
+        </w:tc>
+        <w:tc>
+          <w:tcPr>
+            <w:shd w:fill="F7F5EE"/>
+          </w:tcPr>
+          <w:p>
+            <w:pPr>
+              <w:pStyle w:val="Compact"/>
+            </w:pPr>
+            <w:r>
+              <w:rPr>
+                <w:rFonts w:hint="eastAsia"/>
+              </w:rPr>
+              <w:t xml:space="preserve">慢</w:t>
+            </w:r>
+          </w:p>
+        </w:tc>
+        <w:tc>
+          <w:tcPr>
+            <w:shd w:fill="F7F5EE"/>
+          </w:tcPr>
+          <w:p>
+            <w:pPr>
+              <w:pStyle w:val="Compact"/>
+            </w:pPr>
+            <w:r>
+              <w:rPr>
+                <w:rFonts w:hint="eastAsia"/>
+              </w:rPr>
+              <w:t xml:space="preserve">差</w:t>
+            </w:r>
+          </w:p>
+        </w:tc>
+        <w:tc>
+          <w:tcPr>
+            <w:shd w:fill="F7F5EE"/>
+          </w:tcPr>
+          <w:p>
+            <w:pPr>
+              <w:pStyle w:val="Compact"/>
+            </w:pPr>
+            <w:r>
+              <w:rPr>
+                <w:rFonts w:hint="eastAsia"/>
+                <w:b/>
+                <w:bCs/>
+              </w:rPr>
+              <w:t xml:space="preserve">不推荐</w:t>
+            </w:r>
+          </w:p>
+        </w:tc>
+      </w:tr>
+      <w:tr>
+        <w:tc>
+          <w:tcPr>
+            <w:shd w:fill="FAF9F5"/>
+          </w:tcPr>
+          <w:p>
+            <w:pPr>
+              <w:pStyle w:val="Compact"/>
+            </w:pPr>
+            <w:r>
+              <w:rPr>
+                <w:rFonts w:hint="eastAsia"/>
+              </w:rPr>
+              <w:t xml:space="preserve">纯字符串</w:t>
+            </w:r>
+          </w:p>
+        </w:tc>
+        <w:tc>
+          <w:tcPr>
+            <w:shd w:fill="FAF9F5"/>
+          </w:tcPr>
+          <w:p>
+            <w:pPr>
+              <w:pStyle w:val="Compact"/>
+            </w:pPr>
+            <w:r>
+              <w:rPr>
+                <w:rFonts w:hint="eastAsia"/>
+              </w:rPr>
+              <w:t xml:space="preserve">最高</w:t>
+            </w:r>
+          </w:p>
+        </w:tc>
+        <w:tc>
+          <w:tcPr>
+            <w:shd w:fill="FAF9F5"/>
+          </w:tcPr>
+          <w:p>
+            <w:pPr>
+              <w:pStyle w:val="Compact"/>
+            </w:pPr>
+            <w:r>
+              <w:rPr>
+                <w:rFonts w:hint="eastAsia"/>
+              </w:rPr>
+              <w:t xml:space="preserve">最快</w:t>
+            </w:r>
+          </w:p>
+        </w:tc>
+        <w:tc>
+          <w:tcPr>
+            <w:shd w:fill="FAF9F5"/>
+          </w:tcPr>
+          <w:p>
+            <w:pPr>
+              <w:pStyle w:val="Compact"/>
+            </w:pPr>
+            <w:r>
+              <w:rPr>
+                <w:rFonts w:hint="eastAsia"/>
+              </w:rPr>
+              <w:t xml:space="preserve">最快</w:t>
+            </w:r>
+          </w:p>
+        </w:tc>
+        <w:tc>
+          <w:tcPr>
+            <w:shd w:fill="FAF9F5"/>
+          </w:tcPr>
+          <w:p>
+            <w:pPr>
+              <w:pStyle w:val="Compact"/>
+            </w:pPr>
+            <w:r>
+              <w:rPr>
+                <w:rFonts w:hint="eastAsia"/>
+              </w:rPr>
+              <w:t xml:space="preserve">好</w:t>
+            </w:r>
+          </w:p>
+        </w:tc>
+        <w:tc>
+          <w:tcPr>
+            <w:shd w:fill="FAF9F5"/>
+          </w:tcPr>
+          <w:p>
+            <w:pPr>
+              <w:pStyle w:val="Compact"/>
+            </w:pPr>
+            <w:r>
+              <w:rPr>
+                <w:rFonts w:hint="eastAsia"/>
+              </w:rPr>
+              <w:t xml:space="preserve">简单值（计数器、标志位）</w:t>
+            </w:r>
+          </w:p>
+        </w:tc>
+      </w:tr>
+    </w:tbl>
+    <w:p>
+      <w:pPr>
+        <w:pStyle w:val="BodyText"/>
       </w:pPr>
       <w:r>
         <w:rPr>
@@ -7134,13 +7734,67 @@
           <w:b/>
           <w:bCs/>
         </w:rPr>
-        <w:t xml:space="preserve">推荐方案：离线迁移</w:t>
-      </w:r>
-      <w:r>
-        <w:rPr>
-          <w:rFonts w:hint="eastAsia"/>
-        </w:rPr>
-        <w:t xml:space="preserve">，按业务逐一切换，每业务一个维护窗口。</w:t>
+        <w:t xml:space="preserve">强制要求</w:t>
+      </w:r>
+      <w:r>
+        <w:rPr>
+          <w:rFonts w:hint="eastAsia"/>
+        </w:rPr>
+        <w:t xml:space="preserve">：</w:t>
+      </w:r>
+    </w:p>
+    <w:p>
+      <w:pPr>
+        <w:pStyle w:val="Compact"/>
+        <w:numPr>
+          <w:ilvl w:val="0"/>
+          <w:numId w:val="1004"/>
+        </w:numPr>
+      </w:pPr>
+      <w:r>
+        <w:rPr>
+          <w:rFonts w:hint="eastAsia"/>
+        </w:rPr>
+        <w:t xml:space="preserve">禁止使用Java原生序列化（JDK</w:t>
+      </w:r>
+      <w:r>
+        <w:t xml:space="preserve"> </w:t>
+      </w:r>
+      <w:r>
+        <w:rPr>
+          <w:rFonts w:hint="eastAsia"/>
+        </w:rPr>
+        <w:t xml:space="preserve">Serialization）。它产生的字节数组体积大（通常为JSON的2-3倍），且存在反序列化安全风险</w:t>
+      </w:r>
+    </w:p>
+    <w:p>
+      <w:pPr>
+        <w:pStyle w:val="Compact"/>
+        <w:numPr>
+          <w:ilvl w:val="0"/>
+          <w:numId w:val="1004"/>
+        </w:numPr>
+      </w:pPr>
+      <w:r>
+        <w:rPr>
+          <w:rFonts w:hint="eastAsia"/>
+        </w:rPr>
+        <w:t xml:space="preserve">缓存对象建议使用JSON或Protobuf。JSON便于调试和跨语言协作；Protobuf适用于高频读写且对内存敏感的场景</w:t>
+      </w:r>
+    </w:p>
+    <w:p>
+      <w:pPr>
+        <w:pStyle w:val="Compact"/>
+        <w:numPr>
+          <w:ilvl w:val="0"/>
+          <w:numId w:val="1004"/>
+        </w:numPr>
+      </w:pPr>
+      <w:r>
+        <w:rPr>
+          <w:rFonts w:hint="eastAsia"/>
+        </w:rPr>
+        <w:t xml:space="preserve">存储纯数值（计数器、标志位、时间戳）时，直接使用字符串，不要包装为对象</w:t>
       </w:r>
     </w:p>
     <w:p>
@@ -7149,111 +7803,1180 @@
       </w:pPr>
       <w:r>
         <w:rPr>
-          <w:rStyle w:val="VerbatimChar"/>
-          <w:rFonts w:hint="eastAsia"/>
-        </w:rPr>
-        <w:t xml:space="preserve">迁移步骤：</w:t>
+          <w:rStyle w:val="CommentTok"/>
+        </w:rPr>
+        <w:t xml:space="preserve">// 错误：将整个对象存为Value</w:t>
       </w:r>
       <w:r>
         <w:br/>
       </w:r>
       <w:r>
         <w:rPr>
-          <w:rStyle w:val="VerbatimChar"/>
-        </w:rPr>
-        <w:t xml:space="preserve">1. </w:t>
-      </w:r>
-      <w:r>
-        <w:rPr>
-          <w:rStyle w:val="VerbatimChar"/>
-          <w:rFonts w:hint="eastAsia"/>
-        </w:rPr>
-        <w:t xml:space="preserve">维护窗口内停止目标业务应用</w:t>
+          <w:rStyle w:val="NormalTok"/>
+        </w:rPr>
+        <w:t xml:space="preserve">UserSession session </w:t>
+      </w:r>
+      <w:r>
+        <w:rPr>
+          <w:rStyle w:val="OperatorTok"/>
+        </w:rPr>
+        <w:t xml:space="preserve">=</w:t>
+      </w:r>
+      <w:r>
+        <w:rPr>
+          <w:rStyle w:val="NormalTok"/>
+        </w:rPr>
+        <w:t xml:space="preserve"> </w:t>
+      </w:r>
+      <w:r>
+        <w:rPr>
+          <w:rStyle w:val="KeywordTok"/>
+        </w:rPr>
+        <w:t xml:space="preserve">new</w:t>
+      </w:r>
+      <w:r>
+        <w:rPr>
+          <w:rStyle w:val="NormalTok"/>
+        </w:rPr>
+        <w:t xml:space="preserve"> </w:t>
+      </w:r>
+      <w:r>
+        <w:rPr>
+          <w:rStyle w:val="FunctionTok"/>
+        </w:rPr>
+        <w:t xml:space="preserve">UserSession</w:t>
+      </w:r>
+      <w:r>
+        <w:rPr>
+          <w:rStyle w:val="OperatorTok"/>
+        </w:rPr>
+        <w:t xml:space="preserve">(</w:t>
+      </w:r>
+      <w:r>
+        <w:rPr>
+          <w:rStyle w:val="NormalTok"/>
+        </w:rPr>
+        <w:t xml:space="preserve">userId</w:t>
+      </w:r>
+      <w:r>
+        <w:rPr>
+          <w:rStyle w:val="OperatorTok"/>
+        </w:rPr>
+        <w:t xml:space="preserve">,</w:t>
+      </w:r>
+      <w:r>
+        <w:rPr>
+          <w:rStyle w:val="NormalTok"/>
+        </w:rPr>
+        <w:t xml:space="preserve"> name</w:t>
+      </w:r>
+      <w:r>
+        <w:rPr>
+          <w:rStyle w:val="OperatorTok"/>
+        </w:rPr>
+        <w:t xml:space="preserve">,</w:t>
+      </w:r>
+      <w:r>
+        <w:rPr>
+          <w:rStyle w:val="NormalTok"/>
+        </w:rPr>
+        <w:t xml:space="preserve"> token</w:t>
+      </w:r>
+      <w:r>
+        <w:rPr>
+          <w:rStyle w:val="OperatorTok"/>
+        </w:rPr>
+        <w:t xml:space="preserve">,</w:t>
+      </w:r>
+      <w:r>
+        <w:rPr>
+          <w:rStyle w:val="NormalTok"/>
+        </w:rPr>
+        <w:t xml:space="preserve"> loginTime</w:t>
+      </w:r>
+      <w:r>
+        <w:rPr>
+          <w:rStyle w:val="OperatorTok"/>
+        </w:rPr>
+        <w:t xml:space="preserve">);</w:t>
       </w:r>
       <w:r>
         <w:br/>
       </w:r>
       <w:r>
         <w:rPr>
-          <w:rStyle w:val="VerbatimChar"/>
-        </w:rPr>
-        <w:t xml:space="preserve">2. </w:t>
-      </w:r>
-      <w:r>
-        <w:rPr>
-          <w:rStyle w:val="VerbatimChar"/>
-          <w:rFonts w:hint="eastAsia"/>
-        </w:rPr>
-        <w:t xml:space="preserve">导出对应逻辑库数据</w:t>
+          <w:rStyle w:val="NormalTok"/>
+        </w:rPr>
+        <w:t xml:space="preserve">redis</w:t>
+      </w:r>
+      <w:r>
+        <w:rPr>
+          <w:rStyle w:val="OperatorTok"/>
+        </w:rPr>
+        <w:t xml:space="preserve">.</w:t>
+      </w:r>
+      <w:r>
+        <w:rPr>
+          <w:rStyle w:val="FunctionTok"/>
+        </w:rPr>
+        <w:t xml:space="preserve">set</w:t>
+      </w:r>
+      <w:r>
+        <w:rPr>
+          <w:rStyle w:val="OperatorTok"/>
+        </w:rPr>
+        <w:t xml:space="preserve">(</w:t>
+      </w:r>
+      <w:r>
+        <w:rPr>
+          <w:rStyle w:val="StringTok"/>
+        </w:rPr>
+        <w:t xml:space="preserve">"session:"</w:t>
+      </w:r>
+      <w:r>
+        <w:rPr>
+          <w:rStyle w:val="NormalTok"/>
+        </w:rPr>
+        <w:t xml:space="preserve"> </w:t>
+      </w:r>
+      <w:r>
+        <w:rPr>
+          <w:rStyle w:val="OperatorTok"/>
+        </w:rPr>
+        <w:t xml:space="preserve">+</w:t>
+      </w:r>
+      <w:r>
+        <w:rPr>
+          <w:rStyle w:val="NormalTok"/>
+        </w:rPr>
+        <w:t xml:space="preserve"> userId</w:t>
+      </w:r>
+      <w:r>
+        <w:rPr>
+          <w:rStyle w:val="OperatorTok"/>
+        </w:rPr>
+        <w:t xml:space="preserve">,</w:t>
+      </w:r>
+      <w:r>
+        <w:rPr>
+          <w:rStyle w:val="NormalTok"/>
+        </w:rPr>
+        <w:t xml:space="preserve"> </w:t>
+      </w:r>
+      <w:r>
+        <w:rPr>
+          <w:rStyle w:val="FunctionTok"/>
+        </w:rPr>
+        <w:t xml:space="preserve">serialize</w:t>
+      </w:r>
+      <w:r>
+        <w:rPr>
+          <w:rStyle w:val="OperatorTok"/>
+        </w:rPr>
+        <w:t xml:space="preserve">(</w:t>
+      </w:r>
+      <w:r>
+        <w:rPr>
+          <w:rStyle w:val="NormalTok"/>
+        </w:rPr>
+        <w:t xml:space="preserve">session</w:t>
+      </w:r>
+      <w:r>
+        <w:rPr>
+          <w:rStyle w:val="OperatorTok"/>
+        </w:rPr>
+        <w:t xml:space="preserve">));</w:t>
+      </w:r>
+      <w:r>
+        <w:rPr>
+          <w:rStyle w:val="NormalTok"/>
+        </w:rPr>
+        <w:t xml:space="preserve">  </w:t>
+      </w:r>
+      <w:r>
+        <w:rPr>
+          <w:rStyle w:val="CommentTok"/>
+        </w:rPr>
+        <w:t xml:space="preserve">// JDK序列化后可能 2KB+</w:t>
       </w:r>
       <w:r>
         <w:br/>
       </w:r>
       <w:r>
-        <w:rPr>
-          <w:rStyle w:val="VerbatimChar"/>
-        </w:rPr>
-        <w:t xml:space="preserve">3. </w:t>
-      </w:r>
-      <w:r>
-        <w:rPr>
-          <w:rStyle w:val="VerbatimChar"/>
-          <w:rFonts w:hint="eastAsia"/>
-        </w:rPr>
-        <w:t xml:space="preserve">将数据导入新实例</w:t>
-      </w:r>
-      <w:r>
         <w:br/>
       </w:r>
       <w:r>
         <w:rPr>
-          <w:rStyle w:val="VerbatimChar"/>
-        </w:rPr>
-        <w:t xml:space="preserve">4. </w:t>
-      </w:r>
-      <w:r>
-        <w:rPr>
-          <w:rStyle w:val="VerbatimChar"/>
-          <w:rFonts w:hint="eastAsia"/>
-        </w:rPr>
-        <w:t xml:space="preserve">修改配置中心指向新实例</w:t>
+          <w:rStyle w:val="CommentTok"/>
+        </w:rPr>
+        <w:t xml:space="preserve">// 正确：使用Hash存储对象字段</w:t>
       </w:r>
       <w:r>
         <w:br/>
       </w:r>
       <w:r>
         <w:rPr>
-          <w:rStyle w:val="VerbatimChar"/>
-        </w:rPr>
-        <w:t xml:space="preserve">5. </w:t>
-      </w:r>
-      <w:r>
-        <w:rPr>
-          <w:rStyle w:val="VerbatimChar"/>
-          <w:rFonts w:hint="eastAsia"/>
-        </w:rPr>
-        <w:t xml:space="preserve">启动应用，验证功能</w:t>
+          <w:rStyle w:val="BuiltInTok"/>
+        </w:rPr>
+        <w:t xml:space="preserve">Map</w:t>
+      </w:r>
+      <w:r>
+        <w:rPr>
+          <w:rStyle w:val="OperatorTok"/>
+        </w:rPr>
+        <w:t xml:space="preserve">&lt;</w:t>
+      </w:r>
+      <w:r>
+        <w:rPr>
+          <w:rStyle w:val="BuiltInTok"/>
+        </w:rPr>
+        <w:t xml:space="preserve">String</w:t>
+      </w:r>
+      <w:r>
+        <w:rPr>
+          <w:rStyle w:val="OperatorTok"/>
+        </w:rPr>
+        <w:t xml:space="preserve">,</w:t>
+      </w:r>
+      <w:r>
+        <w:rPr>
+          <w:rStyle w:val="NormalTok"/>
+        </w:rPr>
+        <w:t xml:space="preserve"> </w:t>
+      </w:r>
+      <w:r>
+        <w:rPr>
+          <w:rStyle w:val="BuiltInTok"/>
+        </w:rPr>
+        <w:t xml:space="preserve">String</w:t>
+      </w:r>
+      <w:r>
+        <w:rPr>
+          <w:rStyle w:val="OperatorTok"/>
+        </w:rPr>
+        <w:t xml:space="preserve">&gt;</w:t>
+      </w:r>
+      <w:r>
+        <w:rPr>
+          <w:rStyle w:val="NormalTok"/>
+        </w:rPr>
+        <w:t xml:space="preserve"> fields </w:t>
+      </w:r>
+      <w:r>
+        <w:rPr>
+          <w:rStyle w:val="OperatorTok"/>
+        </w:rPr>
+        <w:t xml:space="preserve">=</w:t>
+      </w:r>
+      <w:r>
+        <w:rPr>
+          <w:rStyle w:val="NormalTok"/>
+        </w:rPr>
+        <w:t xml:space="preserve"> </w:t>
+      </w:r>
+      <w:r>
+        <w:rPr>
+          <w:rStyle w:val="KeywordTok"/>
+        </w:rPr>
+        <w:t xml:space="preserve">new</w:t>
+      </w:r>
+      <w:r>
+        <w:rPr>
+          <w:rStyle w:val="NormalTok"/>
+        </w:rPr>
+        <w:t xml:space="preserve"> </w:t>
+      </w:r>
+      <w:r>
+        <w:rPr>
+          <w:rStyle w:val="BuiltInTok"/>
+        </w:rPr>
+        <w:t xml:space="preserve">HashMap</w:t>
+      </w:r>
+      <w:r>
+        <w:rPr>
+          <w:rStyle w:val="OperatorTok"/>
+        </w:rPr>
+        <w:t xml:space="preserve">&lt;&gt;();</w:t>
       </w:r>
       <w:r>
         <w:br/>
       </w:r>
       <w:r>
         <w:rPr>
-          <w:rStyle w:val="VerbatimChar"/>
-        </w:rPr>
-        <w:t xml:space="preserve">6. </w:t>
-      </w:r>
-      <w:r>
-        <w:rPr>
-          <w:rStyle w:val="VerbatimChar"/>
-          <w:rFonts w:hint="eastAsia"/>
-        </w:rPr>
-        <w:t xml:space="preserve">观察30分钟无异常后，进入下一业务</w:t>
+          <w:rStyle w:val="NormalTok"/>
+        </w:rPr>
+        <w:t xml:space="preserve">fields</w:t>
+      </w:r>
+      <w:r>
+        <w:rPr>
+          <w:rStyle w:val="OperatorTok"/>
+        </w:rPr>
+        <w:t xml:space="preserve">.</w:t>
+      </w:r>
+      <w:r>
+        <w:rPr>
+          <w:rStyle w:val="FunctionTok"/>
+        </w:rPr>
+        <w:t xml:space="preserve">put</w:t>
+      </w:r>
+      <w:r>
+        <w:rPr>
+          <w:rStyle w:val="OperatorTok"/>
+        </w:rPr>
+        <w:t xml:space="preserve">(</w:t>
+      </w:r>
+      <w:r>
+        <w:rPr>
+          <w:rStyle w:val="StringTok"/>
+        </w:rPr>
+        <w:t xml:space="preserve">"name"</w:t>
+      </w:r>
+      <w:r>
+        <w:rPr>
+          <w:rStyle w:val="OperatorTok"/>
+        </w:rPr>
+        <w:t xml:space="preserve">,</w:t>
+      </w:r>
+      <w:r>
+        <w:rPr>
+          <w:rStyle w:val="NormalTok"/>
+        </w:rPr>
+        <w:t xml:space="preserve"> name</w:t>
+      </w:r>
+      <w:r>
+        <w:rPr>
+          <w:rStyle w:val="OperatorTok"/>
+        </w:rPr>
+        <w:t xml:space="preserve">);</w:t>
+      </w:r>
+      <w:r>
+        <w:br/>
+      </w:r>
+      <w:r>
+        <w:rPr>
+          <w:rStyle w:val="NormalTok"/>
+        </w:rPr>
+        <w:t xml:space="preserve">fields</w:t>
+      </w:r>
+      <w:r>
+        <w:rPr>
+          <w:rStyle w:val="OperatorTok"/>
+        </w:rPr>
+        <w:t xml:space="preserve">.</w:t>
+      </w:r>
+      <w:r>
+        <w:rPr>
+          <w:rStyle w:val="FunctionTok"/>
+        </w:rPr>
+        <w:t xml:space="preserve">put</w:t>
+      </w:r>
+      <w:r>
+        <w:rPr>
+          <w:rStyle w:val="OperatorTok"/>
+        </w:rPr>
+        <w:t xml:space="preserve">(</w:t>
+      </w:r>
+      <w:r>
+        <w:rPr>
+          <w:rStyle w:val="StringTok"/>
+        </w:rPr>
+        <w:t xml:space="preserve">"token"</w:t>
+      </w:r>
+      <w:r>
+        <w:rPr>
+          <w:rStyle w:val="OperatorTok"/>
+        </w:rPr>
+        <w:t xml:space="preserve">,</w:t>
+      </w:r>
+      <w:r>
+        <w:rPr>
+          <w:rStyle w:val="NormalTok"/>
+        </w:rPr>
+        <w:t xml:space="preserve"> token</w:t>
+      </w:r>
+      <w:r>
+        <w:rPr>
+          <w:rStyle w:val="OperatorTok"/>
+        </w:rPr>
+        <w:t xml:space="preserve">);</w:t>
+      </w:r>
+      <w:r>
+        <w:br/>
+      </w:r>
+      <w:r>
+        <w:rPr>
+          <w:rStyle w:val="NormalTok"/>
+        </w:rPr>
+        <w:t xml:space="preserve">fields</w:t>
+      </w:r>
+      <w:r>
+        <w:rPr>
+          <w:rStyle w:val="OperatorTok"/>
+        </w:rPr>
+        <w:t xml:space="preserve">.</w:t>
+      </w:r>
+      <w:r>
+        <w:rPr>
+          <w:rStyle w:val="FunctionTok"/>
+        </w:rPr>
+        <w:t xml:space="preserve">put</w:t>
+      </w:r>
+      <w:r>
+        <w:rPr>
+          <w:rStyle w:val="OperatorTok"/>
+        </w:rPr>
+        <w:t xml:space="preserve">(</w:t>
+      </w:r>
+      <w:r>
+        <w:rPr>
+          <w:rStyle w:val="StringTok"/>
+        </w:rPr>
+        <w:t xml:space="preserve">"loginTime"</w:t>
+      </w:r>
+      <w:r>
+        <w:rPr>
+          <w:rStyle w:val="OperatorTok"/>
+        </w:rPr>
+        <w:t xml:space="preserve">,</w:t>
+      </w:r>
+      <w:r>
+        <w:rPr>
+          <w:rStyle w:val="NormalTok"/>
+        </w:rPr>
+        <w:t xml:space="preserve"> </w:t>
+      </w:r>
+      <w:r>
+        <w:rPr>
+          <w:rStyle w:val="BuiltInTok"/>
+        </w:rPr>
+        <w:t xml:space="preserve">String</w:t>
+      </w:r>
+      <w:r>
+        <w:rPr>
+          <w:rStyle w:val="OperatorTok"/>
+        </w:rPr>
+        <w:t xml:space="preserve">.</w:t>
+      </w:r>
+      <w:r>
+        <w:rPr>
+          <w:rStyle w:val="FunctionTok"/>
+        </w:rPr>
+        <w:t xml:space="preserve">valueOf</w:t>
+      </w:r>
+      <w:r>
+        <w:rPr>
+          <w:rStyle w:val="OperatorTok"/>
+        </w:rPr>
+        <w:t xml:space="preserve">(</w:t>
+      </w:r>
+      <w:r>
+        <w:rPr>
+          <w:rStyle w:val="NormalTok"/>
+        </w:rPr>
+        <w:t xml:space="preserve">loginTime</w:t>
+      </w:r>
+      <w:r>
+        <w:rPr>
+          <w:rStyle w:val="OperatorTok"/>
+        </w:rPr>
+        <w:t xml:space="preserve">));</w:t>
+      </w:r>
+      <w:r>
+        <w:br/>
+      </w:r>
+      <w:r>
+        <w:rPr>
+          <w:rStyle w:val="NormalTok"/>
+        </w:rPr>
+        <w:t xml:space="preserve">redis</w:t>
+      </w:r>
+      <w:r>
+        <w:rPr>
+          <w:rStyle w:val="OperatorTok"/>
+        </w:rPr>
+        <w:t xml:space="preserve">.</w:t>
+      </w:r>
+      <w:r>
+        <w:rPr>
+          <w:rStyle w:val="FunctionTok"/>
+        </w:rPr>
+        <w:t xml:space="preserve">hmset</w:t>
+      </w:r>
+      <w:r>
+        <w:rPr>
+          <w:rStyle w:val="OperatorTok"/>
+        </w:rPr>
+        <w:t xml:space="preserve">(</w:t>
+      </w:r>
+      <w:r>
+        <w:rPr>
+          <w:rStyle w:val="StringTok"/>
+        </w:rPr>
+        <w:t xml:space="preserve">"session:"</w:t>
+      </w:r>
+      <w:r>
+        <w:rPr>
+          <w:rStyle w:val="NormalTok"/>
+        </w:rPr>
+        <w:t xml:space="preserve"> </w:t>
+      </w:r>
+      <w:r>
+        <w:rPr>
+          <w:rStyle w:val="OperatorTok"/>
+        </w:rPr>
+        <w:t xml:space="preserve">+</w:t>
+      </w:r>
+      <w:r>
+        <w:rPr>
+          <w:rStyle w:val="NormalTok"/>
+        </w:rPr>
+        <w:t xml:space="preserve"> userId</w:t>
+      </w:r>
+      <w:r>
+        <w:rPr>
+          <w:rStyle w:val="OperatorTok"/>
+        </w:rPr>
+        <w:t xml:space="preserve">,</w:t>
+      </w:r>
+      <w:r>
+        <w:rPr>
+          <w:rStyle w:val="NormalTok"/>
+        </w:rPr>
+        <w:t xml:space="preserve"> fields</w:t>
+      </w:r>
+      <w:r>
+        <w:rPr>
+          <w:rStyle w:val="OperatorTok"/>
+        </w:rPr>
+        <w:t xml:space="preserve">);</w:t>
+      </w:r>
+      <w:r>
+        <w:rPr>
+          <w:rStyle w:val="NormalTok"/>
+        </w:rPr>
+        <w:t xml:space="preserve">  </w:t>
+      </w:r>
+      <w:r>
+        <w:rPr>
+          <w:rStyle w:val="CommentTok"/>
+        </w:rPr>
+        <w:t xml:space="preserve">// 紧凑、可部分读取</w:t>
+      </w:r>
+    </w:p>
+    <w:bookmarkEnd w:id="35"/>
+    <w:bookmarkStart w:id="36" w:name="大key预防与数据结构选型"/>
+    <w:p>
+      <w:pPr>
+        <w:pStyle w:val="Heading3"/>
+      </w:pPr>
+      <w:r>
+        <w:t xml:space="preserve">4.3 </w:t>
+      </w:r>
+      <w:r>
+        <w:rPr>
+          <w:rFonts w:hint="eastAsia"/>
+        </w:rPr>
+        <w:t xml:space="preserve">大Key预防与数据结构选型</w:t>
       </w:r>
     </w:p>
     <w:p>
       <w:pPr>
         <w:pStyle w:val="FirstParagraph"/>
+      </w:pPr>
+      <w:r>
+        <w:rPr>
+          <w:rFonts w:hint="eastAsia"/>
+        </w:rPr>
+        <w:t xml:space="preserve">大Key是Redis生产故障的首要原因。在开发阶段就必须预防：</w:t>
+      </w:r>
+    </w:p>
+    <w:tbl>
+      <w:tblPr>
+        <w:tblStyle w:val="Table"/>
+        <w:tblW w:type="pct" w:w="5000"/>
+        <w:tblLayout w:type="fixed"/>
+        <w:tblLook w:firstRow="1" w:lastRow="0" w:firstColumn="0" w:lastColumn="0" w:noHBand="0" w:noVBand="0" w:val="0020"/>
+        <w:tblBorders>
+          <w:top w:val="single" w:sz="6" w:space="0" w:color="E8E5DA"/>
+          <w:left w:val="single" w:sz="6" w:space="0" w:color="E8E5DA"/>
+          <w:bottom w:val="single" w:sz="6" w:space="0" w:color="E8E5DA"/>
+          <w:right w:val="single" w:sz="6" w:space="0" w:color="E8E5DA"/>
+          <w:insideH w:val="single" w:sz="6" w:space="0" w:color="E8E5DA"/>
+          <w:insideV w:val="single" w:sz="6" w:space="0" w:color="E8E5DA"/>
+        </w:tblBorders>
+        <w:tblCellMar>
+          <w:top w:w="120" w:type="dxa"/>
+          <w:left w:w="120" w:type="dxa"/>
+          <w:bottom w:w="120" w:type="dxa"/>
+          <w:right w:w="120" w:type="dxa"/>
+        </w:tblCellMar>
+      </w:tblPr>
+      <w:tblGrid>
+        <w:gridCol w:w="1440"/>
+        <w:gridCol w:w="2880"/>
+        <w:gridCol w:w="2160"/>
+        <w:gridCol w:w="1440"/>
+      </w:tblGrid>
+      <w:tr>
+        <w:trPr>
+          <w:tblHeader w:val="on"/>
+        </w:trPr>
+        <w:tc>
+          <w:tcPr>
+            <w:shd w:fill="EEF2F7"/>
+          </w:tcPr>
+          <w:p>
+            <w:pPr>
+              <w:pStyle w:val="Compact"/>
+            </w:pPr>
+            <w:r>
+              <w:rPr>
+                <w:rFonts w:hint="eastAsia"/>
+                <w:b/>
+              </w:rPr>
+              <w:t xml:space="preserve">场景</w:t>
+            </w:r>
+          </w:p>
+        </w:tc>
+        <w:tc>
+          <w:tcPr>
+            <w:shd w:fill="EEF2F7"/>
+          </w:tcPr>
+          <w:p>
+            <w:pPr>
+              <w:pStyle w:val="Compact"/>
+            </w:pPr>
+            <w:r>
+              <w:rPr>
+                <w:rFonts w:hint="eastAsia"/>
+                <w:b/>
+              </w:rPr>
+              <w:t xml:space="preserve">推荐数据结构</w:t>
+            </w:r>
+          </w:p>
+        </w:tc>
+        <w:tc>
+          <w:tcPr>
+            <w:shd w:fill="EEF2F7"/>
+          </w:tcPr>
+          <w:p>
+            <w:pPr>
+              <w:pStyle w:val="Compact"/>
+            </w:pPr>
+            <w:r>
+              <w:rPr>
+                <w:rFonts w:hint="eastAsia"/>
+                <w:b/>
+              </w:rPr>
+              <w:t xml:space="preserve">禁止使用</w:t>
+            </w:r>
+          </w:p>
+        </w:tc>
+        <w:tc>
+          <w:tcPr>
+            <w:shd w:fill="EEF2F7"/>
+          </w:tcPr>
+          <w:p>
+            <w:pPr>
+              <w:pStyle w:val="Compact"/>
+            </w:pPr>
+            <w:r>
+              <w:rPr>
+                <w:rFonts w:hint="eastAsia"/>
+                <w:b/>
+              </w:rPr>
+              <w:t xml:space="preserve">原因</w:t>
+            </w:r>
+          </w:p>
+        </w:tc>
+      </w:tr>
+      <w:tr>
+        <w:tc>
+          <w:tcPr>
+            <w:shd w:fill="FAF9F5"/>
+          </w:tcPr>
+          <w:p>
+            <w:pPr>
+              <w:pStyle w:val="Compact"/>
+            </w:pPr>
+            <w:r>
+              <w:rPr>
+                <w:rFonts w:hint="eastAsia"/>
+              </w:rPr>
+              <w:t xml:space="preserve">对象属性存储</w:t>
+            </w:r>
+          </w:p>
+        </w:tc>
+        <w:tc>
+          <w:tcPr>
+            <w:shd w:fill="FAF9F5"/>
+          </w:tcPr>
+          <w:p>
+            <w:pPr>
+              <w:pStyle w:val="Compact"/>
+            </w:pPr>
+            <w:r>
+              <w:rPr>
+                <w:rFonts w:hint="eastAsia"/>
+              </w:rPr>
+              <w:t xml:space="preserve">Hash（field</w:t>
+            </w:r>
+            <w:r>
+              <w:t xml:space="preserve"> &lt; </w:t>
+            </w:r>
+            <w:r>
+              <w:rPr>
+                <w:rFonts w:hint="eastAsia"/>
+              </w:rPr>
+              <w:t xml:space="preserve">1000）</w:t>
+            </w:r>
+          </w:p>
+        </w:tc>
+        <w:tc>
+          <w:tcPr>
+            <w:shd w:fill="FAF9F5"/>
+          </w:tcPr>
+          <w:p>
+            <w:pPr>
+              <w:pStyle w:val="Compact"/>
+            </w:pPr>
+            <w:r>
+              <w:rPr>
+                <w:rFonts w:hint="eastAsia"/>
+              </w:rPr>
+              <w:t xml:space="preserve">String存整个对象</w:t>
+            </w:r>
+          </w:p>
+        </w:tc>
+        <w:tc>
+          <w:tcPr>
+            <w:shd w:fill="FAF9F5"/>
+          </w:tcPr>
+          <w:p>
+            <w:pPr>
+              <w:pStyle w:val="Compact"/>
+            </w:pPr>
+            <w:r>
+              <w:rPr>
+                <w:rFonts w:hint="eastAsia"/>
+              </w:rPr>
+              <w:t xml:space="preserve">部分读写，内存更紧凑</w:t>
+            </w:r>
+          </w:p>
+        </w:tc>
+      </w:tr>
+      <w:tr>
+        <w:tc>
+          <w:tcPr>
+            <w:shd w:fill="F7F5EE"/>
+          </w:tcPr>
+          <w:p>
+            <w:pPr>
+              <w:pStyle w:val="Compact"/>
+            </w:pPr>
+            <w:r>
+              <w:rPr>
+                <w:rFonts w:hint="eastAsia"/>
+              </w:rPr>
+              <w:t xml:space="preserve">计数器</w:t>
+            </w:r>
+          </w:p>
+        </w:tc>
+        <w:tc>
+          <w:tcPr>
+            <w:shd w:fill="F7F5EE"/>
+          </w:tcPr>
+          <w:p>
+            <w:pPr>
+              <w:pStyle w:val="Compact"/>
+            </w:pPr>
+            <w:r>
+              <w:t xml:space="preserve">String + INCR</w:t>
+            </w:r>
+          </w:p>
+        </w:tc>
+        <w:tc>
+          <w:tcPr>
+            <w:shd w:fill="F7F5EE"/>
+          </w:tcPr>
+          <w:p>
+            <w:pPr>
+              <w:pStyle w:val="Compact"/>
+            </w:pPr>
+            <w:r>
+              <w:t xml:space="preserve">Hash</w:t>
+            </w:r>
+          </w:p>
+        </w:tc>
+        <w:tc>
+          <w:tcPr>
+            <w:shd w:fill="F7F5EE"/>
+          </w:tcPr>
+          <w:p>
+            <w:pPr>
+              <w:pStyle w:val="Compact"/>
+            </w:pPr>
+            <w:r>
+              <w:rPr>
+                <w:rFonts w:hint="eastAsia"/>
+              </w:rPr>
+              <w:t xml:space="preserve">原子递增，O(1)</w:t>
+            </w:r>
+          </w:p>
+        </w:tc>
+      </w:tr>
+      <w:tr>
+        <w:tc>
+          <w:tcPr>
+            <w:shd w:fill="FAF9F5"/>
+          </w:tcPr>
+          <w:p>
+            <w:pPr>
+              <w:pStyle w:val="Compact"/>
+            </w:pPr>
+            <w:r>
+              <w:rPr>
+                <w:rFonts w:hint="eastAsia"/>
+              </w:rPr>
+              <w:t xml:space="preserve">排行榜</w:t>
+            </w:r>
+          </w:p>
+        </w:tc>
+        <w:tc>
+          <w:tcPr>
+            <w:shd w:fill="FAF9F5"/>
+          </w:tcPr>
+          <w:p>
+            <w:pPr>
+              <w:pStyle w:val="Compact"/>
+            </w:pPr>
+            <w:r>
+              <w:rPr>
+                <w:rFonts w:hint="eastAsia"/>
+              </w:rPr>
+              <w:t xml:space="preserve">ZSet（member</w:t>
+            </w:r>
+            <w:r>
+              <w:t xml:space="preserve"> &lt; </w:t>
+            </w:r>
+            <w:r>
+              <w:rPr>
+                <w:rFonts w:hint="eastAsia"/>
+              </w:rPr>
+              <w:t xml:space="preserve">5000）</w:t>
+            </w:r>
+          </w:p>
+        </w:tc>
+        <w:tc>
+          <w:tcPr>
+            <w:shd w:fill="FAF9F5"/>
+          </w:tcPr>
+          <w:p>
+            <w:pPr>
+              <w:pStyle w:val="Compact"/>
+            </w:pPr>
+            <w:r>
+              <w:t xml:space="preserve">List</w:t>
+            </w:r>
+          </w:p>
+        </w:tc>
+        <w:tc>
+          <w:tcPr>
+            <w:shd w:fill="FAF9F5"/>
+          </w:tcPr>
+          <w:p>
+            <w:pPr>
+              <w:pStyle w:val="Compact"/>
+            </w:pPr>
+            <w:r>
+              <w:rPr>
+                <w:rFonts w:hint="eastAsia"/>
+              </w:rPr>
+              <w:t xml:space="preserve">天然排序，范围查询O(logN)</w:t>
+            </w:r>
+          </w:p>
+        </w:tc>
+      </w:tr>
+      <w:tr>
+        <w:tc>
+          <w:tcPr>
+            <w:shd w:fill="F7F5EE"/>
+          </w:tcPr>
+          <w:p>
+            <w:pPr>
+              <w:pStyle w:val="Compact"/>
+            </w:pPr>
+            <w:r>
+              <w:rPr>
+                <w:rFonts w:hint="eastAsia"/>
+              </w:rPr>
+              <w:t xml:space="preserve">去重集合</w:t>
+            </w:r>
+          </w:p>
+        </w:tc>
+        <w:tc>
+          <w:tcPr>
+            <w:shd w:fill="F7F5EE"/>
+          </w:tcPr>
+          <w:p>
+            <w:pPr>
+              <w:pStyle w:val="Compact"/>
+            </w:pPr>
+            <w:r>
+              <w:rPr>
+                <w:rFonts w:hint="eastAsia"/>
+              </w:rPr>
+              <w:t xml:space="preserve">Set（member</w:t>
+            </w:r>
+            <w:r>
+              <w:t xml:space="preserve"> &lt; </w:t>
+            </w:r>
+            <w:r>
+              <w:rPr>
+                <w:rFonts w:hint="eastAsia"/>
+              </w:rPr>
+              <w:t xml:space="preserve">5000）</w:t>
+            </w:r>
+          </w:p>
+        </w:tc>
+        <w:tc>
+          <w:tcPr>
+            <w:shd w:fill="F7F5EE"/>
+          </w:tcPr>
+          <w:p>
+            <w:pPr>
+              <w:pStyle w:val="Compact"/>
+            </w:pPr>
+            <w:r>
+              <w:t xml:space="preserve">List</w:t>
+            </w:r>
+          </w:p>
+        </w:tc>
+        <w:tc>
+          <w:tcPr>
+            <w:shd w:fill="F7F5EE"/>
+          </w:tcPr>
+          <w:p>
+            <w:pPr>
+              <w:pStyle w:val="Compact"/>
+            </w:pPr>
+            <w:r>
+              <w:rPr>
+                <w:rFonts w:hint="eastAsia"/>
+              </w:rPr>
+              <w:t xml:space="preserve">O(1)去重检查</w:t>
+            </w:r>
+          </w:p>
+        </w:tc>
+      </w:tr>
+      <w:tr>
+        <w:tc>
+          <w:tcPr>
+            <w:shd w:fill="FAF9F5"/>
+          </w:tcPr>
+          <w:p>
+            <w:pPr>
+              <w:pStyle w:val="Compact"/>
+            </w:pPr>
+            <w:r>
+              <w:rPr>
+                <w:rFonts w:hint="eastAsia"/>
+              </w:rPr>
+              <w:t xml:space="preserve">时间线/消息列表</w:t>
+            </w:r>
+          </w:p>
+        </w:tc>
+        <w:tc>
+          <w:tcPr>
+            <w:shd w:fill="FAF9F5"/>
+          </w:tcPr>
+          <w:p>
+            <w:pPr>
+              <w:pStyle w:val="Compact"/>
+            </w:pPr>
+            <w:r>
+              <w:rPr>
+                <w:rFonts w:hint="eastAsia"/>
+              </w:rPr>
+              <w:t xml:space="preserve">List（element</w:t>
+            </w:r>
+            <w:r>
+              <w:t xml:space="preserve"> &lt; </w:t>
+            </w:r>
+            <w:r>
+              <w:rPr>
+                <w:rFonts w:hint="eastAsia"/>
+              </w:rPr>
+              <w:t xml:space="preserve">5000）</w:t>
+            </w:r>
+          </w:p>
+        </w:tc>
+        <w:tc>
+          <w:tcPr>
+            <w:shd w:fill="FAF9F5"/>
+          </w:tcPr>
+          <w:p>
+            <w:pPr>
+              <w:pStyle w:val="Compact"/>
+            </w:pPr>
+            <w:r>
+              <w:t xml:space="preserve">ZSet</w:t>
+            </w:r>
+          </w:p>
+        </w:tc>
+        <w:tc>
+          <w:tcPr>
+            <w:shd w:fill="FAF9F5"/>
+          </w:tcPr>
+          <w:p>
+            <w:pPr>
+              <w:pStyle w:val="Compact"/>
+            </w:pPr>
+            <w:r>
+              <w:t xml:space="preserve">LPUSH + </w:t>
+            </w:r>
+            <w:r>
+              <w:rPr>
+                <w:rFonts w:hint="eastAsia"/>
+              </w:rPr>
+              <w:t xml:space="preserve">LRANGE高效</w:t>
+            </w:r>
+          </w:p>
+        </w:tc>
+      </w:tr>
+      <w:tr>
+        <w:tc>
+          <w:tcPr>
+            <w:shd w:fill="F7F5EE"/>
+          </w:tcPr>
+          <w:p>
+            <w:pPr>
+              <w:pStyle w:val="Compact"/>
+            </w:pPr>
+            <w:r>
+              <w:rPr>
+                <w:rFonts w:hint="eastAsia"/>
+              </w:rPr>
+              <w:t xml:space="preserve">配置字典</w:t>
+            </w:r>
+          </w:p>
+        </w:tc>
+        <w:tc>
+          <w:tcPr>
+            <w:shd w:fill="F7F5EE"/>
+          </w:tcPr>
+          <w:p>
+            <w:pPr>
+              <w:pStyle w:val="Compact"/>
+            </w:pPr>
+            <w:r>
+              <w:t xml:space="preserve">Hash</w:t>
+            </w:r>
+          </w:p>
+        </w:tc>
+        <w:tc>
+          <w:tcPr>
+            <w:shd w:fill="F7F5EE"/>
+          </w:tcPr>
+          <w:p>
+            <w:pPr>
+              <w:pStyle w:val="Compact"/>
+            </w:pPr>
+            <w:r>
+              <w:rPr>
+                <w:rFonts w:hint="eastAsia"/>
+              </w:rPr>
+              <w:t xml:space="preserve">多个String</w:t>
+            </w:r>
+          </w:p>
+        </w:tc>
+        <w:tc>
+          <w:tcPr>
+            <w:shd w:fill="F7F5EE"/>
+          </w:tcPr>
+          <w:p>
+            <w:pPr>
+              <w:pStyle w:val="Compact"/>
+            </w:pPr>
+            <w:r>
+              <w:rPr>
+                <w:rFonts w:hint="eastAsia"/>
+              </w:rPr>
+              <w:t xml:space="preserve">集中管理，减少Key数量</w:t>
+            </w:r>
+          </w:p>
+        </w:tc>
+      </w:tr>
+      <w:tr>
+        <w:tc>
+          <w:tcPr>
+            <w:shd w:fill="FAF9F5"/>
+          </w:tcPr>
+          <w:p>
+            <w:pPr>
+              <w:pStyle w:val="Compact"/>
+            </w:pPr>
+            <w:r>
+              <w:rPr>
+                <w:rFonts w:hint="eastAsia"/>
+              </w:rPr>
+              <w:t xml:space="preserve">带权重的标签</w:t>
+            </w:r>
+          </w:p>
+        </w:tc>
+        <w:tc>
+          <w:tcPr>
+            <w:shd w:fill="FAF9F5"/>
+          </w:tcPr>
+          <w:p>
+            <w:pPr>
+              <w:pStyle w:val="Compact"/>
+            </w:pPr>
+            <w:r>
+              <w:t xml:space="preserve">ZSet</w:t>
+            </w:r>
+          </w:p>
+        </w:tc>
+        <w:tc>
+          <w:tcPr>
+            <w:shd w:fill="FAF9F5"/>
+          </w:tcPr>
+          <w:p>
+            <w:pPr>
+              <w:pStyle w:val="Compact"/>
+            </w:pPr>
+            <w:r>
+              <w:t xml:space="preserve">Set + </w:t>
+            </w:r>
+            <w:r>
+              <w:rPr>
+                <w:rFonts w:hint="eastAsia"/>
+              </w:rPr>
+              <w:t xml:space="preserve">外部权重映射</w:t>
+            </w:r>
+          </w:p>
+        </w:tc>
+        <w:tc>
+          <w:tcPr>
+            <w:shd w:fill="FAF9F5"/>
+          </w:tcPr>
+          <w:p>
+            <w:pPr>
+              <w:pStyle w:val="Compact"/>
+            </w:pPr>
+            <w:r>
+              <w:rPr>
+                <w:rFonts w:hint="eastAsia"/>
+              </w:rPr>
+              <w:t xml:space="preserve">一次查询获取排序结果</w:t>
+            </w:r>
+          </w:p>
+        </w:tc>
+      </w:tr>
+    </w:tbl>
+    <w:p>
+      <w:pPr>
+        <w:pStyle w:val="BodyText"/>
       </w:pPr>
       <w:r>
         <w:rPr>
@@ -7261,51 +8984,326 @@
           <w:b/>
           <w:bCs/>
         </w:rPr>
-        <w:t xml:space="preserve">切换顺序</w:t>
-      </w:r>
-      <w:r>
-        <w:rPr>
-          <w:rFonts w:hint="eastAsia"/>
-        </w:rPr>
-        <w:t xml:space="preserve">（按风险从低到高）：商业养老金</w:t>
-      </w:r>
-      <w:r>
-        <w:t xml:space="preserve"> → </w:t>
-      </w:r>
-      <w:r>
-        <w:rPr>
-          <w:rFonts w:hint="eastAsia"/>
-        </w:rPr>
-        <w:t xml:space="preserve">贵金属</w:t>
-      </w:r>
-      <w:r>
-        <w:t xml:space="preserve"> → </w:t>
-      </w:r>
-      <w:r>
-        <w:rPr>
-          <w:rFonts w:hint="eastAsia"/>
-        </w:rPr>
-        <w:t xml:space="preserve">理财代销</w:t>
-      </w:r>
-      <w:r>
-        <w:t xml:space="preserve"> → </w:t>
-      </w:r>
-      <w:r>
-        <w:rPr>
-          <w:rFonts w:hint="eastAsia"/>
-        </w:rPr>
-        <w:t xml:space="preserve">财富信托</w:t>
-      </w:r>
-      <w:r>
-        <w:t xml:space="preserve"> → </w:t>
-      </w:r>
-      <w:r>
-        <w:rPr>
-          <w:rFonts w:hint="eastAsia"/>
-        </w:rPr>
-        <w:t xml:space="preserve">公募基金投顾。</w:t>
-      </w:r>
-    </w:p>
+        <w:t xml:space="preserve">大Key预防阈值</w:t>
+      </w:r>
+      <w:r>
+        <w:rPr>
+          <w:rFonts w:hint="eastAsia"/>
+        </w:rPr>
+        <w:t xml:space="preserve">（代码审查检查项）：</w:t>
+      </w:r>
+    </w:p>
+    <w:tbl>
+      <w:tblPr>
+        <w:tblStyle w:val="Table"/>
+        <w:tblW w:type="auto" w:w="0"/>
+        <w:tblLook w:firstRow="1" w:lastRow="0" w:firstColumn="0" w:lastColumn="0" w:noHBand="0" w:noVBand="0" w:val="0020"/>
+        <w:tblBorders>
+          <w:top w:val="single" w:sz="6" w:space="0" w:color="E8E5DA"/>
+          <w:left w:val="single" w:sz="6" w:space="0" w:color="E8E5DA"/>
+          <w:bottom w:val="single" w:sz="6" w:space="0" w:color="E8E5DA"/>
+          <w:right w:val="single" w:sz="6" w:space="0" w:color="E8E5DA"/>
+          <w:insideH w:val="single" w:sz="6" w:space="0" w:color="E8E5DA"/>
+          <w:insideV w:val="single" w:sz="6" w:space="0" w:color="E8E5DA"/>
+        </w:tblBorders>
+        <w:tblCellMar>
+          <w:top w:w="120" w:type="dxa"/>
+          <w:left w:w="120" w:type="dxa"/>
+          <w:bottom w:w="120" w:type="dxa"/>
+          <w:right w:w="120" w:type="dxa"/>
+        </w:tblCellMar>
+      </w:tblPr>
+      <w:tblGrid>
+        <w:gridCol w:w="2640"/>
+        <w:gridCol w:w="2640"/>
+        <w:gridCol w:w="2640"/>
+      </w:tblGrid>
+      <w:tr>
+        <w:trPr>
+          <w:tblHeader w:val="on"/>
+        </w:trPr>
+        <w:tc>
+          <w:tcPr>
+            <w:shd w:fill="EEF2F7"/>
+          </w:tcPr>
+          <w:p>
+            <w:pPr>
+              <w:pStyle w:val="Compact"/>
+            </w:pPr>
+            <w:r>
+              <w:rPr>
+                <w:rFonts w:hint="eastAsia"/>
+                <w:b/>
+              </w:rPr>
+              <w:t xml:space="preserve">数据类型</w:t>
+            </w:r>
+          </w:p>
+        </w:tc>
+        <w:tc>
+          <w:tcPr>
+            <w:shd w:fill="EEF2F7"/>
+          </w:tcPr>
+          <w:p>
+            <w:pPr>
+              <w:pStyle w:val="Compact"/>
+            </w:pPr>
+            <w:r>
+              <w:rPr>
+                <w:rFonts w:hint="eastAsia"/>
+                <w:b/>
+              </w:rPr>
+              <w:t xml:space="preserve">预警阈值</w:t>
+            </w:r>
+          </w:p>
+        </w:tc>
+        <w:tc>
+          <w:tcPr>
+            <w:shd w:fill="EEF2F7"/>
+          </w:tcPr>
+          <w:p>
+            <w:pPr>
+              <w:pStyle w:val="Compact"/>
+            </w:pPr>
+            <w:r>
+              <w:rPr>
+                <w:rFonts w:hint="eastAsia"/>
+                <w:b/>
+              </w:rPr>
+              <w:t xml:space="preserve">禁止阈值</w:t>
+            </w:r>
+          </w:p>
+        </w:tc>
+      </w:tr>
+      <w:tr>
+        <w:tc>
+          <w:tcPr>
+            <w:shd w:fill="FAF9F5"/>
+          </w:tcPr>
+          <w:p>
+            <w:pPr>
+              <w:pStyle w:val="Compact"/>
+            </w:pPr>
+            <w:r>
+              <w:t xml:space="preserve">String</w:t>
+            </w:r>
+          </w:p>
+        </w:tc>
+        <w:tc>
+          <w:tcPr>
+            <w:shd w:fill="FAF9F5"/>
+          </w:tcPr>
+          <w:p>
+            <w:pPr>
+              <w:pStyle w:val="Compact"/>
+            </w:pPr>
+            <w:r>
+              <w:t xml:space="preserve">&gt; 10 KB</w:t>
+            </w:r>
+          </w:p>
+        </w:tc>
+        <w:tc>
+          <w:tcPr>
+            <w:shd w:fill="FAF9F5"/>
+          </w:tcPr>
+          <w:p>
+            <w:pPr>
+              <w:pStyle w:val="Compact"/>
+            </w:pPr>
+            <w:r>
+              <w:t xml:space="preserve">&gt; 100 KB</w:t>
+            </w:r>
+          </w:p>
+        </w:tc>
+      </w:tr>
+      <w:tr>
+        <w:tc>
+          <w:tcPr>
+            <w:shd w:fill="F7F5EE"/>
+          </w:tcPr>
+          <w:p>
+            <w:pPr>
+              <w:pStyle w:val="Compact"/>
+            </w:pPr>
+            <w:r>
+              <w:t xml:space="preserve">Hash field </w:t>
+            </w:r>
+            <w:r>
+              <w:rPr>
+                <w:rFonts w:hint="eastAsia"/>
+              </w:rPr>
+              <w:t xml:space="preserve">数量</w:t>
+            </w:r>
+          </w:p>
+        </w:tc>
+        <w:tc>
+          <w:tcPr>
+            <w:shd w:fill="F7F5EE"/>
+          </w:tcPr>
+          <w:p>
+            <w:pPr>
+              <w:pStyle w:val="Compact"/>
+            </w:pPr>
+            <w:r>
+              <w:t xml:space="preserve">&gt; 1,000</w:t>
+            </w:r>
+          </w:p>
+        </w:tc>
+        <w:tc>
+          <w:tcPr>
+            <w:shd w:fill="F7F5EE"/>
+          </w:tcPr>
+          <w:p>
+            <w:pPr>
+              <w:pStyle w:val="Compact"/>
+            </w:pPr>
+            <w:r>
+              <w:t xml:space="preserve">&gt; 5,000</w:t>
+            </w:r>
+          </w:p>
+        </w:tc>
+      </w:tr>
+      <w:tr>
+        <w:tc>
+          <w:tcPr>
+            <w:shd w:fill="FAF9F5"/>
+          </w:tcPr>
+          <w:p>
+            <w:pPr>
+              <w:pStyle w:val="Compact"/>
+            </w:pPr>
+            <w:r>
+              <w:t xml:space="preserve">List element </w:t>
+            </w:r>
+            <w:r>
+              <w:rPr>
+                <w:rFonts w:hint="eastAsia"/>
+              </w:rPr>
+              <w:t xml:space="preserve">数量</w:t>
+            </w:r>
+          </w:p>
+        </w:tc>
+        <w:tc>
+          <w:tcPr>
+            <w:shd w:fill="FAF9F5"/>
+          </w:tcPr>
+          <w:p>
+            <w:pPr>
+              <w:pStyle w:val="Compact"/>
+            </w:pPr>
+            <w:r>
+              <w:t xml:space="preserve">&gt; 1,000</w:t>
+            </w:r>
+          </w:p>
+        </w:tc>
+        <w:tc>
+          <w:tcPr>
+            <w:shd w:fill="FAF9F5"/>
+          </w:tcPr>
+          <w:p>
+            <w:pPr>
+              <w:pStyle w:val="Compact"/>
+            </w:pPr>
+            <w:r>
+              <w:t xml:space="preserve">&gt; 5,000</w:t>
+            </w:r>
+          </w:p>
+        </w:tc>
+      </w:tr>
+      <w:tr>
+        <w:tc>
+          <w:tcPr>
+            <w:shd w:fill="F7F5EE"/>
+          </w:tcPr>
+          <w:p>
+            <w:pPr>
+              <w:pStyle w:val="Compact"/>
+            </w:pPr>
+            <w:r>
+              <w:t xml:space="preserve">Set member </w:t>
+            </w:r>
+            <w:r>
+              <w:rPr>
+                <w:rFonts w:hint="eastAsia"/>
+              </w:rPr>
+              <w:t xml:space="preserve">数量</w:t>
+            </w:r>
+          </w:p>
+        </w:tc>
+        <w:tc>
+          <w:tcPr>
+            <w:shd w:fill="F7F5EE"/>
+          </w:tcPr>
+          <w:p>
+            <w:pPr>
+              <w:pStyle w:val="Compact"/>
+            </w:pPr>
+            <w:r>
+              <w:t xml:space="preserve">&gt; 1,000</w:t>
+            </w:r>
+          </w:p>
+        </w:tc>
+        <w:tc>
+          <w:tcPr>
+            <w:shd w:fill="F7F5EE"/>
+          </w:tcPr>
+          <w:p>
+            <w:pPr>
+              <w:pStyle w:val="Compact"/>
+            </w:pPr>
+            <w:r>
+              <w:t xml:space="preserve">&gt; 5,000</w:t>
+            </w:r>
+          </w:p>
+        </w:tc>
+      </w:tr>
+      <w:tr>
+        <w:tc>
+          <w:tcPr>
+            <w:shd w:fill="FAF9F5"/>
+          </w:tcPr>
+          <w:p>
+            <w:pPr>
+              <w:pStyle w:val="Compact"/>
+            </w:pPr>
+            <w:r>
+              <w:t xml:space="preserve">ZSet member </w:t>
+            </w:r>
+            <w:r>
+              <w:rPr>
+                <w:rFonts w:hint="eastAsia"/>
+              </w:rPr>
+              <w:t xml:space="preserve">数量</w:t>
+            </w:r>
+          </w:p>
+        </w:tc>
+        <w:tc>
+          <w:tcPr>
+            <w:shd w:fill="FAF9F5"/>
+          </w:tcPr>
+          <w:p>
+            <w:pPr>
+              <w:pStyle w:val="Compact"/>
+            </w:pPr>
+            <w:r>
+              <w:t xml:space="preserve">&gt; 1,000</w:t>
+            </w:r>
+          </w:p>
+        </w:tc>
+        <w:tc>
+          <w:tcPr>
+            <w:shd w:fill="FAF9F5"/>
+          </w:tcPr>
+          <w:p>
+            <w:pPr>
+              <w:pStyle w:val="Compact"/>
+            </w:pPr>
+            <w:r>
+              <w:t xml:space="preserve">&gt; 5,000</w:t>
+            </w:r>
+          </w:p>
+        </w:tc>
+      </w:tr>
+    </w:tbl>
     <w:p>
       <w:pPr>
         <w:pStyle w:val="BodyText"/>
@@ -7316,13 +9314,3254 @@
           <w:b/>
           <w:bCs/>
         </w:rPr>
-        <w:t xml:space="preserve">在线迁移备选方案</w:t>
-      </w:r>
-      <w:r>
-        <w:rPr>
-          <w:rFonts w:hint="eastAsia"/>
-        </w:rPr>
-        <w:t xml:space="preserve">：使用redis-shake工具进行增量同步，适用于不可停机的业务。核心步骤是在新实例建立与当前主库的同步关系，数据追平后短暂停止写入，切换全量至新实例。</w:t>
+        <w:t xml:space="preserve">集合类型的拆分策略</w:t>
+      </w:r>
+      <w:r>
+        <w:rPr>
+          <w:rFonts w:hint="eastAsia"/>
+        </w:rPr>
+        <w:t xml:space="preserve">：当一个集合元素超过阈值时，必须拆分。</w:t>
+      </w:r>
+    </w:p>
+    <w:p>
+      <w:pPr>
+        <w:pStyle w:val="SourceCode"/>
+      </w:pPr>
+      <w:r>
+        <w:rPr>
+          <w:rStyle w:val="CommentTok"/>
+        </w:rPr>
+        <w:t xml:space="preserve">// 错误：将所有基金的实时行情存入一个Hash</w:t>
+      </w:r>
+      <w:r>
+        <w:br/>
+      </w:r>
+      <w:r>
+        <w:rPr>
+          <w:rStyle w:val="CommentTok"/>
+        </w:rPr>
+        <w:t xml:space="preserve">// fund:quote:all → {000001: "...", 000002: "...", ... 5000个基金}</w:t>
+      </w:r>
+      <w:r>
+        <w:br/>
+      </w:r>
+      <w:r>
+        <w:rPr>
+          <w:rStyle w:val="CommentTok"/>
+        </w:rPr>
+        <w:t xml:space="preserve">// 内存占用可能超过 1MB</w:t>
+      </w:r>
+      <w:r>
+        <w:br/>
+      </w:r>
+      <w:r>
+        <w:rPr>
+          <w:rStyle w:val="NormalTok"/>
+        </w:rPr>
+        <w:t xml:space="preserve">redis</w:t>
+      </w:r>
+      <w:r>
+        <w:rPr>
+          <w:rStyle w:val="OperatorTok"/>
+        </w:rPr>
+        <w:t xml:space="preserve">.</w:t>
+      </w:r>
+      <w:r>
+        <w:rPr>
+          <w:rStyle w:val="FunctionTok"/>
+        </w:rPr>
+        <w:t xml:space="preserve">hmset</w:t>
+      </w:r>
+      <w:r>
+        <w:rPr>
+          <w:rStyle w:val="OperatorTok"/>
+        </w:rPr>
+        <w:t xml:space="preserve">(</w:t>
+      </w:r>
+      <w:r>
+        <w:rPr>
+          <w:rStyle w:val="StringTok"/>
+        </w:rPr>
+        <w:t xml:space="preserve">"fund:quote:all"</w:t>
+      </w:r>
+      <w:r>
+        <w:rPr>
+          <w:rStyle w:val="OperatorTok"/>
+        </w:rPr>
+        <w:t xml:space="preserve">,</w:t>
+      </w:r>
+      <w:r>
+        <w:rPr>
+          <w:rStyle w:val="NormalTok"/>
+        </w:rPr>
+        <w:t xml:space="preserve"> allQuotesMap</w:t>
+      </w:r>
+      <w:r>
+        <w:rPr>
+          <w:rStyle w:val="OperatorTok"/>
+        </w:rPr>
+        <w:t xml:space="preserve">);</w:t>
+      </w:r>
+      <w:r>
+        <w:br/>
+      </w:r>
+      <w:r>
+        <w:br/>
+      </w:r>
+      <w:r>
+        <w:rPr>
+          <w:rStyle w:val="CommentTok"/>
+        </w:rPr>
+        <w:t xml:space="preserve">// 正确：按分桶存储，每个桶100个基金</w:t>
+      </w:r>
+      <w:r>
+        <w:br/>
+      </w:r>
+      <w:r>
+        <w:rPr>
+          <w:rStyle w:val="CommentTok"/>
+        </w:rPr>
+        <w:t xml:space="preserve">// fund:quote:bucket:00 → {000001~000100}</w:t>
+      </w:r>
+      <w:r>
+        <w:br/>
+      </w:r>
+      <w:r>
+        <w:rPr>
+          <w:rStyle w:val="CommentTok"/>
+        </w:rPr>
+        <w:t xml:space="preserve">// fund:quote:bucket:01 → {000101~000200}</w:t>
+      </w:r>
+      <w:r>
+        <w:br/>
+      </w:r>
+      <w:r>
+        <w:rPr>
+          <w:rStyle w:val="DataTypeTok"/>
+        </w:rPr>
+        <w:t xml:space="preserve">int</w:t>
+      </w:r>
+      <w:r>
+        <w:rPr>
+          <w:rStyle w:val="NormalTok"/>
+        </w:rPr>
+        <w:t xml:space="preserve"> bucket </w:t>
+      </w:r>
+      <w:r>
+        <w:rPr>
+          <w:rStyle w:val="OperatorTok"/>
+        </w:rPr>
+        <w:t xml:space="preserve">=</w:t>
+      </w:r>
+      <w:r>
+        <w:rPr>
+          <w:rStyle w:val="NormalTok"/>
+        </w:rPr>
+        <w:t xml:space="preserve"> fundCode</w:t>
+      </w:r>
+      <w:r>
+        <w:rPr>
+          <w:rStyle w:val="OperatorTok"/>
+        </w:rPr>
+        <w:t xml:space="preserve">.</w:t>
+      </w:r>
+      <w:r>
+        <w:rPr>
+          <w:rStyle w:val="FunctionTok"/>
+        </w:rPr>
+        <w:t xml:space="preserve">hashCode</w:t>
+      </w:r>
+      <w:r>
+        <w:rPr>
+          <w:rStyle w:val="OperatorTok"/>
+        </w:rPr>
+        <w:t xml:space="preserve">()</w:t>
+      </w:r>
+      <w:r>
+        <w:rPr>
+          <w:rStyle w:val="NormalTok"/>
+        </w:rPr>
+        <w:t xml:space="preserve"> </w:t>
+      </w:r>
+      <w:r>
+        <w:rPr>
+          <w:rStyle w:val="OperatorTok"/>
+        </w:rPr>
+        <w:t xml:space="preserve">%</w:t>
+      </w:r>
+      <w:r>
+        <w:rPr>
+          <w:rStyle w:val="NormalTok"/>
+        </w:rPr>
+        <w:t xml:space="preserve"> </w:t>
+      </w:r>
+      <w:r>
+        <w:rPr>
+          <w:rStyle w:val="DecValTok"/>
+        </w:rPr>
+        <w:t xml:space="preserve">50</w:t>
+      </w:r>
+      <w:r>
+        <w:rPr>
+          <w:rStyle w:val="OperatorTok"/>
+        </w:rPr>
+        <w:t xml:space="preserve">;</w:t>
+      </w:r>
+      <w:r>
+        <w:br/>
+      </w:r>
+      <w:r>
+        <w:rPr>
+          <w:rStyle w:val="NormalTok"/>
+        </w:rPr>
+        <w:t xml:space="preserve">redis</w:t>
+      </w:r>
+      <w:r>
+        <w:rPr>
+          <w:rStyle w:val="OperatorTok"/>
+        </w:rPr>
+        <w:t xml:space="preserve">.</w:t>
+      </w:r>
+      <w:r>
+        <w:rPr>
+          <w:rStyle w:val="FunctionTok"/>
+        </w:rPr>
+        <w:t xml:space="preserve">hmset</w:t>
+      </w:r>
+      <w:r>
+        <w:rPr>
+          <w:rStyle w:val="OperatorTok"/>
+        </w:rPr>
+        <w:t xml:space="preserve">(</w:t>
+      </w:r>
+      <w:r>
+        <w:rPr>
+          <w:rStyle w:val="StringTok"/>
+        </w:rPr>
+        <w:t xml:space="preserve">"fund:quote:bucket:"</w:t>
+      </w:r>
+      <w:r>
+        <w:rPr>
+          <w:rStyle w:val="NormalTok"/>
+        </w:rPr>
+        <w:t xml:space="preserve"> </w:t>
+      </w:r>
+      <w:r>
+        <w:rPr>
+          <w:rStyle w:val="OperatorTok"/>
+        </w:rPr>
+        <w:t xml:space="preserve">+</w:t>
+      </w:r>
+      <w:r>
+        <w:rPr>
+          <w:rStyle w:val="NormalTok"/>
+        </w:rPr>
+        <w:t xml:space="preserve"> bucket</w:t>
+      </w:r>
+      <w:r>
+        <w:rPr>
+          <w:rStyle w:val="OperatorTok"/>
+        </w:rPr>
+        <w:t xml:space="preserve">,</w:t>
+      </w:r>
+      <w:r>
+        <w:rPr>
+          <w:rStyle w:val="NormalTok"/>
+        </w:rPr>
+        <w:t xml:space="preserve"> bucketMap</w:t>
+      </w:r>
+      <w:r>
+        <w:rPr>
+          <w:rStyle w:val="OperatorTok"/>
+        </w:rPr>
+        <w:t xml:space="preserve">);</w:t>
+      </w:r>
+      <w:r>
+        <w:br/>
+      </w:r>
+      <w:r>
+        <w:rPr>
+          <w:rStyle w:val="NormalTok"/>
+        </w:rPr>
+        <w:t xml:space="preserve">redis</w:t>
+      </w:r>
+      <w:r>
+        <w:rPr>
+          <w:rStyle w:val="OperatorTok"/>
+        </w:rPr>
+        <w:t xml:space="preserve">.</w:t>
+      </w:r>
+      <w:r>
+        <w:rPr>
+          <w:rStyle w:val="FunctionTok"/>
+        </w:rPr>
+        <w:t xml:space="preserve">expire</w:t>
+      </w:r>
+      <w:r>
+        <w:rPr>
+          <w:rStyle w:val="OperatorTok"/>
+        </w:rPr>
+        <w:t xml:space="preserve">(</w:t>
+      </w:r>
+      <w:r>
+        <w:rPr>
+          <w:rStyle w:val="StringTok"/>
+        </w:rPr>
+        <w:t xml:space="preserve">"fund:quote:bucket:"</w:t>
+      </w:r>
+      <w:r>
+        <w:rPr>
+          <w:rStyle w:val="NormalTok"/>
+        </w:rPr>
+        <w:t xml:space="preserve"> </w:t>
+      </w:r>
+      <w:r>
+        <w:rPr>
+          <w:rStyle w:val="OperatorTok"/>
+        </w:rPr>
+        <w:t xml:space="preserve">+</w:t>
+      </w:r>
+      <w:r>
+        <w:rPr>
+          <w:rStyle w:val="NormalTok"/>
+        </w:rPr>
+        <w:t xml:space="preserve"> bucket</w:t>
+      </w:r>
+      <w:r>
+        <w:rPr>
+          <w:rStyle w:val="OperatorTok"/>
+        </w:rPr>
+        <w:t xml:space="preserve">,</w:t>
+      </w:r>
+      <w:r>
+        <w:rPr>
+          <w:rStyle w:val="NormalTok"/>
+        </w:rPr>
+        <w:t xml:space="preserve"> </w:t>
+      </w:r>
+      <w:r>
+        <w:rPr>
+          <w:rStyle w:val="DecValTok"/>
+        </w:rPr>
+        <w:t xml:space="preserve">300</w:t>
+      </w:r>
+      <w:r>
+        <w:rPr>
+          <w:rStyle w:val="OperatorTok"/>
+        </w:rPr>
+        <w:t xml:space="preserve">);</w:t>
+      </w:r>
+      <w:r>
+        <w:rPr>
+          <w:rStyle w:val="NormalTok"/>
+        </w:rPr>
+        <w:t xml:space="preserve">  </w:t>
+      </w:r>
+      <w:r>
+        <w:rPr>
+          <w:rStyle w:val="CommentTok"/>
+        </w:rPr>
+        <w:t xml:space="preserve">// 5分钟过期</w:t>
+      </w:r>
+    </w:p>
+    <w:bookmarkEnd w:id="36"/>
+    <w:bookmarkStart w:id="37" w:name="命令使用规范"/>
+    <w:p>
+      <w:pPr>
+        <w:pStyle w:val="Heading3"/>
+      </w:pPr>
+      <w:r>
+        <w:t xml:space="preserve">4.4 </w:t>
+      </w:r>
+      <w:r>
+        <w:rPr>
+          <w:rFonts w:hint="eastAsia"/>
+        </w:rPr>
+        <w:t xml:space="preserve">命令使用规范</w:t>
+      </w:r>
+    </w:p>
+    <w:p>
+      <w:pPr>
+        <w:pStyle w:val="FirstParagraph"/>
+      </w:pPr>
+      <w:r>
+        <w:rPr>
+          <w:rFonts w:hint="eastAsia"/>
+          <w:b/>
+          <w:bCs/>
+        </w:rPr>
+        <w:t xml:space="preserve">禁止使用的命令</w:t>
+      </w:r>
+      <w:r>
+        <w:rPr>
+          <w:rFonts w:hint="eastAsia"/>
+        </w:rPr>
+        <w:t xml:space="preserve">（生产环境）：</w:t>
+      </w:r>
+    </w:p>
+    <w:tbl>
+      <w:tblPr>
+        <w:tblStyle w:val="Table"/>
+        <w:tblW w:type="pct" w:w="5000"/>
+        <w:tblLayout w:type="fixed"/>
+        <w:tblLook w:firstRow="1" w:lastRow="0" w:firstColumn="0" w:lastColumn="0" w:noHBand="0" w:noVBand="0" w:val="0020"/>
+        <w:tblBorders>
+          <w:top w:val="single" w:sz="6" w:space="0" w:color="E8E5DA"/>
+          <w:left w:val="single" w:sz="6" w:space="0" w:color="E8E5DA"/>
+          <w:bottom w:val="single" w:sz="6" w:space="0" w:color="E8E5DA"/>
+          <w:right w:val="single" w:sz="6" w:space="0" w:color="E8E5DA"/>
+          <w:insideH w:val="single" w:sz="6" w:space="0" w:color="E8E5DA"/>
+          <w:insideV w:val="single" w:sz="6" w:space="0" w:color="E8E5DA"/>
+        </w:tblBorders>
+        <w:tblCellMar>
+          <w:top w:w="120" w:type="dxa"/>
+          <w:left w:w="120" w:type="dxa"/>
+          <w:bottom w:w="120" w:type="dxa"/>
+          <w:right w:w="120" w:type="dxa"/>
+        </w:tblCellMar>
+      </w:tblPr>
+      <w:tblGrid>
+        <w:gridCol w:w="1980"/>
+        <w:gridCol w:w="2970"/>
+        <w:gridCol w:w="2970"/>
+      </w:tblGrid>
+      <w:tr>
+        <w:trPr>
+          <w:tblHeader w:val="on"/>
+        </w:trPr>
+        <w:tc>
+          <w:tcPr>
+            <w:shd w:fill="EEF2F7"/>
+          </w:tcPr>
+          <w:p>
+            <w:pPr>
+              <w:pStyle w:val="Compact"/>
+            </w:pPr>
+            <w:r>
+              <w:rPr>
+                <w:rFonts w:hint="eastAsia"/>
+                <w:b/>
+              </w:rPr>
+              <w:t xml:space="preserve">命令</w:t>
+            </w:r>
+          </w:p>
+        </w:tc>
+        <w:tc>
+          <w:tcPr>
+            <w:shd w:fill="EEF2F7"/>
+          </w:tcPr>
+          <w:p>
+            <w:pPr>
+              <w:pStyle w:val="Compact"/>
+            </w:pPr>
+            <w:r>
+              <w:rPr>
+                <w:rFonts w:hint="eastAsia"/>
+                <w:b/>
+              </w:rPr>
+              <w:t xml:space="preserve">危险原因</w:t>
+            </w:r>
+          </w:p>
+        </w:tc>
+        <w:tc>
+          <w:tcPr>
+            <w:shd w:fill="EEF2F7"/>
+          </w:tcPr>
+          <w:p>
+            <w:pPr>
+              <w:pStyle w:val="Compact"/>
+            </w:pPr>
+            <w:r>
+              <w:rPr>
+                <w:rFonts w:hint="eastAsia"/>
+                <w:b/>
+              </w:rPr>
+              <w:t xml:space="preserve">替代方案</w:t>
+            </w:r>
+          </w:p>
+        </w:tc>
+      </w:tr>
+      <w:tr>
+        <w:tc>
+          <w:tcPr>
+            <w:shd w:fill="FAF9F5"/>
+          </w:tcPr>
+          <w:p>
+            <w:pPr>
+              <w:pStyle w:val="Compact"/>
+            </w:pPr>
+            <w:r>
+              <w:rPr>
+                <w:rStyle w:val="VerbatimChar"/>
+              </w:rPr>
+              <w:t xml:space="preserve">KEYS *</w:t>
+            </w:r>
+          </w:p>
+        </w:tc>
+        <w:tc>
+          <w:tcPr>
+            <w:shd w:fill="FAF9F5"/>
+          </w:tcPr>
+          <w:p>
+            <w:pPr>
+              <w:pStyle w:val="Compact"/>
+            </w:pPr>
+            <w:r>
+              <w:rPr>
+                <w:rFonts w:hint="eastAsia"/>
+              </w:rPr>
+              <w:t xml:space="preserve">遍历所有Key，O(N)阻塞主线程</w:t>
+            </w:r>
+          </w:p>
+        </w:tc>
+        <w:tc>
+          <w:tcPr>
+            <w:shd w:fill="FAF9F5"/>
+          </w:tcPr>
+          <w:p>
+            <w:pPr>
+              <w:pStyle w:val="Compact"/>
+            </w:pPr>
+            <w:r>
+              <w:rPr>
+                <w:rStyle w:val="VerbatimChar"/>
+              </w:rPr>
+              <w:t xml:space="preserve">SCAN</w:t>
+            </w:r>
+            <w:r>
+              <w:t xml:space="preserve"> </w:t>
+            </w:r>
+            <w:r>
+              <w:rPr>
+                <w:rFonts w:hint="eastAsia"/>
+              </w:rPr>
+              <w:t xml:space="preserve">渐进遍历</w:t>
+            </w:r>
+          </w:p>
+        </w:tc>
+      </w:tr>
+      <w:tr>
+        <w:tc>
+          <w:tcPr>
+            <w:shd w:fill="F7F5EE"/>
+          </w:tcPr>
+          <w:p>
+            <w:pPr>
+              <w:pStyle w:val="Compact"/>
+            </w:pPr>
+            <w:r>
+              <w:rPr>
+                <w:rStyle w:val="VerbatimChar"/>
+              </w:rPr>
+              <w:t xml:space="preserve">FLUSHALL</w:t>
+            </w:r>
+            <w:r>
+              <w:t xml:space="preserve"> </w:t>
+            </w:r>
+            <w:r>
+              <w:t xml:space="preserve">/</w:t>
+            </w:r>
+            <w:r>
+              <w:t xml:space="preserve"> </w:t>
+            </w:r>
+            <w:r>
+              <w:rPr>
+                <w:rStyle w:val="VerbatimChar"/>
+              </w:rPr>
+              <w:t xml:space="preserve">FLUSHDB</w:t>
+            </w:r>
+          </w:p>
+        </w:tc>
+        <w:tc>
+          <w:tcPr>
+            <w:shd w:fill="F7F5EE"/>
+          </w:tcPr>
+          <w:p>
+            <w:pPr>
+              <w:pStyle w:val="Compact"/>
+            </w:pPr>
+            <w:r>
+              <w:rPr>
+                <w:rFonts w:hint="eastAsia"/>
+              </w:rPr>
+              <w:t xml:space="preserve">清空数据，不可恢复</w:t>
+            </w:r>
+          </w:p>
+        </w:tc>
+        <w:tc>
+          <w:tcPr>
+            <w:shd w:fill="F7F5EE"/>
+          </w:tcPr>
+          <w:p>
+            <w:pPr>
+              <w:pStyle w:val="Compact"/>
+            </w:pPr>
+            <w:r>
+              <w:rPr>
+                <w:rFonts w:hint="eastAsia"/>
+              </w:rPr>
+              <w:t xml:space="preserve">运维审批后执行</w:t>
+            </w:r>
+          </w:p>
+        </w:tc>
+      </w:tr>
+      <w:tr>
+        <w:tc>
+          <w:tcPr>
+            <w:shd w:fill="FAF9F5"/>
+          </w:tcPr>
+          <w:p>
+            <w:pPr>
+              <w:pStyle w:val="Compact"/>
+            </w:pPr>
+            <w:r>
+              <w:rPr>
+                <w:rStyle w:val="VerbatimChar"/>
+              </w:rPr>
+              <w:t xml:space="preserve">HGETALL</w:t>
+            </w:r>
+            <w:r>
+              <w:rPr>
+                <w:rFonts w:hint="eastAsia"/>
+              </w:rPr>
+              <w:t xml:space="preserve">（大Hash）</w:t>
+            </w:r>
+          </w:p>
+        </w:tc>
+        <w:tc>
+          <w:tcPr>
+            <w:shd w:fill="FAF9F5"/>
+          </w:tcPr>
+          <w:p>
+            <w:pPr>
+              <w:pStyle w:val="Compact"/>
+            </w:pPr>
+            <w:r>
+              <w:rPr>
+                <w:rFonts w:hint="eastAsia"/>
+              </w:rPr>
+              <w:t xml:space="preserve">一次返回所有field，可能返回MB级数据</w:t>
+            </w:r>
+          </w:p>
+        </w:tc>
+        <w:tc>
+          <w:tcPr>
+            <w:shd w:fill="FAF9F5"/>
+          </w:tcPr>
+          <w:p>
+            <w:pPr>
+              <w:pStyle w:val="Compact"/>
+            </w:pPr>
+            <w:r>
+              <w:rPr>
+                <w:rStyle w:val="VerbatimChar"/>
+              </w:rPr>
+              <w:t xml:space="preserve">HSCAN</w:t>
+            </w:r>
+            <w:r>
+              <w:t xml:space="preserve"> </w:t>
+            </w:r>
+            <w:r>
+              <w:rPr>
+                <w:rFonts w:hint="eastAsia"/>
+              </w:rPr>
+              <w:t xml:space="preserve">或按需</w:t>
+            </w:r>
+            <w:r>
+              <w:t xml:space="preserve"> </w:t>
+            </w:r>
+            <w:r>
+              <w:rPr>
+                <w:rStyle w:val="VerbatimChar"/>
+              </w:rPr>
+              <w:t xml:space="preserve">HMGET</w:t>
+            </w:r>
+          </w:p>
+        </w:tc>
+      </w:tr>
+      <w:tr>
+        <w:tc>
+          <w:tcPr>
+            <w:shd w:fill="F7F5EE"/>
+          </w:tcPr>
+          <w:p>
+            <w:pPr>
+              <w:pStyle w:val="Compact"/>
+            </w:pPr>
+            <w:r>
+              <w:rPr>
+                <w:rStyle w:val="VerbatimChar"/>
+              </w:rPr>
+              <w:t xml:space="preserve">LRANGE 0 -1</w:t>
+            </w:r>
+            <w:r>
+              <w:rPr>
+                <w:rFonts w:hint="eastAsia"/>
+              </w:rPr>
+              <w:t xml:space="preserve">（大List）</w:t>
+            </w:r>
+          </w:p>
+        </w:tc>
+        <w:tc>
+          <w:tcPr>
+            <w:shd w:fill="F7F5EE"/>
+          </w:tcPr>
+          <w:p>
+            <w:pPr>
+              <w:pStyle w:val="Compact"/>
+            </w:pPr>
+            <w:r>
+              <w:rPr>
+                <w:rFonts w:hint="eastAsia"/>
+              </w:rPr>
+              <w:t xml:space="preserve">返回全部元素</w:t>
+            </w:r>
+          </w:p>
+        </w:tc>
+        <w:tc>
+          <w:tcPr>
+            <w:shd w:fill="F7F5EE"/>
+          </w:tcPr>
+          <w:p>
+            <w:pPr>
+              <w:pStyle w:val="Compact"/>
+            </w:pPr>
+            <w:r>
+              <w:rPr>
+                <w:rFonts w:hint="eastAsia"/>
+              </w:rPr>
+              <w:t xml:space="preserve">分页</w:t>
+            </w:r>
+            <w:r>
+              <w:t xml:space="preserve"> </w:t>
+            </w:r>
+            <w:r>
+              <w:rPr>
+                <w:rStyle w:val="VerbatimChar"/>
+              </w:rPr>
+              <w:t xml:space="preserve">LRANGE start stop</w:t>
+            </w:r>
+          </w:p>
+        </w:tc>
+      </w:tr>
+      <w:tr>
+        <w:tc>
+          <w:tcPr>
+            <w:shd w:fill="FAF9F5"/>
+          </w:tcPr>
+          <w:p>
+            <w:pPr>
+              <w:pStyle w:val="Compact"/>
+            </w:pPr>
+            <w:r>
+              <w:rPr>
+                <w:rStyle w:val="VerbatimChar"/>
+              </w:rPr>
+              <w:t xml:space="preserve">SMEMBERS</w:t>
+            </w:r>
+            <w:r>
+              <w:rPr>
+                <w:rFonts w:hint="eastAsia"/>
+              </w:rPr>
+              <w:t xml:space="preserve">（大Set）</w:t>
+            </w:r>
+          </w:p>
+        </w:tc>
+        <w:tc>
+          <w:tcPr>
+            <w:shd w:fill="FAF9F5"/>
+          </w:tcPr>
+          <w:p>
+            <w:pPr>
+              <w:pStyle w:val="Compact"/>
+            </w:pPr>
+            <w:r>
+              <w:rPr>
+                <w:rFonts w:hint="eastAsia"/>
+              </w:rPr>
+              <w:t xml:space="preserve">返回全部成员</w:t>
+            </w:r>
+          </w:p>
+        </w:tc>
+        <w:tc>
+          <w:tcPr>
+            <w:shd w:fill="FAF9F5"/>
+          </w:tcPr>
+          <w:p>
+            <w:pPr>
+              <w:pStyle w:val="Compact"/>
+            </w:pPr>
+            <w:r>
+              <w:rPr>
+                <w:rStyle w:val="VerbatimChar"/>
+              </w:rPr>
+              <w:t xml:space="preserve">SSCAN</w:t>
+            </w:r>
+            <w:r>
+              <w:t xml:space="preserve"> </w:t>
+            </w:r>
+            <w:r>
+              <w:rPr>
+                <w:rFonts w:hint="eastAsia"/>
+              </w:rPr>
+              <w:t xml:space="preserve">渐进遍历</w:t>
+            </w:r>
+          </w:p>
+        </w:tc>
+      </w:tr>
+      <w:tr>
+        <w:tc>
+          <w:tcPr>
+            <w:shd w:fill="F7F5EE"/>
+          </w:tcPr>
+          <w:p>
+            <w:pPr>
+              <w:pStyle w:val="Compact"/>
+            </w:pPr>
+            <w:r>
+              <w:rPr>
+                <w:rStyle w:val="VerbatimChar"/>
+              </w:rPr>
+              <w:t xml:space="preserve">SORT</w:t>
+            </w:r>
+          </w:p>
+        </w:tc>
+        <w:tc>
+          <w:tcPr>
+            <w:shd w:fill="F7F5EE"/>
+          </w:tcPr>
+          <w:p>
+            <w:pPr>
+              <w:pStyle w:val="Compact"/>
+            </w:pPr>
+            <w:r>
+              <w:rPr>
+                <w:rFonts w:hint="eastAsia"/>
+              </w:rPr>
+              <w:t xml:space="preserve">对大集合排序，O(N*logN)</w:t>
+            </w:r>
+          </w:p>
+        </w:tc>
+        <w:tc>
+          <w:tcPr>
+            <w:shd w:fill="F7F5EE"/>
+          </w:tcPr>
+          <w:p>
+            <w:pPr>
+              <w:pStyle w:val="Compact"/>
+            </w:pPr>
+            <w:r>
+              <w:rPr>
+                <w:rFonts w:hint="eastAsia"/>
+              </w:rPr>
+              <w:t xml:space="preserve">应用层排序或使用ZSet</w:t>
+            </w:r>
+          </w:p>
+        </w:tc>
+      </w:tr>
+    </w:tbl>
+    <w:p>
+      <w:pPr>
+        <w:pStyle w:val="BodyText"/>
+      </w:pPr>
+      <w:r>
+        <w:rPr>
+          <w:rFonts w:hint="eastAsia"/>
+          <w:b/>
+          <w:bCs/>
+        </w:rPr>
+        <w:t xml:space="preserve">必须使用Pipeline/批量操作</w:t>
+      </w:r>
+      <w:r>
+        <w:rPr>
+          <w:rFonts w:hint="eastAsia"/>
+        </w:rPr>
+        <w:t xml:space="preserve">的场景：</w:t>
+      </w:r>
+    </w:p>
+    <w:p>
+      <w:pPr>
+        <w:pStyle w:val="SourceCode"/>
+      </w:pPr>
+      <w:r>
+        <w:rPr>
+          <w:rStyle w:val="CommentTok"/>
+        </w:rPr>
+        <w:t xml:space="preserve">// 错误：循环单次操作，每次都是一次网络往返</w:t>
+      </w:r>
+      <w:r>
+        <w:br/>
+      </w:r>
+      <w:r>
+        <w:rPr>
+          <w:rStyle w:val="ControlFlowTok"/>
+        </w:rPr>
+        <w:t xml:space="preserve">for</w:t>
+      </w:r>
+      <w:r>
+        <w:rPr>
+          <w:rStyle w:val="NormalTok"/>
+        </w:rPr>
+        <w:t xml:space="preserve"> </w:t>
+      </w:r>
+      <w:r>
+        <w:rPr>
+          <w:rStyle w:val="OperatorTok"/>
+        </w:rPr>
+        <w:t xml:space="preserve">(</w:t>
+      </w:r>
+      <w:r>
+        <w:rPr>
+          <w:rStyle w:val="BuiltInTok"/>
+        </w:rPr>
+        <w:t xml:space="preserve">String</w:t>
+      </w:r>
+      <w:r>
+        <w:rPr>
+          <w:rStyle w:val="NormalTok"/>
+        </w:rPr>
+        <w:t xml:space="preserve"> fundCode </w:t>
+      </w:r>
+      <w:r>
+        <w:rPr>
+          <w:rStyle w:val="OperatorTok"/>
+        </w:rPr>
+        <w:t xml:space="preserve">:</w:t>
+      </w:r>
+      <w:r>
+        <w:rPr>
+          <w:rStyle w:val="NormalTok"/>
+        </w:rPr>
+        <w:t xml:space="preserve"> fundCodes</w:t>
+      </w:r>
+      <w:r>
+        <w:rPr>
+          <w:rStyle w:val="OperatorTok"/>
+        </w:rPr>
+        <w:t xml:space="preserve">)</w:t>
+      </w:r>
+      <w:r>
+        <w:rPr>
+          <w:rStyle w:val="NormalTok"/>
+        </w:rPr>
+        <w:t xml:space="preserve"> </w:t>
+      </w:r>
+      <w:r>
+        <w:rPr>
+          <w:rStyle w:val="OperatorTok"/>
+        </w:rPr>
+        <w:t xml:space="preserve">{</w:t>
+      </w:r>
+      <w:r>
+        <w:br/>
+      </w:r>
+      <w:r>
+        <w:rPr>
+          <w:rStyle w:val="NormalTok"/>
+        </w:rPr>
+        <w:t xml:space="preserve">    </w:t>
+      </w:r>
+      <w:r>
+        <w:rPr>
+          <w:rStyle w:val="BuiltInTok"/>
+        </w:rPr>
+        <w:t xml:space="preserve">String</w:t>
+      </w:r>
+      <w:r>
+        <w:rPr>
+          <w:rStyle w:val="NormalTok"/>
+        </w:rPr>
+        <w:t xml:space="preserve"> nav </w:t>
+      </w:r>
+      <w:r>
+        <w:rPr>
+          <w:rStyle w:val="OperatorTok"/>
+        </w:rPr>
+        <w:t xml:space="preserve">=</w:t>
+      </w:r>
+      <w:r>
+        <w:rPr>
+          <w:rStyle w:val="NormalTok"/>
+        </w:rPr>
+        <w:t xml:space="preserve"> redis</w:t>
+      </w:r>
+      <w:r>
+        <w:rPr>
+          <w:rStyle w:val="OperatorTok"/>
+        </w:rPr>
+        <w:t xml:space="preserve">.</w:t>
+      </w:r>
+      <w:r>
+        <w:rPr>
+          <w:rStyle w:val="FunctionTok"/>
+        </w:rPr>
+        <w:t xml:space="preserve">get</w:t>
+      </w:r>
+      <w:r>
+        <w:rPr>
+          <w:rStyle w:val="OperatorTok"/>
+        </w:rPr>
+        <w:t xml:space="preserve">(</w:t>
+      </w:r>
+      <w:r>
+        <w:rPr>
+          <w:rStyle w:val="StringTok"/>
+        </w:rPr>
+        <w:t xml:space="preserve">"fund:quote:nav:"</w:t>
+      </w:r>
+      <w:r>
+        <w:rPr>
+          <w:rStyle w:val="NormalTok"/>
+        </w:rPr>
+        <w:t xml:space="preserve"> </w:t>
+      </w:r>
+      <w:r>
+        <w:rPr>
+          <w:rStyle w:val="OperatorTok"/>
+        </w:rPr>
+        <w:t xml:space="preserve">+</w:t>
+      </w:r>
+      <w:r>
+        <w:rPr>
+          <w:rStyle w:val="NormalTok"/>
+        </w:rPr>
+        <w:t xml:space="preserve"> fundCode</w:t>
+      </w:r>
+      <w:r>
+        <w:rPr>
+          <w:rStyle w:val="OperatorTok"/>
+        </w:rPr>
+        <w:t xml:space="preserve">);</w:t>
+      </w:r>
+      <w:r>
+        <w:br/>
+      </w:r>
+      <w:r>
+        <w:rPr>
+          <w:rStyle w:val="NormalTok"/>
+        </w:rPr>
+        <w:t xml:space="preserve">    results</w:t>
+      </w:r>
+      <w:r>
+        <w:rPr>
+          <w:rStyle w:val="OperatorTok"/>
+        </w:rPr>
+        <w:t xml:space="preserve">.</w:t>
+      </w:r>
+      <w:r>
+        <w:rPr>
+          <w:rStyle w:val="FunctionTok"/>
+        </w:rPr>
+        <w:t xml:space="preserve">add</w:t>
+      </w:r>
+      <w:r>
+        <w:rPr>
+          <w:rStyle w:val="OperatorTok"/>
+        </w:rPr>
+        <w:t xml:space="preserve">(</w:t>
+      </w:r>
+      <w:r>
+        <w:rPr>
+          <w:rStyle w:val="NormalTok"/>
+        </w:rPr>
+        <w:t xml:space="preserve">nav</w:t>
+      </w:r>
+      <w:r>
+        <w:rPr>
+          <w:rStyle w:val="OperatorTok"/>
+        </w:rPr>
+        <w:t xml:space="preserve">);</w:t>
+      </w:r>
+      <w:r>
+        <w:br/>
+      </w:r>
+      <w:r>
+        <w:rPr>
+          <w:rStyle w:val="OperatorTok"/>
+        </w:rPr>
+        <w:t xml:space="preserve">}</w:t>
+      </w:r>
+      <w:r>
+        <w:br/>
+      </w:r>
+      <w:r>
+        <w:rPr>
+          <w:rStyle w:val="CommentTok"/>
+        </w:rPr>
+        <w:t xml:space="preserve">// 100个基金 = 100次网络往返，耗时约 100×1ms = 100ms</w:t>
+      </w:r>
+      <w:r>
+        <w:br/>
+      </w:r>
+      <w:r>
+        <w:br/>
+      </w:r>
+      <w:r>
+        <w:rPr>
+          <w:rStyle w:val="CommentTok"/>
+        </w:rPr>
+        <w:t xml:space="preserve">// 正确：使用Pipeline，一次网络往返</w:t>
+      </w:r>
+      <w:r>
+        <w:br/>
+      </w:r>
+      <w:r>
+        <w:rPr>
+          <w:rStyle w:val="NormalTok"/>
+        </w:rPr>
+        <w:t xml:space="preserve">Pipeline pipeline </w:t>
+      </w:r>
+      <w:r>
+        <w:rPr>
+          <w:rStyle w:val="OperatorTok"/>
+        </w:rPr>
+        <w:t xml:space="preserve">=</w:t>
+      </w:r>
+      <w:r>
+        <w:rPr>
+          <w:rStyle w:val="NormalTok"/>
+        </w:rPr>
+        <w:t xml:space="preserve"> redis</w:t>
+      </w:r>
+      <w:r>
+        <w:rPr>
+          <w:rStyle w:val="OperatorTok"/>
+        </w:rPr>
+        <w:t xml:space="preserve">.</w:t>
+      </w:r>
+      <w:r>
+        <w:rPr>
+          <w:rStyle w:val="FunctionTok"/>
+        </w:rPr>
+        <w:t xml:space="preserve">pipelined</w:t>
+      </w:r>
+      <w:r>
+        <w:rPr>
+          <w:rStyle w:val="OperatorTok"/>
+        </w:rPr>
+        <w:t xml:space="preserve">();</w:t>
+      </w:r>
+      <w:r>
+        <w:br/>
+      </w:r>
+      <w:r>
+        <w:rPr>
+          <w:rStyle w:val="ControlFlowTok"/>
+        </w:rPr>
+        <w:t xml:space="preserve">for</w:t>
+      </w:r>
+      <w:r>
+        <w:rPr>
+          <w:rStyle w:val="NormalTok"/>
+        </w:rPr>
+        <w:t xml:space="preserve"> </w:t>
+      </w:r>
+      <w:r>
+        <w:rPr>
+          <w:rStyle w:val="OperatorTok"/>
+        </w:rPr>
+        <w:t xml:space="preserve">(</w:t>
+      </w:r>
+      <w:r>
+        <w:rPr>
+          <w:rStyle w:val="BuiltInTok"/>
+        </w:rPr>
+        <w:t xml:space="preserve">String</w:t>
+      </w:r>
+      <w:r>
+        <w:rPr>
+          <w:rStyle w:val="NormalTok"/>
+        </w:rPr>
+        <w:t xml:space="preserve"> fundCode </w:t>
+      </w:r>
+      <w:r>
+        <w:rPr>
+          <w:rStyle w:val="OperatorTok"/>
+        </w:rPr>
+        <w:t xml:space="preserve">:</w:t>
+      </w:r>
+      <w:r>
+        <w:rPr>
+          <w:rStyle w:val="NormalTok"/>
+        </w:rPr>
+        <w:t xml:space="preserve"> fundCodes</w:t>
+      </w:r>
+      <w:r>
+        <w:rPr>
+          <w:rStyle w:val="OperatorTok"/>
+        </w:rPr>
+        <w:t xml:space="preserve">)</w:t>
+      </w:r>
+      <w:r>
+        <w:rPr>
+          <w:rStyle w:val="NormalTok"/>
+        </w:rPr>
+        <w:t xml:space="preserve"> </w:t>
+      </w:r>
+      <w:r>
+        <w:rPr>
+          <w:rStyle w:val="OperatorTok"/>
+        </w:rPr>
+        <w:t xml:space="preserve">{</w:t>
+      </w:r>
+      <w:r>
+        <w:br/>
+      </w:r>
+      <w:r>
+        <w:rPr>
+          <w:rStyle w:val="NormalTok"/>
+        </w:rPr>
+        <w:t xml:space="preserve">    pipeline</w:t>
+      </w:r>
+      <w:r>
+        <w:rPr>
+          <w:rStyle w:val="OperatorTok"/>
+        </w:rPr>
+        <w:t xml:space="preserve">.</w:t>
+      </w:r>
+      <w:r>
+        <w:rPr>
+          <w:rStyle w:val="FunctionTok"/>
+        </w:rPr>
+        <w:t xml:space="preserve">get</w:t>
+      </w:r>
+      <w:r>
+        <w:rPr>
+          <w:rStyle w:val="OperatorTok"/>
+        </w:rPr>
+        <w:t xml:space="preserve">(</w:t>
+      </w:r>
+      <w:r>
+        <w:rPr>
+          <w:rStyle w:val="StringTok"/>
+        </w:rPr>
+        <w:t xml:space="preserve">"fund:quote:nav:"</w:t>
+      </w:r>
+      <w:r>
+        <w:rPr>
+          <w:rStyle w:val="NormalTok"/>
+        </w:rPr>
+        <w:t xml:space="preserve"> </w:t>
+      </w:r>
+      <w:r>
+        <w:rPr>
+          <w:rStyle w:val="OperatorTok"/>
+        </w:rPr>
+        <w:t xml:space="preserve">+</w:t>
+      </w:r>
+      <w:r>
+        <w:rPr>
+          <w:rStyle w:val="NormalTok"/>
+        </w:rPr>
+        <w:t xml:space="preserve"> fundCode</w:t>
+      </w:r>
+      <w:r>
+        <w:rPr>
+          <w:rStyle w:val="OperatorTok"/>
+        </w:rPr>
+        <w:t xml:space="preserve">);</w:t>
+      </w:r>
+      <w:r>
+        <w:br/>
+      </w:r>
+      <w:r>
+        <w:rPr>
+          <w:rStyle w:val="OperatorTok"/>
+        </w:rPr>
+        <w:t xml:space="preserve">}</w:t>
+      </w:r>
+      <w:r>
+        <w:br/>
+      </w:r>
+      <w:r>
+        <w:rPr>
+          <w:rStyle w:val="BuiltInTok"/>
+        </w:rPr>
+        <w:t xml:space="preserve">List</w:t>
+      </w:r>
+      <w:r>
+        <w:rPr>
+          <w:rStyle w:val="OperatorTok"/>
+        </w:rPr>
+        <w:t xml:space="preserve">&lt;</w:t>
+      </w:r>
+      <w:r>
+        <w:rPr>
+          <w:rStyle w:val="BuiltInTok"/>
+        </w:rPr>
+        <w:t xml:space="preserve">Object</w:t>
+      </w:r>
+      <w:r>
+        <w:rPr>
+          <w:rStyle w:val="OperatorTok"/>
+        </w:rPr>
+        <w:t xml:space="preserve">&gt;</w:t>
+      </w:r>
+      <w:r>
+        <w:rPr>
+          <w:rStyle w:val="NormalTok"/>
+        </w:rPr>
+        <w:t xml:space="preserve"> results </w:t>
+      </w:r>
+      <w:r>
+        <w:rPr>
+          <w:rStyle w:val="OperatorTok"/>
+        </w:rPr>
+        <w:t xml:space="preserve">=</w:t>
+      </w:r>
+      <w:r>
+        <w:rPr>
+          <w:rStyle w:val="NormalTok"/>
+        </w:rPr>
+        <w:t xml:space="preserve"> pipeline</w:t>
+      </w:r>
+      <w:r>
+        <w:rPr>
+          <w:rStyle w:val="OperatorTok"/>
+        </w:rPr>
+        <w:t xml:space="preserve">.</w:t>
+      </w:r>
+      <w:r>
+        <w:rPr>
+          <w:rStyle w:val="FunctionTok"/>
+        </w:rPr>
+        <w:t xml:space="preserve">syncAndReturnAll</w:t>
+      </w:r>
+      <w:r>
+        <w:rPr>
+          <w:rStyle w:val="OperatorTok"/>
+        </w:rPr>
+        <w:t xml:space="preserve">();</w:t>
+      </w:r>
+      <w:r>
+        <w:br/>
+      </w:r>
+      <w:r>
+        <w:rPr>
+          <w:rStyle w:val="CommentTok"/>
+        </w:rPr>
+        <w:t xml:space="preserve">// 100个基金 = 1次网络往返，耗时约 2-5ms</w:t>
+      </w:r>
+    </w:p>
+    <w:p>
+      <w:pPr>
+        <w:pStyle w:val="FirstParagraph"/>
+      </w:pPr>
+      <w:r>
+        <w:rPr>
+          <w:rFonts w:hint="eastAsia"/>
+          <w:b/>
+          <w:bCs/>
+        </w:rPr>
+        <w:t xml:space="preserve">批量操作优先</w:t>
+      </w:r>
+      <w:r>
+        <w:rPr>
+          <w:rFonts w:hint="eastAsia"/>
+        </w:rPr>
+        <w:t xml:space="preserve">：</w:t>
+      </w:r>
+    </w:p>
+    <w:tbl>
+      <w:tblPr>
+        <w:tblStyle w:val="Table"/>
+        <w:tblW w:type="auto" w:w="0"/>
+        <w:tblLook w:firstRow="1" w:lastRow="0" w:firstColumn="0" w:lastColumn="0" w:noHBand="0" w:noVBand="0" w:val="0020"/>
+        <w:tblBorders>
+          <w:top w:val="single" w:sz="6" w:space="0" w:color="E8E5DA"/>
+          <w:left w:val="single" w:sz="6" w:space="0" w:color="E8E5DA"/>
+          <w:bottom w:val="single" w:sz="6" w:space="0" w:color="E8E5DA"/>
+          <w:right w:val="single" w:sz="6" w:space="0" w:color="E8E5DA"/>
+          <w:insideH w:val="single" w:sz="6" w:space="0" w:color="E8E5DA"/>
+          <w:insideV w:val="single" w:sz="6" w:space="0" w:color="E8E5DA"/>
+        </w:tblBorders>
+        <w:tblCellMar>
+          <w:top w:w="120" w:type="dxa"/>
+          <w:left w:w="120" w:type="dxa"/>
+          <w:bottom w:w="120" w:type="dxa"/>
+          <w:right w:w="120" w:type="dxa"/>
+        </w:tblCellMar>
+      </w:tblPr>
+      <w:tblGrid>
+        <w:gridCol w:w="2640"/>
+        <w:gridCol w:w="2640"/>
+        <w:gridCol w:w="2640"/>
+      </w:tblGrid>
+      <w:tr>
+        <w:trPr>
+          <w:tblHeader w:val="on"/>
+        </w:trPr>
+        <w:tc>
+          <w:tcPr>
+            <w:shd w:fill="EEF2F7"/>
+          </w:tcPr>
+          <w:p>
+            <w:pPr>
+              <w:pStyle w:val="Compact"/>
+            </w:pPr>
+            <w:r>
+              <w:rPr>
+                <w:rFonts w:hint="eastAsia"/>
+                <w:b/>
+              </w:rPr>
+              <w:t xml:space="preserve">批量命令</w:t>
+            </w:r>
+          </w:p>
+        </w:tc>
+        <w:tc>
+          <w:tcPr>
+            <w:shd w:fill="EEF2F7"/>
+          </w:tcPr>
+          <w:p>
+            <w:pPr>
+              <w:pStyle w:val="Compact"/>
+            </w:pPr>
+            <w:r>
+              <w:rPr>
+                <w:rFonts w:hint="eastAsia"/>
+                <w:b/>
+              </w:rPr>
+              <w:t xml:space="preserve">适用场景</w:t>
+            </w:r>
+          </w:p>
+        </w:tc>
+        <w:tc>
+          <w:tcPr>
+            <w:shd w:fill="EEF2F7"/>
+          </w:tcPr>
+          <w:p>
+            <w:pPr>
+              <w:pStyle w:val="Compact"/>
+            </w:pPr>
+            <w:r>
+              <w:rPr>
+                <w:rFonts w:hint="eastAsia"/>
+                <w:b/>
+              </w:rPr>
+              <w:t xml:space="preserve">注意事项</w:t>
+            </w:r>
+          </w:p>
+        </w:tc>
+      </w:tr>
+      <w:tr>
+        <w:tc>
+          <w:tcPr>
+            <w:shd w:fill="FAF9F5"/>
+          </w:tcPr>
+          <w:p>
+            <w:pPr>
+              <w:pStyle w:val="Compact"/>
+            </w:pPr>
+            <w:r>
+              <w:rPr>
+                <w:rStyle w:val="VerbatimChar"/>
+              </w:rPr>
+              <w:t xml:space="preserve">MGET</w:t>
+            </w:r>
+            <w:r>
+              <w:t xml:space="preserve"> </w:t>
+            </w:r>
+            <w:r>
+              <w:t xml:space="preserve">/</w:t>
+            </w:r>
+            <w:r>
+              <w:t xml:space="preserve"> </w:t>
+            </w:r>
+            <w:r>
+              <w:rPr>
+                <w:rStyle w:val="VerbatimChar"/>
+              </w:rPr>
+              <w:t xml:space="preserve">MSET</w:t>
+            </w:r>
+          </w:p>
+        </w:tc>
+        <w:tc>
+          <w:tcPr>
+            <w:shd w:fill="FAF9F5"/>
+          </w:tcPr>
+          <w:p>
+            <w:pPr>
+              <w:pStyle w:val="Compact"/>
+            </w:pPr>
+            <w:r>
+              <w:rPr>
+                <w:rFonts w:hint="eastAsia"/>
+              </w:rPr>
+              <w:t xml:space="preserve">批量读取/写入String</w:t>
+            </w:r>
+          </w:p>
+        </w:tc>
+        <w:tc>
+          <w:tcPr>
+            <w:shd w:fill="FAF9F5"/>
+          </w:tcPr>
+          <w:p>
+            <w:pPr>
+              <w:pStyle w:val="Compact"/>
+            </w:pPr>
+            <w:r>
+              <w:rPr>
+                <w:rFonts w:hint="eastAsia"/>
+              </w:rPr>
+              <w:t xml:space="preserve">单次不超过500个Key</w:t>
+            </w:r>
+          </w:p>
+        </w:tc>
+      </w:tr>
+      <w:tr>
+        <w:tc>
+          <w:tcPr>
+            <w:shd w:fill="F7F5EE"/>
+          </w:tcPr>
+          <w:p>
+            <w:pPr>
+              <w:pStyle w:val="Compact"/>
+            </w:pPr>
+            <w:r>
+              <w:rPr>
+                <w:rStyle w:val="VerbatimChar"/>
+              </w:rPr>
+              <w:t xml:space="preserve">HMGET</w:t>
+            </w:r>
+            <w:r>
+              <w:t xml:space="preserve"> </w:t>
+            </w:r>
+            <w:r>
+              <w:t xml:space="preserve">/</w:t>
+            </w:r>
+            <w:r>
+              <w:t xml:space="preserve"> </w:t>
+            </w:r>
+            <w:r>
+              <w:rPr>
+                <w:rStyle w:val="VerbatimChar"/>
+              </w:rPr>
+              <w:t xml:space="preserve">HMSET</w:t>
+            </w:r>
+          </w:p>
+        </w:tc>
+        <w:tc>
+          <w:tcPr>
+            <w:shd w:fill="F7F5EE"/>
+          </w:tcPr>
+          <w:p>
+            <w:pPr>
+              <w:pStyle w:val="Compact"/>
+            </w:pPr>
+            <w:r>
+              <w:rPr>
+                <w:rFonts w:hint="eastAsia"/>
+              </w:rPr>
+              <w:t xml:space="preserve">批量读取/写入Hash字段</w:t>
+            </w:r>
+          </w:p>
+        </w:tc>
+        <w:tc>
+          <w:tcPr>
+            <w:shd w:fill="F7F5EE"/>
+          </w:tcPr>
+          <w:p>
+            <w:pPr>
+              <w:pStyle w:val="Compact"/>
+            </w:pPr>
+            <w:r>
+              <w:rPr>
+                <w:rFonts w:hint="eastAsia"/>
+              </w:rPr>
+              <w:t xml:space="preserve">field数量不超过100</w:t>
+            </w:r>
+          </w:p>
+        </w:tc>
+      </w:tr>
+      <w:tr>
+        <w:tc>
+          <w:tcPr>
+            <w:shd w:fill="FAF9F5"/>
+          </w:tcPr>
+          <w:p>
+            <w:pPr>
+              <w:pStyle w:val="Compact"/>
+            </w:pPr>
+            <w:r>
+              <w:rPr>
+                <w:rStyle w:val="VerbatimChar"/>
+              </w:rPr>
+              <w:t xml:space="preserve">Pipeline</w:t>
+            </w:r>
+          </w:p>
+        </w:tc>
+        <w:tc>
+          <w:tcPr>
+            <w:shd w:fill="FAF9F5"/>
+          </w:tcPr>
+          <w:p>
+            <w:pPr>
+              <w:pStyle w:val="Compact"/>
+            </w:pPr>
+            <w:r>
+              <w:rPr>
+                <w:rFonts w:hint="eastAsia"/>
+              </w:rPr>
+              <w:t xml:space="preserve">混合命令批量执行</w:t>
+            </w:r>
+          </w:p>
+        </w:tc>
+        <w:tc>
+          <w:tcPr>
+            <w:shd w:fill="FAF9F5"/>
+          </w:tcPr>
+          <w:p>
+            <w:pPr>
+              <w:pStyle w:val="Compact"/>
+            </w:pPr>
+            <w:r>
+              <w:rPr>
+                <w:rFonts w:hint="eastAsia"/>
+              </w:rPr>
+              <w:t xml:space="preserve">单次Pipeline不超过500条命令</w:t>
+            </w:r>
+          </w:p>
+        </w:tc>
+      </w:tr>
+      <w:tr>
+        <w:tc>
+          <w:tcPr>
+            <w:shd w:fill="F7F5EE"/>
+          </w:tcPr>
+          <w:p>
+            <w:pPr>
+              <w:pStyle w:val="Compact"/>
+            </w:pPr>
+            <w:r>
+              <w:rPr>
+                <w:rStyle w:val="VerbatimChar"/>
+              </w:rPr>
+              <w:t xml:space="preserve">Pipelined + MULTI</w:t>
+            </w:r>
+          </w:p>
+        </w:tc>
+        <w:tc>
+          <w:tcPr>
+            <w:shd w:fill="F7F5EE"/>
+          </w:tcPr>
+          <w:p>
+            <w:pPr>
+              <w:pStyle w:val="Compact"/>
+            </w:pPr>
+            <w:r>
+              <w:rPr>
+                <w:rFonts w:hint="eastAsia"/>
+              </w:rPr>
+              <w:t xml:space="preserve">需要原子性的批量操作</w:t>
+            </w:r>
+          </w:p>
+        </w:tc>
+        <w:tc>
+          <w:tcPr>
+            <w:shd w:fill="F7F5EE"/>
+          </w:tcPr>
+          <w:p>
+            <w:pPr>
+              <w:pStyle w:val="Compact"/>
+            </w:pPr>
+            <w:r>
+              <w:rPr>
+                <w:rFonts w:hint="eastAsia"/>
+              </w:rPr>
+              <w:t xml:space="preserve">控制事务中的命令数量</w:t>
+            </w:r>
+          </w:p>
+        </w:tc>
+      </w:tr>
+    </w:tbl>
+    <w:bookmarkEnd w:id="37"/>
+    <w:bookmarkStart w:id="38" w:name="连接池配置规范"/>
+    <w:p>
+      <w:pPr>
+        <w:pStyle w:val="Heading3"/>
+      </w:pPr>
+      <w:r>
+        <w:t xml:space="preserve">4.5 </w:t>
+      </w:r>
+      <w:r>
+        <w:rPr>
+          <w:rFonts w:hint="eastAsia"/>
+        </w:rPr>
+        <w:t xml:space="preserve">连接池配置规范</w:t>
+      </w:r>
+    </w:p>
+    <w:p>
+      <w:pPr>
+        <w:pStyle w:val="FirstParagraph"/>
+      </w:pPr>
+      <w:r>
+        <w:rPr>
+          <w:rFonts w:hint="eastAsia"/>
+        </w:rPr>
+        <w:t xml:space="preserve">合理的连接池配置直接关系到应用的稳定性和Redis实例的健康。</w:t>
+      </w:r>
+    </w:p>
+    <w:p>
+      <w:pPr>
+        <w:pStyle w:val="SourceCode"/>
+      </w:pPr>
+      <w:r>
+        <w:rPr>
+          <w:rStyle w:val="CommentTok"/>
+        </w:rPr>
+        <w:t xml:space="preserve"># Spring Boot 连接池配置参考（Lettuce）</w:t>
+      </w:r>
+      <w:r>
+        <w:br/>
+      </w:r>
+      <w:r>
+        <w:rPr>
+          <w:rStyle w:val="FunctionTok"/>
+        </w:rPr>
+        <w:t xml:space="preserve">spring</w:t>
+      </w:r>
+      <w:r>
+        <w:rPr>
+          <w:rStyle w:val="KeywordTok"/>
+        </w:rPr>
+        <w:t xml:space="preserve">:</w:t>
+      </w:r>
+      <w:r>
+        <w:br/>
+      </w:r>
+      <w:r>
+        <w:rPr>
+          <w:rStyle w:val="AttributeTok"/>
+        </w:rPr>
+        <w:t xml:space="preserve">  </w:t>
+      </w:r>
+      <w:r>
+        <w:rPr>
+          <w:rStyle w:val="FunctionTok"/>
+        </w:rPr>
+        <w:t xml:space="preserve">redis</w:t>
+      </w:r>
+      <w:r>
+        <w:rPr>
+          <w:rStyle w:val="KeywordTok"/>
+        </w:rPr>
+        <w:t xml:space="preserve">:</w:t>
+      </w:r>
+      <w:r>
+        <w:br/>
+      </w:r>
+      <w:r>
+        <w:rPr>
+          <w:rStyle w:val="AttributeTok"/>
+        </w:rPr>
+        <w:t xml:space="preserve">    </w:t>
+      </w:r>
+      <w:r>
+        <w:rPr>
+          <w:rStyle w:val="FunctionTok"/>
+        </w:rPr>
+        <w:t xml:space="preserve">sentinel</w:t>
+      </w:r>
+      <w:r>
+        <w:rPr>
+          <w:rStyle w:val="KeywordTok"/>
+        </w:rPr>
+        <w:t xml:space="preserve">:</w:t>
+      </w:r>
+      <w:r>
+        <w:br/>
+      </w:r>
+      <w:r>
+        <w:rPr>
+          <w:rStyle w:val="AttributeTok"/>
+        </w:rPr>
+        <w:t xml:space="preserve">      </w:t>
+      </w:r>
+      <w:r>
+        <w:rPr>
+          <w:rStyle w:val="FunctionTok"/>
+        </w:rPr>
+        <w:t xml:space="preserve">master</w:t>
+      </w:r>
+      <w:r>
+        <w:rPr>
+          <w:rStyle w:val="KeywordTok"/>
+        </w:rPr>
+        <w:t xml:space="preserve">:</w:t>
+      </w:r>
+      <w:r>
+        <w:rPr>
+          <w:rStyle w:val="AttributeTok"/>
+        </w:rPr>
+        <w:t xml:space="preserve"> fund-master</w:t>
+      </w:r>
+      <w:r>
+        <w:br/>
+      </w:r>
+      <w:r>
+        <w:rPr>
+          <w:rStyle w:val="AttributeTok"/>
+        </w:rPr>
+        <w:t xml:space="preserve">      </w:t>
+      </w:r>
+      <w:r>
+        <w:rPr>
+          <w:rStyle w:val="FunctionTok"/>
+        </w:rPr>
+        <w:t xml:space="preserve">nodes</w:t>
+      </w:r>
+      <w:r>
+        <w:rPr>
+          <w:rStyle w:val="KeywordTok"/>
+        </w:rPr>
+        <w:t xml:space="preserve">:</w:t>
+      </w:r>
+      <w:r>
+        <w:rPr>
+          <w:rStyle w:val="AttributeTok"/>
+        </w:rPr>
+        <w:t xml:space="preserve"> 10.0.1.10:26379,10.0.1.11:26379,10.0.1.12:26379</w:t>
+      </w:r>
+      <w:r>
+        <w:br/>
+      </w:r>
+      <w:r>
+        <w:rPr>
+          <w:rStyle w:val="AttributeTok"/>
+        </w:rPr>
+        <w:t xml:space="preserve">    </w:t>
+      </w:r>
+      <w:r>
+        <w:rPr>
+          <w:rStyle w:val="FunctionTok"/>
+        </w:rPr>
+        <w:t xml:space="preserve">lettuce</w:t>
+      </w:r>
+      <w:r>
+        <w:rPr>
+          <w:rStyle w:val="KeywordTok"/>
+        </w:rPr>
+        <w:t xml:space="preserve">:</w:t>
+      </w:r>
+      <w:r>
+        <w:br/>
+      </w:r>
+      <w:r>
+        <w:rPr>
+          <w:rStyle w:val="AttributeTok"/>
+        </w:rPr>
+        <w:t xml:space="preserve">      </w:t>
+      </w:r>
+      <w:r>
+        <w:rPr>
+          <w:rStyle w:val="FunctionTok"/>
+        </w:rPr>
+        <w:t xml:space="preserve">pool</w:t>
+      </w:r>
+      <w:r>
+        <w:rPr>
+          <w:rStyle w:val="KeywordTok"/>
+        </w:rPr>
+        <w:t xml:space="preserve">:</w:t>
+      </w:r>
+      <w:r>
+        <w:br/>
+      </w:r>
+      <w:r>
+        <w:rPr>
+          <w:rStyle w:val="AttributeTok"/>
+        </w:rPr>
+        <w:t xml:space="preserve">        </w:t>
+      </w:r>
+      <w:r>
+        <w:rPr>
+          <w:rStyle w:val="FunctionTok"/>
+        </w:rPr>
+        <w:t xml:space="preserve">max-active</w:t>
+      </w:r>
+      <w:r>
+        <w:rPr>
+          <w:rStyle w:val="KeywordTok"/>
+        </w:rPr>
+        <w:t xml:space="preserve">:</w:t>
+      </w:r>
+      <w:r>
+        <w:rPr>
+          <w:rStyle w:val="AttributeTok"/>
+        </w:rPr>
+        <w:t xml:space="preserve"> </w:t>
+      </w:r>
+      <w:r>
+        <w:rPr>
+          <w:rStyle w:val="DecValTok"/>
+        </w:rPr>
+        <w:t xml:space="preserve">20</w:t>
+      </w:r>
+      <w:r>
+        <w:rPr>
+          <w:rStyle w:val="CommentTok"/>
+        </w:rPr>
+        <w:t xml:space="preserve">    # 最大连接数 = 预估并发线程数 × 1.2</w:t>
+      </w:r>
+      <w:r>
+        <w:br/>
+      </w:r>
+      <w:r>
+        <w:rPr>
+          <w:rStyle w:val="AttributeTok"/>
+        </w:rPr>
+        <w:t xml:space="preserve">        </w:t>
+      </w:r>
+      <w:r>
+        <w:rPr>
+          <w:rStyle w:val="FunctionTok"/>
+        </w:rPr>
+        <w:t xml:space="preserve">max-idle</w:t>
+      </w:r>
+      <w:r>
+        <w:rPr>
+          <w:rStyle w:val="KeywordTok"/>
+        </w:rPr>
+        <w:t xml:space="preserve">:</w:t>
+      </w:r>
+      <w:r>
+        <w:rPr>
+          <w:rStyle w:val="AttributeTok"/>
+        </w:rPr>
+        <w:t xml:space="preserve"> </w:t>
+      </w:r>
+      <w:r>
+        <w:rPr>
+          <w:rStyle w:val="DecValTok"/>
+        </w:rPr>
+        <w:t xml:space="preserve">10</w:t>
+      </w:r>
+      <w:r>
+        <w:rPr>
+          <w:rStyle w:val="CommentTok"/>
+        </w:rPr>
+        <w:t xml:space="preserve">      # 最大空闲连接 = max-active × 0.5</w:t>
+      </w:r>
+      <w:r>
+        <w:br/>
+      </w:r>
+      <w:r>
+        <w:rPr>
+          <w:rStyle w:val="AttributeTok"/>
+        </w:rPr>
+        <w:t xml:space="preserve">        </w:t>
+      </w:r>
+      <w:r>
+        <w:rPr>
+          <w:rStyle w:val="FunctionTok"/>
+        </w:rPr>
+        <w:t xml:space="preserve">min-idle</w:t>
+      </w:r>
+      <w:r>
+        <w:rPr>
+          <w:rStyle w:val="KeywordTok"/>
+        </w:rPr>
+        <w:t xml:space="preserve">:</w:t>
+      </w:r>
+      <w:r>
+        <w:rPr>
+          <w:rStyle w:val="AttributeTok"/>
+        </w:rPr>
+        <w:t xml:space="preserve"> </w:t>
+      </w:r>
+      <w:r>
+        <w:rPr>
+          <w:rStyle w:val="DecValTok"/>
+        </w:rPr>
+        <w:t xml:space="preserve">5</w:t>
+      </w:r>
+      <w:r>
+        <w:rPr>
+          <w:rStyle w:val="CommentTok"/>
+        </w:rPr>
+        <w:t xml:space="preserve">       # 最小空闲连接，避免冷启动延迟</w:t>
+      </w:r>
+      <w:r>
+        <w:br/>
+      </w:r>
+      <w:r>
+        <w:rPr>
+          <w:rStyle w:val="AttributeTok"/>
+        </w:rPr>
+        <w:t xml:space="preserve">        </w:t>
+      </w:r>
+      <w:r>
+        <w:rPr>
+          <w:rStyle w:val="FunctionTok"/>
+        </w:rPr>
+        <w:t xml:space="preserve">max-wait</w:t>
+      </w:r>
+      <w:r>
+        <w:rPr>
+          <w:rStyle w:val="KeywordTok"/>
+        </w:rPr>
+        <w:t xml:space="preserve">:</w:t>
+      </w:r>
+      <w:r>
+        <w:rPr>
+          <w:rStyle w:val="AttributeTok"/>
+        </w:rPr>
+        <w:t xml:space="preserve"> 3000ms</w:t>
+      </w:r>
+      <w:r>
+        <w:rPr>
+          <w:rStyle w:val="CommentTok"/>
+        </w:rPr>
+        <w:t xml:space="preserve">  # 获取连接超时时间</w:t>
+      </w:r>
+      <w:r>
+        <w:br/>
+      </w:r>
+      <w:r>
+        <w:rPr>
+          <w:rStyle w:val="AttributeTok"/>
+        </w:rPr>
+        <w:t xml:space="preserve">      </w:t>
+      </w:r>
+      <w:r>
+        <w:rPr>
+          <w:rStyle w:val="FunctionTok"/>
+        </w:rPr>
+        <w:t xml:space="preserve">shutdown-timeout</w:t>
+      </w:r>
+      <w:r>
+        <w:rPr>
+          <w:rStyle w:val="KeywordTok"/>
+        </w:rPr>
+        <w:t xml:space="preserve">:</w:t>
+      </w:r>
+      <w:r>
+        <w:rPr>
+          <w:rStyle w:val="AttributeTok"/>
+        </w:rPr>
+        <w:t xml:space="preserve"> 5000ms</w:t>
+      </w:r>
+      <w:r>
+        <w:br/>
+      </w:r>
+      <w:r>
+        <w:rPr>
+          <w:rStyle w:val="AttributeTok"/>
+        </w:rPr>
+        <w:t xml:space="preserve">    </w:t>
+      </w:r>
+      <w:r>
+        <w:rPr>
+          <w:rStyle w:val="FunctionTok"/>
+        </w:rPr>
+        <w:t xml:space="preserve">timeout</w:t>
+      </w:r>
+      <w:r>
+        <w:rPr>
+          <w:rStyle w:val="KeywordTok"/>
+        </w:rPr>
+        <w:t xml:space="preserve">:</w:t>
+      </w:r>
+      <w:r>
+        <w:rPr>
+          <w:rStyle w:val="AttributeTok"/>
+        </w:rPr>
+        <w:t xml:space="preserve"> 3000ms</w:t>
+      </w:r>
+      <w:r>
+        <w:rPr>
+          <w:rStyle w:val="CommentTok"/>
+        </w:rPr>
+        <w:t xml:space="preserve">       # 命令超时时间</w:t>
+      </w:r>
+    </w:p>
+    <w:p>
+      <w:pPr>
+        <w:pStyle w:val="FirstParagraph"/>
+      </w:pPr>
+      <w:r>
+        <w:rPr>
+          <w:rFonts w:hint="eastAsia"/>
+          <w:b/>
+          <w:bCs/>
+        </w:rPr>
+        <w:t xml:space="preserve">配置原则</w:t>
+      </w:r>
+      <w:r>
+        <w:rPr>
+          <w:rFonts w:hint="eastAsia"/>
+        </w:rPr>
+        <w:t xml:space="preserve">：</w:t>
+      </w:r>
+    </w:p>
+    <w:p>
+      <w:pPr>
+        <w:pStyle w:val="Compact"/>
+        <w:numPr>
+          <w:ilvl w:val="0"/>
+          <w:numId w:val="1005"/>
+        </w:numPr>
+      </w:pPr>
+      <w:r>
+        <w:rPr>
+          <w:rStyle w:val="VerbatimChar"/>
+        </w:rPr>
+        <w:t xml:space="preserve">max-active</w:t>
+      </w:r>
+      <w:r>
+        <w:t xml:space="preserve"> </w:t>
+      </w:r>
+      <w:r>
+        <w:rPr>
+          <w:rFonts w:hint="eastAsia"/>
+        </w:rPr>
+        <w:t xml:space="preserve">不超过Redis实例</w:t>
+      </w:r>
+      <w:r>
+        <w:rPr>
+          <w:rStyle w:val="VerbatimChar"/>
+        </w:rPr>
+        <w:t xml:space="preserve">maxclients</w:t>
+      </w:r>
+      <w:r>
+        <w:rPr>
+          <w:rFonts w:hint="eastAsia"/>
+        </w:rPr>
+        <w:t xml:space="preserve">的</w:t>
+      </w:r>
+      <w:r>
+        <w:t xml:space="preserve"> </w:t>
+      </w:r>
+      <w:r>
+        <w:rPr>
+          <w:rFonts w:hint="eastAsia"/>
+        </w:rPr>
+        <w:t xml:space="preserve">1/业务应用实例数。例如5个应用实例连接同一个Redis（maxclients=500），每个实例的max-active不超过100</w:t>
+      </w:r>
+    </w:p>
+    <w:p>
+      <w:pPr>
+        <w:pStyle w:val="Compact"/>
+        <w:numPr>
+          <w:ilvl w:val="0"/>
+          <w:numId w:val="1005"/>
+        </w:numPr>
+      </w:pPr>
+      <w:r>
+        <w:rPr>
+          <w:rStyle w:val="VerbatimChar"/>
+        </w:rPr>
+        <w:t xml:space="preserve">max-wait</w:t>
+      </w:r>
+      <w:r>
+        <w:t xml:space="preserve"> </w:t>
+      </w:r>
+      <w:r>
+        <w:rPr>
+          <w:rFonts w:hint="eastAsia"/>
+        </w:rPr>
+        <w:t xml:space="preserve">必须设置，避免连接池耗尽时线程无限等待</w:t>
+      </w:r>
+    </w:p>
+    <w:p>
+      <w:pPr>
+        <w:pStyle w:val="Compact"/>
+        <w:numPr>
+          <w:ilvl w:val="0"/>
+          <w:numId w:val="1005"/>
+        </w:numPr>
+      </w:pPr>
+      <w:r>
+        <w:rPr>
+          <w:rStyle w:val="VerbatimChar"/>
+        </w:rPr>
+        <w:t xml:space="preserve">timeout</w:t>
+      </w:r>
+      <w:r>
+        <w:t xml:space="preserve"> </w:t>
+      </w:r>
+      <w:r>
+        <w:rPr>
+          <w:rFonts w:hint="eastAsia"/>
+        </w:rPr>
+        <w:t xml:space="preserve">建议设置为</w:t>
+      </w:r>
+      <w:r>
+        <w:t xml:space="preserve"> 2-5 </w:t>
+      </w:r>
+      <w:r>
+        <w:rPr>
+          <w:rFonts w:hint="eastAsia"/>
+        </w:rPr>
+        <w:t xml:space="preserve">秒，避免慢命令长时间阻塞线程</w:t>
+      </w:r>
+    </w:p>
+    <w:p>
+      <w:pPr>
+        <w:pStyle w:val="Compact"/>
+        <w:numPr>
+          <w:ilvl w:val="0"/>
+          <w:numId w:val="1005"/>
+        </w:numPr>
+      </w:pPr>
+      <w:r>
+        <w:rPr>
+          <w:rFonts w:hint="eastAsia"/>
+        </w:rPr>
+        <w:t xml:space="preserve">使用Sentinel模式时，必须配置Sentinel连接池参数（与数据连接池分开）</w:t>
+      </w:r>
+    </w:p>
+    <w:bookmarkEnd w:id="38"/>
+    <w:bookmarkStart w:id="42" w:name="容错与降级策略"/>
+    <w:p>
+      <w:pPr>
+        <w:pStyle w:val="Heading3"/>
+      </w:pPr>
+      <w:r>
+        <w:t xml:space="preserve">4.6 </w:t>
+      </w:r>
+      <w:r>
+        <w:rPr>
+          <w:rFonts w:hint="eastAsia"/>
+        </w:rPr>
+        <w:t xml:space="preserve">容错与降级策略</w:t>
+      </w:r>
+    </w:p>
+    <w:p>
+      <w:pPr>
+        <w:pStyle w:val="FirstParagraph"/>
+      </w:pPr>
+      <w:r>
+        <w:rPr>
+          <w:rFonts w:hint="eastAsia"/>
+        </w:rPr>
+        <w:t xml:space="preserve">Redis作为缓存层，应用必须具备Redis不可用时的降级能力。</w:t>
+      </w:r>
+    </w:p>
+    <w:p>
+      <w:pPr>
+        <w:pStyle w:val="SourceCode"/>
+      </w:pPr>
+      <w:r>
+        <w:rPr>
+          <w:rStyle w:val="CommentTok"/>
+        </w:rPr>
+        <w:t xml:space="preserve">// 正确的缓存降级模式</w:t>
+      </w:r>
+      <w:r>
+        <w:br/>
+      </w:r>
+      <w:r>
+        <w:rPr>
+          <w:rStyle w:val="KeywordTok"/>
+        </w:rPr>
+        <w:t xml:space="preserve">public</w:t>
+      </w:r>
+      <w:r>
+        <w:rPr>
+          <w:rStyle w:val="NormalTok"/>
+        </w:rPr>
+        <w:t xml:space="preserve"> </w:t>
+      </w:r>
+      <w:r>
+        <w:rPr>
+          <w:rStyle w:val="BuiltInTok"/>
+        </w:rPr>
+        <w:t xml:space="preserve">String</w:t>
+      </w:r>
+      <w:r>
+        <w:rPr>
+          <w:rStyle w:val="NormalTok"/>
+        </w:rPr>
+        <w:t xml:space="preserve"> </w:t>
+      </w:r>
+      <w:r>
+        <w:rPr>
+          <w:rStyle w:val="FunctionTok"/>
+        </w:rPr>
+        <w:t xml:space="preserve">getFundNav</w:t>
+      </w:r>
+      <w:r>
+        <w:rPr>
+          <w:rStyle w:val="OperatorTok"/>
+        </w:rPr>
+        <w:t xml:space="preserve">(</w:t>
+      </w:r>
+      <w:r>
+        <w:rPr>
+          <w:rStyle w:val="BuiltInTok"/>
+        </w:rPr>
+        <w:t xml:space="preserve">String</w:t>
+      </w:r>
+      <w:r>
+        <w:rPr>
+          <w:rStyle w:val="NormalTok"/>
+        </w:rPr>
+        <w:t xml:space="preserve"> fundCode</w:t>
+      </w:r>
+      <w:r>
+        <w:rPr>
+          <w:rStyle w:val="OperatorTok"/>
+        </w:rPr>
+        <w:t xml:space="preserve">)</w:t>
+      </w:r>
+      <w:r>
+        <w:rPr>
+          <w:rStyle w:val="NormalTok"/>
+        </w:rPr>
+        <w:t xml:space="preserve"> </w:t>
+      </w:r>
+      <w:r>
+        <w:rPr>
+          <w:rStyle w:val="OperatorTok"/>
+        </w:rPr>
+        <w:t xml:space="preserve">{</w:t>
+      </w:r>
+      <w:r>
+        <w:br/>
+      </w:r>
+      <w:r>
+        <w:rPr>
+          <w:rStyle w:val="NormalTok"/>
+        </w:rPr>
+        <w:t xml:space="preserve">    </w:t>
+      </w:r>
+      <w:r>
+        <w:rPr>
+          <w:rStyle w:val="BuiltInTok"/>
+        </w:rPr>
+        <w:t xml:space="preserve">String</w:t>
+      </w:r>
+      <w:r>
+        <w:rPr>
+          <w:rStyle w:val="NormalTok"/>
+        </w:rPr>
+        <w:t xml:space="preserve"> cacheKey </w:t>
+      </w:r>
+      <w:r>
+        <w:rPr>
+          <w:rStyle w:val="OperatorTok"/>
+        </w:rPr>
+        <w:t xml:space="preserve">=</w:t>
+      </w:r>
+      <w:r>
+        <w:rPr>
+          <w:rStyle w:val="NormalTok"/>
+        </w:rPr>
+        <w:t xml:space="preserve"> </w:t>
+      </w:r>
+      <w:r>
+        <w:rPr>
+          <w:rStyle w:val="StringTok"/>
+        </w:rPr>
+        <w:t xml:space="preserve">"fund:quote:nav:"</w:t>
+      </w:r>
+      <w:r>
+        <w:rPr>
+          <w:rStyle w:val="NormalTok"/>
+        </w:rPr>
+        <w:t xml:space="preserve"> </w:t>
+      </w:r>
+      <w:r>
+        <w:rPr>
+          <w:rStyle w:val="OperatorTok"/>
+        </w:rPr>
+        <w:t xml:space="preserve">+</w:t>
+      </w:r>
+      <w:r>
+        <w:rPr>
+          <w:rStyle w:val="NormalTok"/>
+        </w:rPr>
+        <w:t xml:space="preserve"> fundCode</w:t>
+      </w:r>
+      <w:r>
+        <w:rPr>
+          <w:rStyle w:val="OperatorTok"/>
+        </w:rPr>
+        <w:t xml:space="preserve">;</w:t>
+      </w:r>
+      <w:r>
+        <w:br/>
+      </w:r>
+      <w:r>
+        <w:rPr>
+          <w:rStyle w:val="NormalTok"/>
+        </w:rPr>
+        <w:t xml:space="preserve">    </w:t>
+      </w:r>
+      <w:r>
+        <w:rPr>
+          <w:rStyle w:val="ControlFlowTok"/>
+        </w:rPr>
+        <w:t xml:space="preserve">try</w:t>
+      </w:r>
+      <w:r>
+        <w:rPr>
+          <w:rStyle w:val="NormalTok"/>
+        </w:rPr>
+        <w:t xml:space="preserve"> </w:t>
+      </w:r>
+      <w:r>
+        <w:rPr>
+          <w:rStyle w:val="OperatorTok"/>
+        </w:rPr>
+        <w:t xml:space="preserve">{</w:t>
+      </w:r>
+      <w:r>
+        <w:br/>
+      </w:r>
+      <w:r>
+        <w:rPr>
+          <w:rStyle w:val="NormalTok"/>
+        </w:rPr>
+        <w:t xml:space="preserve">        </w:t>
+      </w:r>
+      <w:r>
+        <w:rPr>
+          <w:rStyle w:val="BuiltInTok"/>
+        </w:rPr>
+        <w:t xml:space="preserve">String</w:t>
+      </w:r>
+      <w:r>
+        <w:rPr>
+          <w:rStyle w:val="NormalTok"/>
+        </w:rPr>
+        <w:t xml:space="preserve"> cached </w:t>
+      </w:r>
+      <w:r>
+        <w:rPr>
+          <w:rStyle w:val="OperatorTok"/>
+        </w:rPr>
+        <w:t xml:space="preserve">=</w:t>
+      </w:r>
+      <w:r>
+        <w:rPr>
+          <w:rStyle w:val="NormalTok"/>
+        </w:rPr>
+        <w:t xml:space="preserve"> redis</w:t>
+      </w:r>
+      <w:r>
+        <w:rPr>
+          <w:rStyle w:val="OperatorTok"/>
+        </w:rPr>
+        <w:t xml:space="preserve">.</w:t>
+      </w:r>
+      <w:r>
+        <w:rPr>
+          <w:rStyle w:val="FunctionTok"/>
+        </w:rPr>
+        <w:t xml:space="preserve">get</w:t>
+      </w:r>
+      <w:r>
+        <w:rPr>
+          <w:rStyle w:val="OperatorTok"/>
+        </w:rPr>
+        <w:t xml:space="preserve">(</w:t>
+      </w:r>
+      <w:r>
+        <w:rPr>
+          <w:rStyle w:val="NormalTok"/>
+        </w:rPr>
+        <w:t xml:space="preserve">cacheKey</w:t>
+      </w:r>
+      <w:r>
+        <w:rPr>
+          <w:rStyle w:val="OperatorTok"/>
+        </w:rPr>
+        <w:t xml:space="preserve">);</w:t>
+      </w:r>
+      <w:r>
+        <w:br/>
+      </w:r>
+      <w:r>
+        <w:rPr>
+          <w:rStyle w:val="NormalTok"/>
+        </w:rPr>
+        <w:t xml:space="preserve">        </w:t>
+      </w:r>
+      <w:r>
+        <w:rPr>
+          <w:rStyle w:val="ControlFlowTok"/>
+        </w:rPr>
+        <w:t xml:space="preserve">if</w:t>
+      </w:r>
+      <w:r>
+        <w:rPr>
+          <w:rStyle w:val="NormalTok"/>
+        </w:rPr>
+        <w:t xml:space="preserve"> </w:t>
+      </w:r>
+      <w:r>
+        <w:rPr>
+          <w:rStyle w:val="OperatorTok"/>
+        </w:rPr>
+        <w:t xml:space="preserve">(</w:t>
+      </w:r>
+      <w:r>
+        <w:rPr>
+          <w:rStyle w:val="NormalTok"/>
+        </w:rPr>
+        <w:t xml:space="preserve">cached </w:t>
+      </w:r>
+      <w:r>
+        <w:rPr>
+          <w:rStyle w:val="OperatorTok"/>
+        </w:rPr>
+        <w:t xml:space="preserve">!=</w:t>
+      </w:r>
+      <w:r>
+        <w:rPr>
+          <w:rStyle w:val="NormalTok"/>
+        </w:rPr>
+        <w:t xml:space="preserve"> </w:t>
+      </w:r>
+      <w:r>
+        <w:rPr>
+          <w:rStyle w:val="KeywordTok"/>
+        </w:rPr>
+        <w:t xml:space="preserve">null</w:t>
+      </w:r>
+      <w:r>
+        <w:rPr>
+          <w:rStyle w:val="OperatorTok"/>
+        </w:rPr>
+        <w:t xml:space="preserve">)</w:t>
+      </w:r>
+      <w:r>
+        <w:rPr>
+          <w:rStyle w:val="NormalTok"/>
+        </w:rPr>
+        <w:t xml:space="preserve"> </w:t>
+      </w:r>
+      <w:r>
+        <w:rPr>
+          <w:rStyle w:val="OperatorTok"/>
+        </w:rPr>
+        <w:t xml:space="preserve">{</w:t>
+      </w:r>
+      <w:r>
+        <w:br/>
+      </w:r>
+      <w:r>
+        <w:rPr>
+          <w:rStyle w:val="NormalTok"/>
+        </w:rPr>
+        <w:t xml:space="preserve">            </w:t>
+      </w:r>
+      <w:r>
+        <w:rPr>
+          <w:rStyle w:val="ControlFlowTok"/>
+        </w:rPr>
+        <w:t xml:space="preserve">return</w:t>
+      </w:r>
+      <w:r>
+        <w:rPr>
+          <w:rStyle w:val="NormalTok"/>
+        </w:rPr>
+        <w:t xml:space="preserve"> cached</w:t>
+      </w:r>
+      <w:r>
+        <w:rPr>
+          <w:rStyle w:val="OperatorTok"/>
+        </w:rPr>
+        <w:t xml:space="preserve">;</w:t>
+      </w:r>
+      <w:r>
+        <w:br/>
+      </w:r>
+      <w:r>
+        <w:rPr>
+          <w:rStyle w:val="NormalTok"/>
+        </w:rPr>
+        <w:t xml:space="preserve">        </w:t>
+      </w:r>
+      <w:r>
+        <w:rPr>
+          <w:rStyle w:val="OperatorTok"/>
+        </w:rPr>
+        <w:t xml:space="preserve">}</w:t>
+      </w:r>
+      <w:r>
+        <w:br/>
+      </w:r>
+      <w:r>
+        <w:rPr>
+          <w:rStyle w:val="NormalTok"/>
+        </w:rPr>
+        <w:t xml:space="preserve">    </w:t>
+      </w:r>
+      <w:r>
+        <w:rPr>
+          <w:rStyle w:val="OperatorTok"/>
+        </w:rPr>
+        <w:t xml:space="preserve">}</w:t>
+      </w:r>
+      <w:r>
+        <w:rPr>
+          <w:rStyle w:val="NormalTok"/>
+        </w:rPr>
+        <w:t xml:space="preserve"> </w:t>
+      </w:r>
+      <w:r>
+        <w:rPr>
+          <w:rStyle w:val="ControlFlowTok"/>
+        </w:rPr>
+        <w:t xml:space="preserve">catch</w:t>
+      </w:r>
+      <w:r>
+        <w:rPr>
+          <w:rStyle w:val="NormalTok"/>
+        </w:rPr>
+        <w:t xml:space="preserve"> </w:t>
+      </w:r>
+      <w:r>
+        <w:rPr>
+          <w:rStyle w:val="OperatorTok"/>
+        </w:rPr>
+        <w:t xml:space="preserve">(</w:t>
+      </w:r>
+      <w:r>
+        <w:rPr>
+          <w:rStyle w:val="NormalTok"/>
+        </w:rPr>
+        <w:t xml:space="preserve">RedisException e</w:t>
+      </w:r>
+      <w:r>
+        <w:rPr>
+          <w:rStyle w:val="OperatorTok"/>
+        </w:rPr>
+        <w:t xml:space="preserve">)</w:t>
+      </w:r>
+      <w:r>
+        <w:rPr>
+          <w:rStyle w:val="NormalTok"/>
+        </w:rPr>
+        <w:t xml:space="preserve"> </w:t>
+      </w:r>
+      <w:r>
+        <w:rPr>
+          <w:rStyle w:val="OperatorTok"/>
+        </w:rPr>
+        <w:t xml:space="preserve">{</w:t>
+      </w:r>
+      <w:r>
+        <w:br/>
+      </w:r>
+      <w:r>
+        <w:rPr>
+          <w:rStyle w:val="NormalTok"/>
+        </w:rPr>
+        <w:t xml:space="preserve">        </w:t>
+      </w:r>
+      <w:r>
+        <w:rPr>
+          <w:rStyle w:val="CommentTok"/>
+        </w:rPr>
+        <w:t xml:space="preserve">// 记录告警日志，不抛出异常</w:t>
+      </w:r>
+      <w:r>
+        <w:br/>
+      </w:r>
+      <w:r>
+        <w:rPr>
+          <w:rStyle w:val="NormalTok"/>
+        </w:rPr>
+        <w:t xml:space="preserve">        log</w:t>
+      </w:r>
+      <w:r>
+        <w:rPr>
+          <w:rStyle w:val="OperatorTok"/>
+        </w:rPr>
+        <w:t xml:space="preserve">.</w:t>
+      </w:r>
+      <w:r>
+        <w:rPr>
+          <w:rStyle w:val="FunctionTok"/>
+        </w:rPr>
+        <w:t xml:space="preserve">warn</w:t>
+      </w:r>
+      <w:r>
+        <w:rPr>
+          <w:rStyle w:val="OperatorTok"/>
+        </w:rPr>
+        <w:t xml:space="preserve">(</w:t>
+      </w:r>
+      <w:r>
+        <w:rPr>
+          <w:rStyle w:val="StringTok"/>
+        </w:rPr>
+        <w:t xml:space="preserve">"Redis读取失败，降级为数据库查询: {}"</w:t>
+      </w:r>
+      <w:r>
+        <w:rPr>
+          <w:rStyle w:val="OperatorTok"/>
+        </w:rPr>
+        <w:t xml:space="preserve">,</w:t>
+      </w:r>
+      <w:r>
+        <w:rPr>
+          <w:rStyle w:val="NormalTok"/>
+        </w:rPr>
+        <w:t xml:space="preserve"> e</w:t>
+      </w:r>
+      <w:r>
+        <w:rPr>
+          <w:rStyle w:val="OperatorTok"/>
+        </w:rPr>
+        <w:t xml:space="preserve">.</w:t>
+      </w:r>
+      <w:r>
+        <w:rPr>
+          <w:rStyle w:val="FunctionTok"/>
+        </w:rPr>
+        <w:t xml:space="preserve">getMessage</w:t>
+      </w:r>
+      <w:r>
+        <w:rPr>
+          <w:rStyle w:val="OperatorTok"/>
+        </w:rPr>
+        <w:t xml:space="preserve">());</w:t>
+      </w:r>
+      <w:r>
+        <w:br/>
+      </w:r>
+      <w:r>
+        <w:rPr>
+          <w:rStyle w:val="NormalTok"/>
+        </w:rPr>
+        <w:t xml:space="preserve">        monitor</w:t>
+      </w:r>
+      <w:r>
+        <w:rPr>
+          <w:rStyle w:val="OperatorTok"/>
+        </w:rPr>
+        <w:t xml:space="preserve">.</w:t>
+      </w:r>
+      <w:r>
+        <w:rPr>
+          <w:rStyle w:val="FunctionTok"/>
+        </w:rPr>
+        <w:t xml:space="preserve">increment</w:t>
+      </w:r>
+      <w:r>
+        <w:rPr>
+          <w:rStyle w:val="OperatorTok"/>
+        </w:rPr>
+        <w:t xml:space="preserve">(</w:t>
+      </w:r>
+      <w:r>
+        <w:rPr>
+          <w:rStyle w:val="StringTok"/>
+        </w:rPr>
+        <w:t xml:space="preserve">"redis.fallback"</w:t>
+      </w:r>
+      <w:r>
+        <w:rPr>
+          <w:rStyle w:val="OperatorTok"/>
+        </w:rPr>
+        <w:t xml:space="preserve">);</w:t>
+      </w:r>
+      <w:r>
+        <w:br/>
+      </w:r>
+      <w:r>
+        <w:rPr>
+          <w:rStyle w:val="NormalTok"/>
+        </w:rPr>
+        <w:t xml:space="preserve">    </w:t>
+      </w:r>
+      <w:r>
+        <w:rPr>
+          <w:rStyle w:val="OperatorTok"/>
+        </w:rPr>
+        <w:t xml:space="preserve">}</w:t>
+      </w:r>
+      <w:r>
+        <w:br/>
+      </w:r>
+      <w:r>
+        <w:rPr>
+          <w:rStyle w:val="NormalTok"/>
+        </w:rPr>
+        <w:t xml:space="preserve">    </w:t>
+      </w:r>
+      <w:r>
+        <w:br/>
+      </w:r>
+      <w:r>
+        <w:rPr>
+          <w:rStyle w:val="NormalTok"/>
+        </w:rPr>
+        <w:t xml:space="preserve">    </w:t>
+      </w:r>
+      <w:r>
+        <w:rPr>
+          <w:rStyle w:val="CommentTok"/>
+        </w:rPr>
+        <w:t xml:space="preserve">// 降级：从数据库或其他数据源获取</w:t>
+      </w:r>
+      <w:r>
+        <w:br/>
+      </w:r>
+      <w:r>
+        <w:rPr>
+          <w:rStyle w:val="NormalTok"/>
+        </w:rPr>
+        <w:t xml:space="preserve">    </w:t>
+      </w:r>
+      <w:r>
+        <w:rPr>
+          <w:rStyle w:val="BuiltInTok"/>
+        </w:rPr>
+        <w:t xml:space="preserve">String</w:t>
+      </w:r>
+      <w:r>
+        <w:rPr>
+          <w:rStyle w:val="NormalTok"/>
+        </w:rPr>
+        <w:t xml:space="preserve"> nav </w:t>
+      </w:r>
+      <w:r>
+        <w:rPr>
+          <w:rStyle w:val="OperatorTok"/>
+        </w:rPr>
+        <w:t xml:space="preserve">=</w:t>
+      </w:r>
+      <w:r>
+        <w:rPr>
+          <w:rStyle w:val="NormalTok"/>
+        </w:rPr>
+        <w:t xml:space="preserve"> database</w:t>
+      </w:r>
+      <w:r>
+        <w:rPr>
+          <w:rStyle w:val="OperatorTok"/>
+        </w:rPr>
+        <w:t xml:space="preserve">.</w:t>
+      </w:r>
+      <w:r>
+        <w:rPr>
+          <w:rStyle w:val="FunctionTok"/>
+        </w:rPr>
+        <w:t xml:space="preserve">queryFundNav</w:t>
+      </w:r>
+      <w:r>
+        <w:rPr>
+          <w:rStyle w:val="OperatorTok"/>
+        </w:rPr>
+        <w:t xml:space="preserve">(</w:t>
+      </w:r>
+      <w:r>
+        <w:rPr>
+          <w:rStyle w:val="NormalTok"/>
+        </w:rPr>
+        <w:t xml:space="preserve">fundCode</w:t>
+      </w:r>
+      <w:r>
+        <w:rPr>
+          <w:rStyle w:val="OperatorTok"/>
+        </w:rPr>
+        <w:t xml:space="preserve">);</w:t>
+      </w:r>
+      <w:r>
+        <w:br/>
+      </w:r>
+      <w:r>
+        <w:rPr>
+          <w:rStyle w:val="NormalTok"/>
+        </w:rPr>
+        <w:t xml:space="preserve">    </w:t>
+      </w:r>
+      <w:r>
+        <w:br/>
+      </w:r>
+      <w:r>
+        <w:rPr>
+          <w:rStyle w:val="NormalTok"/>
+        </w:rPr>
+        <w:t xml:space="preserve">    </w:t>
+      </w:r>
+      <w:r>
+        <w:rPr>
+          <w:rStyle w:val="CommentTok"/>
+        </w:rPr>
+        <w:t xml:space="preserve">// 异步回写缓存（Redis恢复后自动补齐）</w:t>
+      </w:r>
+      <w:r>
+        <w:br/>
+      </w:r>
+      <w:r>
+        <w:rPr>
+          <w:rStyle w:val="NormalTok"/>
+        </w:rPr>
+        <w:t xml:space="preserve">    </w:t>
+      </w:r>
+      <w:r>
+        <w:rPr>
+          <w:rStyle w:val="ControlFlowTok"/>
+        </w:rPr>
+        <w:t xml:space="preserve">try</w:t>
+      </w:r>
+      <w:r>
+        <w:rPr>
+          <w:rStyle w:val="NormalTok"/>
+        </w:rPr>
+        <w:t xml:space="preserve"> </w:t>
+      </w:r>
+      <w:r>
+        <w:rPr>
+          <w:rStyle w:val="OperatorTok"/>
+        </w:rPr>
+        <w:t xml:space="preserve">{</w:t>
+      </w:r>
+      <w:r>
+        <w:br/>
+      </w:r>
+      <w:r>
+        <w:rPr>
+          <w:rStyle w:val="NormalTok"/>
+        </w:rPr>
+        <w:t xml:space="preserve">        redis</w:t>
+      </w:r>
+      <w:r>
+        <w:rPr>
+          <w:rStyle w:val="OperatorTok"/>
+        </w:rPr>
+        <w:t xml:space="preserve">.</w:t>
+      </w:r>
+      <w:r>
+        <w:rPr>
+          <w:rStyle w:val="FunctionTok"/>
+        </w:rPr>
+        <w:t xml:space="preserve">setex</w:t>
+      </w:r>
+      <w:r>
+        <w:rPr>
+          <w:rStyle w:val="OperatorTok"/>
+        </w:rPr>
+        <w:t xml:space="preserve">(</w:t>
+      </w:r>
+      <w:r>
+        <w:rPr>
+          <w:rStyle w:val="NormalTok"/>
+        </w:rPr>
+        <w:t xml:space="preserve">cacheKey</w:t>
+      </w:r>
+      <w:r>
+        <w:rPr>
+          <w:rStyle w:val="OperatorTok"/>
+        </w:rPr>
+        <w:t xml:space="preserve">,</w:t>
+      </w:r>
+      <w:r>
+        <w:rPr>
+          <w:rStyle w:val="NormalTok"/>
+        </w:rPr>
+        <w:t xml:space="preserve"> </w:t>
+      </w:r>
+      <w:r>
+        <w:rPr>
+          <w:rStyle w:val="DecValTok"/>
+        </w:rPr>
+        <w:t xml:space="preserve">300</w:t>
+      </w:r>
+      <w:r>
+        <w:rPr>
+          <w:rStyle w:val="OperatorTok"/>
+        </w:rPr>
+        <w:t xml:space="preserve">,</w:t>
+      </w:r>
+      <w:r>
+        <w:rPr>
+          <w:rStyle w:val="NormalTok"/>
+        </w:rPr>
+        <w:t xml:space="preserve"> nav</w:t>
+      </w:r>
+      <w:r>
+        <w:rPr>
+          <w:rStyle w:val="OperatorTok"/>
+        </w:rPr>
+        <w:t xml:space="preserve">);</w:t>
+      </w:r>
+      <w:r>
+        <w:br/>
+      </w:r>
+      <w:r>
+        <w:rPr>
+          <w:rStyle w:val="NormalTok"/>
+        </w:rPr>
+        <w:t xml:space="preserve">    </w:t>
+      </w:r>
+      <w:r>
+        <w:rPr>
+          <w:rStyle w:val="OperatorTok"/>
+        </w:rPr>
+        <w:t xml:space="preserve">}</w:t>
+      </w:r>
+      <w:r>
+        <w:rPr>
+          <w:rStyle w:val="NormalTok"/>
+        </w:rPr>
+        <w:t xml:space="preserve"> </w:t>
+      </w:r>
+      <w:r>
+        <w:rPr>
+          <w:rStyle w:val="ControlFlowTok"/>
+        </w:rPr>
+        <w:t xml:space="preserve">catch</w:t>
+      </w:r>
+      <w:r>
+        <w:rPr>
+          <w:rStyle w:val="NormalTok"/>
+        </w:rPr>
+        <w:t xml:space="preserve"> </w:t>
+      </w:r>
+      <w:r>
+        <w:rPr>
+          <w:rStyle w:val="OperatorTok"/>
+        </w:rPr>
+        <w:t xml:space="preserve">(</w:t>
+      </w:r>
+      <w:r>
+        <w:rPr>
+          <w:rStyle w:val="NormalTok"/>
+        </w:rPr>
+        <w:t xml:space="preserve">RedisException e</w:t>
+      </w:r>
+      <w:r>
+        <w:rPr>
+          <w:rStyle w:val="OperatorTok"/>
+        </w:rPr>
+        <w:t xml:space="preserve">)</w:t>
+      </w:r>
+      <w:r>
+        <w:rPr>
+          <w:rStyle w:val="NormalTok"/>
+        </w:rPr>
+        <w:t xml:space="preserve"> </w:t>
+      </w:r>
+      <w:r>
+        <w:rPr>
+          <w:rStyle w:val="OperatorTok"/>
+        </w:rPr>
+        <w:t xml:space="preserve">{</w:t>
+      </w:r>
+      <w:r>
+        <w:br/>
+      </w:r>
+      <w:r>
+        <w:rPr>
+          <w:rStyle w:val="NormalTok"/>
+        </w:rPr>
+        <w:t xml:space="preserve">        log</w:t>
+      </w:r>
+      <w:r>
+        <w:rPr>
+          <w:rStyle w:val="OperatorTok"/>
+        </w:rPr>
+        <w:t xml:space="preserve">.</w:t>
+      </w:r>
+      <w:r>
+        <w:rPr>
+          <w:rStyle w:val="FunctionTok"/>
+        </w:rPr>
+        <w:t xml:space="preserve">warn</w:t>
+      </w:r>
+      <w:r>
+        <w:rPr>
+          <w:rStyle w:val="OperatorTok"/>
+        </w:rPr>
+        <w:t xml:space="preserve">(</w:t>
+      </w:r>
+      <w:r>
+        <w:rPr>
+          <w:rStyle w:val="StringTok"/>
+        </w:rPr>
+        <w:t xml:space="preserve">"Redis回写失败，跳过缓存: {}"</w:t>
+      </w:r>
+      <w:r>
+        <w:rPr>
+          <w:rStyle w:val="OperatorTok"/>
+        </w:rPr>
+        <w:t xml:space="preserve">,</w:t>
+      </w:r>
+      <w:r>
+        <w:rPr>
+          <w:rStyle w:val="NormalTok"/>
+        </w:rPr>
+        <w:t xml:space="preserve"> e</w:t>
+      </w:r>
+      <w:r>
+        <w:rPr>
+          <w:rStyle w:val="OperatorTok"/>
+        </w:rPr>
+        <w:t xml:space="preserve">.</w:t>
+      </w:r>
+      <w:r>
+        <w:rPr>
+          <w:rStyle w:val="FunctionTok"/>
+        </w:rPr>
+        <w:t xml:space="preserve">getMessage</w:t>
+      </w:r>
+      <w:r>
+        <w:rPr>
+          <w:rStyle w:val="OperatorTok"/>
+        </w:rPr>
+        <w:t xml:space="preserve">());</w:t>
+      </w:r>
+      <w:r>
+        <w:br/>
+      </w:r>
+      <w:r>
+        <w:rPr>
+          <w:rStyle w:val="NormalTok"/>
+        </w:rPr>
+        <w:t xml:space="preserve">    </w:t>
+      </w:r>
+      <w:r>
+        <w:rPr>
+          <w:rStyle w:val="OperatorTok"/>
+        </w:rPr>
+        <w:t xml:space="preserve">}</w:t>
+      </w:r>
+      <w:r>
+        <w:br/>
+      </w:r>
+      <w:r>
+        <w:rPr>
+          <w:rStyle w:val="NormalTok"/>
+        </w:rPr>
+        <w:t xml:space="preserve">    </w:t>
+      </w:r>
+      <w:r>
+        <w:br/>
+      </w:r>
+      <w:r>
+        <w:rPr>
+          <w:rStyle w:val="NormalTok"/>
+        </w:rPr>
+        <w:t xml:space="preserve">    </w:t>
+      </w:r>
+      <w:r>
+        <w:rPr>
+          <w:rStyle w:val="ControlFlowTok"/>
+        </w:rPr>
+        <w:t xml:space="preserve">return</w:t>
+      </w:r>
+      <w:r>
+        <w:rPr>
+          <w:rStyle w:val="NormalTok"/>
+        </w:rPr>
+        <w:t xml:space="preserve"> nav</w:t>
+      </w:r>
+      <w:r>
+        <w:rPr>
+          <w:rStyle w:val="OperatorTok"/>
+        </w:rPr>
+        <w:t xml:space="preserve">;</w:t>
+      </w:r>
+      <w:r>
+        <w:br/>
+      </w:r>
+      <w:r>
+        <w:rPr>
+          <w:rStyle w:val="OperatorTok"/>
+        </w:rPr>
+        <w:t xml:space="preserve">}</w:t>
+      </w:r>
+    </w:p>
+    <w:p>
+      <w:pPr>
+        <w:pStyle w:val="FirstParagraph"/>
+      </w:pPr>
+      <w:r>
+        <w:rPr>
+          <w:rFonts w:hint="eastAsia"/>
+          <w:b/>
+          <w:bCs/>
+        </w:rPr>
+        <w:t xml:space="preserve">容错原则</w:t>
+      </w:r>
+      <w:r>
+        <w:rPr>
+          <w:rFonts w:hint="eastAsia"/>
+        </w:rPr>
+        <w:t xml:space="preserve">：</w:t>
+      </w:r>
+    </w:p>
+    <w:p>
+      <w:pPr>
+        <w:pStyle w:val="Compact"/>
+        <w:numPr>
+          <w:ilvl w:val="0"/>
+          <w:numId w:val="1006"/>
+        </w:numPr>
+      </w:pPr>
+      <w:r>
+        <w:rPr>
+          <w:rFonts w:hint="eastAsia"/>
+        </w:rPr>
+        <w:t xml:space="preserve">Redis操作必须包裹在try-catch中，异常不应中断业务流程</w:t>
+      </w:r>
+    </w:p>
+    <w:p>
+      <w:pPr>
+        <w:pStyle w:val="Compact"/>
+        <w:numPr>
+          <w:ilvl w:val="0"/>
+          <w:numId w:val="1006"/>
+        </w:numPr>
+      </w:pPr>
+      <w:r>
+        <w:rPr>
+          <w:rFonts w:hint="eastAsia"/>
+        </w:rPr>
+        <w:t xml:space="preserve">缓存层的作用是加速，不是数据唯一来源。关键业务数据必须有数据库作为兜底</w:t>
+      </w:r>
+    </w:p>
+    <w:p>
+      <w:pPr>
+        <w:pStyle w:val="Compact"/>
+        <w:numPr>
+          <w:ilvl w:val="0"/>
+          <w:numId w:val="1006"/>
+        </w:numPr>
+      </w:pPr>
+      <w:r>
+        <w:rPr>
+          <w:rFonts w:hint="eastAsia"/>
+        </w:rPr>
+        <w:t xml:space="preserve">设置合理的超时时间，避免线程长时间阻塞在Redis调用上</w:t>
+      </w:r>
+    </w:p>
+    <w:p>
+      <w:pPr>
+        <w:pStyle w:val="Compact"/>
+        <w:numPr>
+          <w:ilvl w:val="0"/>
+          <w:numId w:val="1006"/>
+        </w:numPr>
+      </w:pPr>
+      <w:r>
+        <w:rPr>
+          <w:rFonts w:hint="eastAsia"/>
+        </w:rPr>
+        <w:t xml:space="preserve">使用断路器模式（如Resilience4j、Hystrix）在Redis持续异常时自动降级</w:t>
+      </w:r>
+    </w:p>
+    <w:p>
+      <w:pPr>
+        <w:pStyle w:val="Compact"/>
+        <w:numPr>
+          <w:ilvl w:val="0"/>
+          <w:numId w:val="1006"/>
+        </w:numPr>
+      </w:pPr>
+      <w:r>
+        <w:rPr>
+          <w:rFonts w:hint="eastAsia"/>
+        </w:rPr>
+        <w:t xml:space="preserve">Sentinel主从切换期间（通常10-60秒），应用应能自动重连</w:t>
       </w:r>
     </w:p>
     <w:p>
@@ -7334,18 +12573,18 @@
           <ns3:inline>
             <ns3:extent cx="5334000" cy="3000375"/>
             <ns3:effectExtent b="0" l="0" r="0" t="0"/>
-            <ns3:docPr descr="第4章：分阶段迁移实施方案" title="" id="38" name="Picture"/>
+            <ns3:docPr descr="第4章：Redis 应用开发规范" title="" id="40" name="Picture"/>
             <ns4:graphic>
               <ns4:graphicData uri="http://schemas.openxmlformats.org/drawingml/2006/picture">
                 <ns5:pic>
                   <ns5:nvPicPr>
-                    <ns5:cNvPr descr="assets/screenshots/chapter-04.png" id="39" name="Picture"/>
+                    <ns5:cNvPr descr="assets/screenshots/chapter-04.png" id="41" name="Picture"/>
                     <ns5:cNvPicPr>
                       <ns4:picLocks noChangeArrowheads="1" noChangeAspect="1"/>
                     </ns5:cNvPicPr>
                   </ns5:nvPicPr>
                   <ns5:blipFill>
-                    <ns4:blip ns6:embed="rId37"/>
+                    <ns4:blip ns6:embed="rId39"/>
                     <ns4:stretch>
                       <ns4:fillRect/>
                     </ns4:stretch>
@@ -7380,7 +12619,16 @@
         <w:rPr>
           <w:rFonts w:hint="eastAsia"/>
         </w:rPr>
-        <w:t xml:space="preserve">第4章：分阶段迁移实施方案</w:t>
+        <w:t xml:space="preserve">第4章：Redis</w:t>
+      </w:r>
+      <w:r>
+        <w:t xml:space="preserve"> </w:t>
+      </w:r>
+      <w:r>
+        <w:rPr>
+          <w:rFonts w:hint="eastAsia"/>
+        </w:rPr>
+        <w:t xml:space="preserve">应用开发规范</w:t>
       </w:r>
     </w:p>
     <w:p>
@@ -7400,136 +12648,16 @@
         <w:rPr>
           <w:rFonts w:hint="eastAsia"/>
         </w:rPr>
-        <w:t xml:space="preserve">4.1：五个迁移阶段的完整流程，从评估到下线，每阶段有明确交付物。</w:t>
-      </w:r>
-    </w:p>
-    <w:bookmarkEnd w:id="40"/>
-    <w:bookmarkStart w:id="41" w:name="阶段五存量实例下线与回滚保障"/>
-    <w:p>
-      <w:pPr>
-        <w:pStyle w:val="Heading3"/>
-      </w:pPr>
-      <w:r>
-        <w:t xml:space="preserve">4.5 </w:t>
-      </w:r>
-      <w:r>
-        <w:rPr>
-          <w:rFonts w:hint="eastAsia"/>
-        </w:rPr>
-        <w:t xml:space="preserve">阶段五：存量实例下线与回滚保障</w:t>
-      </w:r>
-    </w:p>
-    <w:p>
-      <w:pPr>
-        <w:pStyle w:val="FirstParagraph"/>
-      </w:pPr>
-      <w:r>
-        <w:rPr>
-          <w:rFonts w:hint="eastAsia"/>
-        </w:rPr>
-        <w:t xml:space="preserve">所有业务切换完成后：</w:t>
-      </w:r>
-    </w:p>
-    <w:p>
-      <w:pPr>
-        <w:pStyle w:val="Compact"/>
-        <w:numPr>
-          <w:ilvl w:val="0"/>
-          <w:numId w:val="1004"/>
-        </w:numPr>
-      </w:pPr>
-      <w:r>
-        <w:rPr>
-          <w:rFonts w:hint="eastAsia"/>
-        </w:rPr>
-        <w:t xml:space="preserve">旧实例设为只读状态，保留7天作为回滚窗口</w:t>
-      </w:r>
-    </w:p>
-    <w:p>
-      <w:pPr>
-        <w:pStyle w:val="Compact"/>
-        <w:numPr>
-          <w:ilvl w:val="0"/>
-          <w:numId w:val="1004"/>
-        </w:numPr>
-      </w:pPr>
-      <w:r>
-        <w:rPr>
-          <w:rFonts w:hint="eastAsia"/>
-        </w:rPr>
-        <w:t xml:space="preserve">配置中心保留旧实例连接信息的快速切换入口</w:t>
-      </w:r>
-    </w:p>
-    <w:p>
-      <w:pPr>
-        <w:pStyle w:val="Compact"/>
-        <w:numPr>
-          <w:ilvl w:val="0"/>
-          <w:numId w:val="1004"/>
-        </w:numPr>
-      </w:pPr>
-      <w:r>
-        <w:rPr>
-          <w:rFonts w:hint="eastAsia"/>
-        </w:rPr>
-        <w:t xml:space="preserve">回滚操作SOP：停止应用</w:t>
-      </w:r>
-      <w:r>
-        <w:t xml:space="preserve"> → </w:t>
-      </w:r>
-      <w:r>
-        <w:rPr>
-          <w:rFonts w:hint="eastAsia"/>
-        </w:rPr>
-        <w:t xml:space="preserve">切回旧实例</w:t>
-      </w:r>
-      <w:r>
-        <w:t xml:space="preserve"> → </w:t>
-      </w:r>
-      <w:r>
-        <w:rPr>
-          <w:rFonts w:hint="eastAsia"/>
-        </w:rPr>
-        <w:t xml:space="preserve">启动应用</w:t>
-      </w:r>
-      <w:r>
-        <w:t xml:space="preserve"> → </w:t>
-      </w:r>
-      <w:r>
-        <w:rPr>
-          <w:rFonts w:hint="eastAsia"/>
-        </w:rPr>
-        <w:t xml:space="preserve">验证，预计5分钟内完成</w:t>
-      </w:r>
-    </w:p>
-    <w:p>
-      <w:pPr>
-        <w:pStyle w:val="Compact"/>
-        <w:numPr>
-          <w:ilvl w:val="0"/>
-          <w:numId w:val="1004"/>
-        </w:numPr>
-      </w:pPr>
-      <w:r>
-        <w:rPr>
-          <w:rFonts w:hint="eastAsia"/>
-        </w:rPr>
-        <w:t xml:space="preserve">每次切换前执行一次旧实例数据快照（BGSAVE）</w:t>
-      </w:r>
-    </w:p>
-    <w:p>
-      <w:pPr>
-        <w:pStyle w:val="Compact"/>
-        <w:numPr>
-          <w:ilvl w:val="0"/>
-          <w:numId w:val="1004"/>
-        </w:numPr>
-      </w:pPr>
-      <w:r>
-        <w:rPr>
-          <w:rFonts w:hint="eastAsia"/>
-        </w:rPr>
-        <w:t xml:space="preserve">7天后确认无异常，下线旧实例，回收资源</w:t>
+        <w:t xml:space="preserve">4.1：Redis</w:t>
+      </w:r>
+      <w:r>
+        <w:t xml:space="preserve"> </w:t>
+      </w:r>
+      <w:r>
+        <w:rPr>
+          <w:rFonts w:hint="eastAsia"/>
+        </w:rPr>
+        <w:t xml:space="preserve">开发规范全景——从Key设计、序列化、命令选择到容错降级的完整规范体系。</w:t>
       </w:r>
     </w:p>
     <w:p>
@@ -7548,7 +12676,28 @@
         <w:rPr>
           <w:rFonts w:hint="eastAsia"/>
         </w:rPr>
-        <w:t xml:space="preserve">：每个业务切换前是否准备了回滚方案？回滚操作是否经过演练验证？</w:t>
+        <w:t xml:space="preserve">：对现有代码执行一次Redis使用审查——检查是否存在</w:t>
+      </w:r>
+      <w:r>
+        <w:rPr>
+          <w:rStyle w:val="VerbatimChar"/>
+        </w:rPr>
+        <w:t xml:space="preserve">KEYS *</w:t>
+      </w:r>
+      <w:r>
+        <w:rPr>
+          <w:rFonts w:hint="eastAsia"/>
+        </w:rPr>
+        <w:t xml:space="preserve">调用、未设TTL的缓存Key、超过1KB的String</w:t>
+      </w:r>
+      <w:r>
+        <w:t xml:space="preserve"> </w:t>
+      </w:r>
+      <w:r>
+        <w:rPr>
+          <w:rFonts w:hint="eastAsia"/>
+        </w:rPr>
+        <w:t xml:space="preserve">Value、循环单次Redis操作。这些问题必须在迁移前修复。</w:t>
       </w:r>
     </w:p>
     <w:p>
@@ -7558,9 +12707,9 @@
         </w:pict>
       </w:r>
     </w:p>
-    <w:bookmarkEnd w:id="41"/>
     <w:bookmarkEnd w:id="42"/>
-    <w:bookmarkStart w:id="49" w:name="第5章-过渡期管控与大key治理"/>
+    <w:bookmarkEnd w:id="43"/>
+    <w:bookmarkStart w:id="52" w:name="第5章-分阶段迁移实施方案"/>
     <w:p>
       <w:pPr>
         <w:pStyle w:val="Heading2"/>
@@ -7578,10 +12727,10 @@
         <w:rPr>
           <w:rFonts w:hint="eastAsia"/>
         </w:rPr>
-        <w:t xml:space="preserve">过渡期管控与大Key治理</w:t>
-      </w:r>
-    </w:p>
-    <w:bookmarkStart w:id="43" w:name="迁移窗口期内的应急管控措施"/>
+        <w:t xml:space="preserve">分阶段迁移实施方案</w:t>
+      </w:r>
+    </w:p>
+    <w:bookmarkStart w:id="44" w:name="阶段一现状评估与基线采集1-2周"/>
     <w:p>
       <w:pPr>
         <w:pStyle w:val="Heading3"/>
@@ -7593,7 +12742,7 @@
         <w:rPr>
           <w:rFonts w:hint="eastAsia"/>
         </w:rPr>
-        <w:t xml:space="preserve">迁移窗口期内的应急管控措施</w:t>
+        <w:t xml:space="preserve">阶段一：现状评估与基线采集（1-2周）</w:t>
       </w:r>
     </w:p>
     <w:p>
@@ -7604,7 +12753,468 @@
         <w:rPr>
           <w:rFonts w:hint="eastAsia"/>
         </w:rPr>
-        <w:t xml:space="preserve">在物理隔离尚未完成前，需要立即落地以下管控措施来快速降低风险：</w:t>
+        <w:t xml:space="preserve">迁移的第一步不是部署新实例，而是摸清现有环境的真实状况。需要采集以下数据：</w:t>
+      </w:r>
+    </w:p>
+    <w:p>
+      <w:pPr>
+        <w:pStyle w:val="SourceCode"/>
+      </w:pPr>
+      <w:r>
+        <w:rPr>
+          <w:rStyle w:val="CommentTok"/>
+        </w:rPr>
+        <w:t xml:space="preserve"># 各逻辑库的Key数量和过期Key统计</w:t>
+      </w:r>
+      <w:r>
+        <w:br/>
+      </w:r>
+      <w:r>
+        <w:rPr>
+          <w:rStyle w:val="ExtensionTok"/>
+        </w:rPr>
+        <w:t xml:space="preserve">redis-cli</w:t>
+      </w:r>
+      <w:r>
+        <w:rPr>
+          <w:rStyle w:val="NormalTok"/>
+        </w:rPr>
+        <w:t xml:space="preserve"> INFO keyspace</w:t>
+      </w:r>
+      <w:r>
+        <w:br/>
+      </w:r>
+      <w:r>
+        <w:br/>
+      </w:r>
+      <w:r>
+        <w:rPr>
+          <w:rStyle w:val="CommentTok"/>
+        </w:rPr>
+        <w:t xml:space="preserve"># 识别大Key（建议在低峰期执行）</w:t>
+      </w:r>
+      <w:r>
+        <w:br/>
+      </w:r>
+      <w:r>
+        <w:rPr>
+          <w:rStyle w:val="ExtensionTok"/>
+        </w:rPr>
+        <w:t xml:space="preserve">redis-cli</w:t>
+      </w:r>
+      <w:r>
+        <w:rPr>
+          <w:rStyle w:val="NormalTok"/>
+        </w:rPr>
+        <w:t xml:space="preserve"> </w:t>
+      </w:r>
+      <w:r>
+        <w:rPr>
+          <w:rStyle w:val="AttributeTok"/>
+        </w:rPr>
+        <w:t xml:space="preserve">--bigkeys</w:t>
+      </w:r>
+      <w:r>
+        <w:rPr>
+          <w:rStyle w:val="NormalTok"/>
+        </w:rPr>
+        <w:t xml:space="preserve"> </w:t>
+      </w:r>
+      <w:r>
+        <w:rPr>
+          <w:rStyle w:val="AttributeTok"/>
+        </w:rPr>
+        <w:t xml:space="preserve">-i</w:t>
+      </w:r>
+      <w:r>
+        <w:rPr>
+          <w:rStyle w:val="NormalTok"/>
+        </w:rPr>
+        <w:t xml:space="preserve"> 0.1</w:t>
+      </w:r>
+      <w:r>
+        <w:br/>
+      </w:r>
+      <w:r>
+        <w:br/>
+      </w:r>
+      <w:r>
+        <w:rPr>
+          <w:rStyle w:val="CommentTok"/>
+        </w:rPr>
+        <w:t xml:space="preserve"># 内存使用详情</w:t>
+      </w:r>
+      <w:r>
+        <w:br/>
+      </w:r>
+      <w:r>
+        <w:rPr>
+          <w:rStyle w:val="ExtensionTok"/>
+        </w:rPr>
+        <w:t xml:space="preserve">redis-cli</w:t>
+      </w:r>
+      <w:r>
+        <w:rPr>
+          <w:rStyle w:val="NormalTok"/>
+        </w:rPr>
+        <w:t xml:space="preserve"> MEMORY DOCTOR</w:t>
+      </w:r>
+      <w:r>
+        <w:br/>
+      </w:r>
+      <w:r>
+        <w:br/>
+      </w:r>
+      <w:r>
+        <w:rPr>
+          <w:rStyle w:val="CommentTok"/>
+        </w:rPr>
+        <w:t xml:space="preserve"># 延迟基线</w:t>
+      </w:r>
+      <w:r>
+        <w:br/>
+      </w:r>
+      <w:r>
+        <w:rPr>
+          <w:rStyle w:val="ExtensionTok"/>
+        </w:rPr>
+        <w:t xml:space="preserve">redis-cli</w:t>
+      </w:r>
+      <w:r>
+        <w:rPr>
+          <w:rStyle w:val="NormalTok"/>
+        </w:rPr>
+        <w:t xml:space="preserve"> </w:t>
+      </w:r>
+      <w:r>
+        <w:rPr>
+          <w:rStyle w:val="AttributeTok"/>
+        </w:rPr>
+        <w:t xml:space="preserve">--latency-history</w:t>
+      </w:r>
+      <w:r>
+        <w:rPr>
+          <w:rStyle w:val="NormalTok"/>
+        </w:rPr>
+        <w:t xml:space="preserve"> </w:t>
+      </w:r>
+      <w:r>
+        <w:rPr>
+          <w:rStyle w:val="AttributeTok"/>
+        </w:rPr>
+        <w:t xml:space="preserve">-i</w:t>
+      </w:r>
+      <w:r>
+        <w:rPr>
+          <w:rStyle w:val="NormalTok"/>
+        </w:rPr>
+        <w:t xml:space="preserve"> 1</w:t>
+      </w:r>
+      <w:r>
+        <w:br/>
+      </w:r>
+      <w:r>
+        <w:br/>
+      </w:r>
+      <w:r>
+        <w:rPr>
+          <w:rStyle w:val="CommentTok"/>
+        </w:rPr>
+        <w:t xml:space="preserve"># 客户端连接信息</w:t>
+      </w:r>
+      <w:r>
+        <w:br/>
+      </w:r>
+      <w:r>
+        <w:rPr>
+          <w:rStyle w:val="ExtensionTok"/>
+        </w:rPr>
+        <w:t xml:space="preserve">redis-cli</w:t>
+      </w:r>
+      <w:r>
+        <w:rPr>
+          <w:rStyle w:val="NormalTok"/>
+        </w:rPr>
+        <w:t xml:space="preserve"> CLIENT LIST</w:t>
+      </w:r>
+    </w:p>
+    <w:p>
+      <w:pPr>
+        <w:pStyle w:val="FirstParagraph"/>
+      </w:pPr>
+      <w:r>
+        <w:rPr>
+          <w:rFonts w:hint="eastAsia"/>
+        </w:rPr>
+        <w:t xml:space="preserve">同时需要从应用侧采集：连接池配置、日均QPS与峰值QPS、Key命名规则、TTL分布、是否使用Lua脚本或Pub/Sub等高级特性。</w:t>
+      </w:r>
+    </w:p>
+    <w:p>
+      <w:pPr>
+        <w:pStyle w:val="BodyText"/>
+      </w:pPr>
+      <w:r>
+        <w:rPr>
+          <w:rFonts w:hint="eastAsia"/>
+        </w:rPr>
+        <w:t xml:space="preserve">输出《各业务系统Redis用量评估表》，包含内存占用、Key数量、日均QPS、峰值QPS、大Key清单（超过10KB的Key列表及归属）、现有淘汰策略与TTL命中率。</w:t>
+      </w:r>
+    </w:p>
+    <w:bookmarkEnd w:id="44"/>
+    <w:bookmarkStart w:id="45" w:name="阶段二基础设施准备2-3周"/>
+    <w:p>
+      <w:pPr>
+        <w:pStyle w:val="Heading3"/>
+      </w:pPr>
+      <w:r>
+        <w:t xml:space="preserve">5.2 </w:t>
+      </w:r>
+      <w:r>
+        <w:rPr>
+          <w:rFonts w:hint="eastAsia"/>
+        </w:rPr>
+        <w:t xml:space="preserve">阶段二：基础设施准备（2-3周）</w:t>
+      </w:r>
+    </w:p>
+    <w:p>
+      <w:pPr>
+        <w:pStyle w:val="FirstParagraph"/>
+      </w:pPr>
+      <w:r>
+        <w:rPr>
+          <w:rFonts w:hint="eastAsia"/>
+        </w:rPr>
+        <w:t xml:space="preserve">基于评估数据部署5套独立Redis实例。每个实例的核心配置：</w:t>
+      </w:r>
+    </w:p>
+    <w:p>
+      <w:pPr>
+        <w:pStyle w:val="SourceCode"/>
+      </w:pPr>
+      <w:r>
+        <w:rPr>
+          <w:rStyle w:val="VerbatimChar"/>
+        </w:rPr>
+        <w:t xml:space="preserve"># redis.conf </w:t>
+      </w:r>
+      <w:r>
+        <w:rPr>
+          <w:rStyle w:val="VerbatimChar"/>
+          <w:rFonts w:hint="eastAsia"/>
+        </w:rPr>
+        <w:t xml:space="preserve">关键参数示例</w:t>
+      </w:r>
+      <w:r>
+        <w:br/>
+      </w:r>
+      <w:r>
+        <w:rPr>
+          <w:rStyle w:val="VerbatimChar"/>
+        </w:rPr>
+        <w:t xml:space="preserve">port 6379</w:t>
+      </w:r>
+      <w:r>
+        <w:br/>
+      </w:r>
+      <w:r>
+        <w:rPr>
+          <w:rStyle w:val="VerbatimChar"/>
+        </w:rPr>
+        <w:t xml:space="preserve">maxmemory 4gb</w:t>
+      </w:r>
+      <w:r>
+        <w:br/>
+      </w:r>
+      <w:r>
+        <w:rPr>
+          <w:rStyle w:val="VerbatimChar"/>
+        </w:rPr>
+        <w:t xml:space="preserve">maxmemory-policy volatile-lru</w:t>
+      </w:r>
+      <w:r>
+        <w:br/>
+      </w:r>
+      <w:r>
+        <w:rPr>
+          <w:rStyle w:val="VerbatimChar"/>
+        </w:rPr>
+        <w:t xml:space="preserve">maxclients 500</w:t>
+      </w:r>
+      <w:r>
+        <w:br/>
+      </w:r>
+      <w:r>
+        <w:rPr>
+          <w:rStyle w:val="VerbatimChar"/>
+        </w:rPr>
+        <w:t xml:space="preserve">timeout 300</w:t>
+      </w:r>
+      <w:r>
+        <w:br/>
+      </w:r>
+      <w:r>
+        <w:rPr>
+          <w:rStyle w:val="VerbatimChar"/>
+        </w:rPr>
+        <w:t xml:space="preserve">tcp-keepalive 60</w:t>
+      </w:r>
+      <w:r>
+        <w:br/>
+      </w:r>
+      <w:r>
+        <w:br/>
+      </w:r>
+      <w:r>
+        <w:rPr>
+          <w:rStyle w:val="VerbatimChar"/>
+        </w:rPr>
+        <w:t xml:space="preserve"># </w:t>
+      </w:r>
+      <w:r>
+        <w:rPr>
+          <w:rStyle w:val="VerbatimChar"/>
+          <w:rFonts w:hint="eastAsia"/>
+        </w:rPr>
+        <w:t xml:space="preserve">慢查询日志</w:t>
+      </w:r>
+      <w:r>
+        <w:br/>
+      </w:r>
+      <w:r>
+        <w:rPr>
+          <w:rStyle w:val="VerbatimChar"/>
+        </w:rPr>
+        <w:t xml:space="preserve">slowlog-log-slower-than 10000</w:t>
+      </w:r>
+      <w:r>
+        <w:br/>
+      </w:r>
+      <w:r>
+        <w:rPr>
+          <w:rStyle w:val="VerbatimChar"/>
+        </w:rPr>
+        <w:t xml:space="preserve">slowlog-max-len 256</w:t>
+      </w:r>
+      <w:r>
+        <w:br/>
+      </w:r>
+      <w:r>
+        <w:br/>
+      </w:r>
+      <w:r>
+        <w:rPr>
+          <w:rStyle w:val="VerbatimChar"/>
+        </w:rPr>
+        <w:t xml:space="preserve"># </w:t>
+      </w:r>
+      <w:r>
+        <w:rPr>
+          <w:rStyle w:val="VerbatimChar"/>
+          <w:rFonts w:hint="eastAsia"/>
+        </w:rPr>
+        <w:t xml:space="preserve">客户端输出缓冲区限制</w:t>
+      </w:r>
+      <w:r>
+        <w:br/>
+      </w:r>
+      <w:r>
+        <w:rPr>
+          <w:rStyle w:val="VerbatimChar"/>
+        </w:rPr>
+        <w:t xml:space="preserve">client-output-buffer-limit normal 0 0 0</w:t>
+      </w:r>
+      <w:r>
+        <w:br/>
+      </w:r>
+      <w:r>
+        <w:rPr>
+          <w:rStyle w:val="VerbatimChar"/>
+        </w:rPr>
+        <w:t xml:space="preserve">client-output-buffer-limit replica 256mb 64mb 60</w:t>
+      </w:r>
+      <w:r>
+        <w:br/>
+      </w:r>
+      <w:r>
+        <w:br/>
+      </w:r>
+      <w:r>
+        <w:rPr>
+          <w:rStyle w:val="VerbatimChar"/>
+        </w:rPr>
+        <w:t xml:space="preserve"># </w:t>
+      </w:r>
+      <w:r>
+        <w:rPr>
+          <w:rStyle w:val="VerbatimChar"/>
+          <w:rFonts w:hint="eastAsia"/>
+        </w:rPr>
+        <w:t xml:space="preserve">安全：禁用危险命令</w:t>
+      </w:r>
+      <w:r>
+        <w:br/>
+      </w:r>
+      <w:r>
+        <w:rPr>
+          <w:rStyle w:val="VerbatimChar"/>
+        </w:rPr>
+        <w:t xml:space="preserve">rename-command FLUSHDB ""</w:t>
+      </w:r>
+      <w:r>
+        <w:br/>
+      </w:r>
+      <w:r>
+        <w:rPr>
+          <w:rStyle w:val="VerbatimChar"/>
+        </w:rPr>
+        <w:t xml:space="preserve">rename-command FLUSHALL ""</w:t>
+      </w:r>
+      <w:r>
+        <w:br/>
+      </w:r>
+      <w:r>
+        <w:rPr>
+          <w:rStyle w:val="VerbatimChar"/>
+        </w:rPr>
+        <w:t xml:space="preserve">rename-command DEBUG ""</w:t>
+      </w:r>
+    </w:p>
+    <w:p>
+      <w:pPr>
+        <w:pStyle w:val="FirstParagraph"/>
+      </w:pPr>
+      <w:r>
+        <w:rPr>
+          <w:rFonts w:hint="eastAsia"/>
+        </w:rPr>
+        <w:t xml:space="preserve">配套部署对应的Sentinel集群，验证主从切换功能。配置监控采集（详见第6章）和防火墙/安全组规则。</w:t>
+      </w:r>
+    </w:p>
+    <w:bookmarkEnd w:id="45"/>
+    <w:bookmarkStart w:id="46" w:name="阶段三应用侧改造2-3周"/>
+    <w:p>
+      <w:pPr>
+        <w:pStyle w:val="Heading3"/>
+      </w:pPr>
+      <w:r>
+        <w:t xml:space="preserve">5.3 </w:t>
+      </w:r>
+      <w:r>
+        <w:rPr>
+          <w:rFonts w:hint="eastAsia"/>
+        </w:rPr>
+        <w:t xml:space="preserve">阶段三：应用侧改造（2-3周）</w:t>
+      </w:r>
+    </w:p>
+    <w:p>
+      <w:pPr>
+        <w:pStyle w:val="FirstParagraph"/>
+      </w:pPr>
+      <w:r>
+        <w:rPr>
+          <w:rFonts w:hint="eastAsia"/>
+        </w:rPr>
+        <w:t xml:space="preserve">应用侧需要完成以下改造：</w:t>
       </w:r>
     </w:p>
     <w:p>
@@ -7617,13 +13227,13 @@
           <w:b/>
           <w:bCs/>
         </w:rPr>
-        <w:t xml:space="preserve">内存水位监控</w:t>
-      </w:r>
-      <w:r>
-        <w:rPr>
-          <w:rFonts w:hint="eastAsia"/>
-        </w:rPr>
-        <w:t xml:space="preserve">：设置三级告警阈值——70%预警、80%告警、90%紧急（触发应急流程）。</w:t>
+        <w:t xml:space="preserve">配置中心化</w:t>
+      </w:r>
+      <w:r>
+        <w:rPr>
+          <w:rFonts w:hint="eastAsia"/>
+        </w:rPr>
+        <w:t xml:space="preserve">：将Redis连接信息从硬编码改为配置中心管理，支持按业务维度独立配置连接地址、端口、密码。</w:t>
       </w:r>
     </w:p>
     <w:p>
@@ -7636,52 +13246,74 @@
           <w:b/>
           <w:bCs/>
         </w:rPr>
-        <w:t xml:space="preserve">危险命令禁用</w:t>
-      </w:r>
-      <w:r>
-        <w:rPr>
-          <w:rFonts w:hint="eastAsia"/>
-        </w:rPr>
-        <w:t xml:space="preserve">：在redis.conf中禁用</w:t>
+        <w:t xml:space="preserve">Key命名规范化</w:t>
+      </w:r>
+      <w:r>
+        <w:rPr>
+          <w:rFonts w:hint="eastAsia"/>
+        </w:rPr>
+        <w:t xml:space="preserve">：采用统一格式</w:t>
+      </w:r>
+      <w:r>
+        <w:t xml:space="preserve"> </w:t>
       </w:r>
       <w:r>
         <w:rPr>
           <w:rStyle w:val="VerbatimChar"/>
-        </w:rPr>
-        <w:t xml:space="preserve">FLUSHALL</w:t>
-      </w:r>
-      <w:r>
-        <w:t xml:space="preserve">、</w:t>
+          <w:rFonts w:hint="eastAsia"/>
+        </w:rPr>
+        <w:t xml:space="preserve">{业务}:{模块}:{实体}:{ID}</w:t>
+      </w:r>
+      <w:r>
+        <w:rPr>
+          <w:rFonts w:hint="eastAsia"/>
+        </w:rPr>
+        <w:t xml:space="preserve">，例如：</w:t>
+      </w:r>
+      <w:r>
+        <w:t xml:space="preserve"> </w:t>
+      </w:r>
+      <w:r>
+        <w:t xml:space="preserve">-</w:t>
+      </w:r>
+      <w:r>
+        <w:t xml:space="preserve"> </w:t>
       </w:r>
       <w:r>
         <w:rPr>
           <w:rStyle w:val="VerbatimChar"/>
         </w:rPr>
-        <w:t xml:space="preserve">FLUSHDB</w:t>
-      </w:r>
-      <w:r>
-        <w:t xml:space="preserve">、</w:t>
+        <w:t xml:space="preserve">fund:quote:nav:000001</w:t>
+      </w:r>
+      <w:r>
+        <w:t xml:space="preserve"> </w:t>
+      </w:r>
+      <w:r>
+        <w:t xml:space="preserve">-</w:t>
+      </w:r>
+      <w:r>
+        <w:t xml:space="preserve"> </w:t>
       </w:r>
       <w:r>
         <w:rPr>
           <w:rStyle w:val="VerbatimChar"/>
         </w:rPr>
-        <w:t xml:space="preserve">DEBUG</w:t>
-      </w:r>
-      <w:r>
-        <w:rPr>
-          <w:rFonts w:hint="eastAsia"/>
-        </w:rPr>
-        <w:t xml:space="preserve">等危险命令，禁止生产环境执行</w:t>
+        <w:t xml:space="preserve">metal:price:gold:AU99.99</w:t>
+      </w:r>
+      <w:r>
+        <w:t xml:space="preserve"> </w:t>
+      </w:r>
+      <w:r>
+        <w:t xml:space="preserve">-</w:t>
+      </w:r>
+      <w:r>
+        <w:t xml:space="preserve"> </w:t>
       </w:r>
       <w:r>
         <w:rPr>
           <w:rStyle w:val="VerbatimChar"/>
         </w:rPr>
-        <w:t xml:space="preserve">KEYS *</w:t>
-      </w:r>
-      <w:r>
-        <w:t xml:space="preserve">。</w:t>
+        <w:t xml:space="preserve">sales:order:status:202403150001</w:t>
       </w:r>
     </w:p>
     <w:p>
@@ -7694,201 +13326,29 @@
           <w:b/>
           <w:bCs/>
         </w:rPr>
-        <w:t xml:space="preserve">连接数管控</w:t>
-      </w:r>
-      <w:r>
-        <w:rPr>
-          <w:rFonts w:hint="eastAsia"/>
-        </w:rPr>
-        <w:t xml:space="preserve">：各业务应用的连接池配置需要与实例</w:t>
-      </w:r>
-      <w:r>
-        <w:rPr>
-          <w:rStyle w:val="VerbatimChar"/>
-        </w:rPr>
-        <w:t xml:space="preserve">maxclients</w:t>
-      </w:r>
-      <w:r>
-        <w:rPr>
-          <w:rFonts w:hint="eastAsia"/>
-        </w:rPr>
-        <w:t xml:space="preserve">匹配，避免单一业务耗尽所有连接。</w:t>
-      </w:r>
-    </w:p>
-    <w:bookmarkEnd w:id="43"/>
-    <w:bookmarkStart w:id="44" w:name="大key识别与拆分治理"/>
+        <w:t xml:space="preserve">TTL治理</w:t>
+      </w:r>
+      <w:r>
+        <w:rPr>
+          <w:rFonts w:hint="eastAsia"/>
+        </w:rPr>
+        <w:t xml:space="preserve">：所有缓存类Key必须设置TTL，业务数据类Key明确过期策略。输出无TTL的Key清单并逐个处理。</w:t>
+      </w:r>
+    </w:p>
+    <w:bookmarkEnd w:id="46"/>
+    <w:bookmarkStart w:id="50" w:name="阶段四数据迁移与业务切换1-2周"/>
     <w:p>
       <w:pPr>
         <w:pStyle w:val="Heading3"/>
       </w:pPr>
       <w:r>
-        <w:t xml:space="preserve">5.2 </w:t>
-      </w:r>
-      <w:r>
-        <w:rPr>
-          <w:rFonts w:hint="eastAsia"/>
-        </w:rPr>
-        <w:t xml:space="preserve">大Key识别与拆分治理</w:t>
-      </w:r>
-    </w:p>
-    <w:p>
-      <w:pPr>
-        <w:pStyle w:val="FirstParagraph"/>
-      </w:pPr>
-      <w:r>
-        <w:rPr>
-          <w:rFonts w:hint="eastAsia"/>
-        </w:rPr>
-        <w:t xml:space="preserve">建立每日大Key巡检机制：</w:t>
-      </w:r>
-    </w:p>
-    <w:p>
-      <w:pPr>
-        <w:pStyle w:val="SourceCode"/>
-      </w:pPr>
-      <w:r>
-        <w:rPr>
-          <w:rStyle w:val="CommentTok"/>
-        </w:rPr>
-        <w:t xml:space="preserve"># 每日定时巡检（低峰期执行）</w:t>
-      </w:r>
-      <w:r>
-        <w:br/>
-      </w:r>
-      <w:r>
-        <w:rPr>
-          <w:rStyle w:val="ExtensionTok"/>
-        </w:rPr>
-        <w:t xml:space="preserve">redis-cli</w:t>
-      </w:r>
-      <w:r>
-        <w:rPr>
-          <w:rStyle w:val="NormalTok"/>
-        </w:rPr>
-        <w:t xml:space="preserve"> </w:t>
-      </w:r>
-      <w:r>
-        <w:rPr>
-          <w:rStyle w:val="AttributeTok"/>
-        </w:rPr>
-        <w:t xml:space="preserve">--bigkeys</w:t>
-      </w:r>
-      <w:r>
-        <w:rPr>
-          <w:rStyle w:val="NormalTok"/>
-        </w:rPr>
-        <w:t xml:space="preserve"> </w:t>
-      </w:r>
-      <w:r>
-        <w:rPr>
-          <w:rStyle w:val="AttributeTok"/>
-        </w:rPr>
-        <w:t xml:space="preserve">-i</w:t>
-      </w:r>
-      <w:r>
-        <w:rPr>
-          <w:rStyle w:val="NormalTok"/>
-        </w:rPr>
-        <w:t xml:space="preserve"> 0.1 </w:t>
-      </w:r>
-      <w:r>
-        <w:rPr>
-          <w:rStyle w:val="OperatorTok"/>
-        </w:rPr>
-        <w:t xml:space="preserve">&gt;</w:t>
-      </w:r>
-      <w:r>
-        <w:rPr>
-          <w:rStyle w:val="NormalTok"/>
-        </w:rPr>
-        <w:t xml:space="preserve"> /tmp/bigkeys_</w:t>
-      </w:r>
-      <w:r>
-        <w:rPr>
-          <w:rStyle w:val="VariableTok"/>
-        </w:rPr>
-        <w:t xml:space="preserve">$(</w:t>
-      </w:r>
-      <w:r>
-        <w:rPr>
-          <w:rStyle w:val="FunctionTok"/>
-        </w:rPr>
-        <w:t xml:space="preserve">date</w:t>
-      </w:r>
-      <w:r>
-        <w:rPr>
-          <w:rStyle w:val="NormalTok"/>
-        </w:rPr>
-        <w:t xml:space="preserve"> +%Y%m%d</w:t>
-      </w:r>
-      <w:r>
-        <w:rPr>
-          <w:rStyle w:val="VariableTok"/>
-        </w:rPr>
-        <w:t xml:space="preserve">)</w:t>
-      </w:r>
-      <w:r>
-        <w:rPr>
-          <w:rStyle w:val="NormalTok"/>
-        </w:rPr>
-        <w:t xml:space="preserve">.log</w:t>
-      </w:r>
-      <w:r>
-        <w:br/>
-      </w:r>
-      <w:r>
-        <w:br/>
-      </w:r>
-      <w:r>
-        <w:rPr>
-          <w:rStyle w:val="CommentTok"/>
-        </w:rPr>
-        <w:t xml:space="preserve"># 阈值标准</w:t>
-      </w:r>
-      <w:r>
-        <w:br/>
-      </w:r>
-      <w:r>
-        <w:rPr>
-          <w:rStyle w:val="CommentTok"/>
-        </w:rPr>
-        <w:t xml:space="preserve"># String  &gt; 10KB 告警，&gt; 100KB 禁止写入</w:t>
-      </w:r>
-      <w:r>
-        <w:br/>
-      </w:r>
-      <w:r>
-        <w:rPr>
-          <w:rStyle w:val="CommentTok"/>
-        </w:rPr>
-        <w:t xml:space="preserve"># Hash    &gt; 5000 field 告警</w:t>
-      </w:r>
-      <w:r>
-        <w:br/>
-      </w:r>
-      <w:r>
-        <w:rPr>
-          <w:rStyle w:val="CommentTok"/>
-        </w:rPr>
-        <w:t xml:space="preserve"># List    &gt; 5000 element 告警</w:t>
-      </w:r>
-      <w:r>
-        <w:br/>
-      </w:r>
-      <w:r>
-        <w:rPr>
-          <w:rStyle w:val="CommentTok"/>
-        </w:rPr>
-        <w:t xml:space="preserve"># Set     &gt; 5000 member 告警</w:t>
-      </w:r>
-      <w:r>
-        <w:br/>
-      </w:r>
-      <w:r>
-        <w:rPr>
-          <w:rStyle w:val="CommentTok"/>
-        </w:rPr>
-        <w:t xml:space="preserve"># ZSet    &gt; 5000 member 告警</w:t>
+        <w:t xml:space="preserve">5.4 </w:t>
+      </w:r>
+      <w:r>
+        <w:rPr>
+          <w:rFonts w:hint="eastAsia"/>
+        </w:rPr>
+        <w:t xml:space="preserve">阶段四：数据迁移与业务切换（1-2周）</w:t>
       </w:r>
     </w:p>
     <w:p>
@@ -7901,25 +13361,140 @@
           <w:b/>
           <w:bCs/>
         </w:rPr>
-        <w:t xml:space="preserve">大Key拆分策略</w:t>
-      </w:r>
-      <w:r>
-        <w:rPr>
-          <w:rFonts w:hint="eastAsia"/>
-        </w:rPr>
-        <w:t xml:space="preserve">：</w:t>
-      </w:r>
-      <w:r>
-        <w:t xml:space="preserve"> </w:t>
-      </w:r>
-      <w:r>
-        <w:t xml:space="preserve">- </w:t>
-      </w:r>
-      <w:r>
-        <w:rPr>
-          <w:rFonts w:hint="eastAsia"/>
-        </w:rPr>
-        <w:t xml:space="preserve">大String</w:t>
+        <w:t xml:space="preserve">推荐方案：离线迁移</w:t>
+      </w:r>
+      <w:r>
+        <w:rPr>
+          <w:rFonts w:hint="eastAsia"/>
+        </w:rPr>
+        <w:t xml:space="preserve">，按业务逐一切换，每业务一个维护窗口。</w:t>
+      </w:r>
+    </w:p>
+    <w:p>
+      <w:pPr>
+        <w:pStyle w:val="SourceCode"/>
+      </w:pPr>
+      <w:r>
+        <w:rPr>
+          <w:rStyle w:val="VerbatimChar"/>
+          <w:rFonts w:hint="eastAsia"/>
+        </w:rPr>
+        <w:t xml:space="preserve">迁移步骤：</w:t>
+      </w:r>
+      <w:r>
+        <w:br/>
+      </w:r>
+      <w:r>
+        <w:rPr>
+          <w:rStyle w:val="VerbatimChar"/>
+        </w:rPr>
+        <w:t xml:space="preserve">1. </w:t>
+      </w:r>
+      <w:r>
+        <w:rPr>
+          <w:rStyle w:val="VerbatimChar"/>
+          <w:rFonts w:hint="eastAsia"/>
+        </w:rPr>
+        <w:t xml:space="preserve">维护窗口内停止目标业务应用</w:t>
+      </w:r>
+      <w:r>
+        <w:br/>
+      </w:r>
+      <w:r>
+        <w:rPr>
+          <w:rStyle w:val="VerbatimChar"/>
+        </w:rPr>
+        <w:t xml:space="preserve">2. </w:t>
+      </w:r>
+      <w:r>
+        <w:rPr>
+          <w:rStyle w:val="VerbatimChar"/>
+          <w:rFonts w:hint="eastAsia"/>
+        </w:rPr>
+        <w:t xml:space="preserve">导出对应逻辑库数据</w:t>
+      </w:r>
+      <w:r>
+        <w:br/>
+      </w:r>
+      <w:r>
+        <w:rPr>
+          <w:rStyle w:val="VerbatimChar"/>
+        </w:rPr>
+        <w:t xml:space="preserve">3. </w:t>
+      </w:r>
+      <w:r>
+        <w:rPr>
+          <w:rStyle w:val="VerbatimChar"/>
+          <w:rFonts w:hint="eastAsia"/>
+        </w:rPr>
+        <w:t xml:space="preserve">将数据导入新实例</w:t>
+      </w:r>
+      <w:r>
+        <w:br/>
+      </w:r>
+      <w:r>
+        <w:rPr>
+          <w:rStyle w:val="VerbatimChar"/>
+        </w:rPr>
+        <w:t xml:space="preserve">4. </w:t>
+      </w:r>
+      <w:r>
+        <w:rPr>
+          <w:rStyle w:val="VerbatimChar"/>
+          <w:rFonts w:hint="eastAsia"/>
+        </w:rPr>
+        <w:t xml:space="preserve">修改配置中心指向新实例</w:t>
+      </w:r>
+      <w:r>
+        <w:br/>
+      </w:r>
+      <w:r>
+        <w:rPr>
+          <w:rStyle w:val="VerbatimChar"/>
+        </w:rPr>
+        <w:t xml:space="preserve">5. </w:t>
+      </w:r>
+      <w:r>
+        <w:rPr>
+          <w:rStyle w:val="VerbatimChar"/>
+          <w:rFonts w:hint="eastAsia"/>
+        </w:rPr>
+        <w:t xml:space="preserve">启动应用，验证功能</w:t>
+      </w:r>
+      <w:r>
+        <w:br/>
+      </w:r>
+      <w:r>
+        <w:rPr>
+          <w:rStyle w:val="VerbatimChar"/>
+        </w:rPr>
+        <w:t xml:space="preserve">6. </w:t>
+      </w:r>
+      <w:r>
+        <w:rPr>
+          <w:rStyle w:val="VerbatimChar"/>
+          <w:rFonts w:hint="eastAsia"/>
+        </w:rPr>
+        <w:t xml:space="preserve">观察30分钟无异常后，进入下一业务</w:t>
+      </w:r>
+    </w:p>
+    <w:p>
+      <w:pPr>
+        <w:pStyle w:val="FirstParagraph"/>
+      </w:pPr>
+      <w:r>
+        <w:rPr>
+          <w:rFonts w:hint="eastAsia"/>
+          <w:b/>
+          <w:bCs/>
+        </w:rPr>
+        <w:t xml:space="preserve">切换顺序</w:t>
+      </w:r>
+      <w:r>
+        <w:rPr>
+          <w:rFonts w:hint="eastAsia"/>
+        </w:rPr>
+        <w:t xml:space="preserve">（按风险从低到高）：商业养老金</w:t>
       </w:r>
       <w:r>
         <w:t xml:space="preserve"> → </w:t>
@@ -7928,19 +13503,7 @@
         <w:rPr>
           <w:rFonts w:hint="eastAsia"/>
         </w:rPr>
-        <w:t xml:space="preserve">压缩后存储（如行情数据用gzip/snappy压缩）或按维度拆分为多个Key</w:t>
-      </w:r>
-      <w:r>
-        <w:t xml:space="preserve"> </w:t>
-      </w:r>
-      <w:r>
-        <w:t xml:space="preserve">- </w:t>
-      </w:r>
-      <w:r>
-        <w:rPr>
-          <w:rFonts w:hint="eastAsia"/>
-        </w:rPr>
-        <w:t xml:space="preserve">大Hash</w:t>
+        <w:t xml:space="preserve">贵金属</w:t>
       </w:r>
       <w:r>
         <w:t xml:space="preserve"> → </w:t>
@@ -7949,31 +13512,7 @@
         <w:rPr>
           <w:rFonts w:hint="eastAsia"/>
         </w:rPr>
-        <w:t xml:space="preserve">按分桶策略拆分为多个小Hash（如</w:t>
-      </w:r>
-      <w:r>
-        <w:rPr>
-          <w:rStyle w:val="VerbatimChar"/>
-        </w:rPr>
-        <w:t xml:space="preserve">user:{id}:profile:bucket1</w:t>
-      </w:r>
-      <w:r>
-        <w:rPr>
-          <w:rFonts w:hint="eastAsia"/>
-        </w:rPr>
-        <w:t xml:space="preserve">）</w:t>
-      </w:r>
-      <w:r>
-        <w:t xml:space="preserve"> </w:t>
-      </w:r>
-      <w:r>
-        <w:t xml:space="preserve">- </w:t>
-      </w:r>
-      <w:r>
-        <w:rPr>
-          <w:rFonts w:hint="eastAsia"/>
-        </w:rPr>
-        <w:t xml:space="preserve">大List</w:t>
+        <w:t xml:space="preserve">理财代销</w:t>
       </w:r>
       <w:r>
         <w:t xml:space="preserve"> → </w:t>
@@ -7982,19 +13521,7 @@
         <w:rPr>
           <w:rFonts w:hint="eastAsia"/>
         </w:rPr>
-        <w:t xml:space="preserve">改用分页存储或按时间分片</w:t>
-      </w:r>
-      <w:r>
-        <w:t xml:space="preserve"> </w:t>
-      </w:r>
-      <w:r>
-        <w:t xml:space="preserve">- </w:t>
-      </w:r>
-      <w:r>
-        <w:rPr>
-          <w:rFonts w:hint="eastAsia"/>
-        </w:rPr>
-        <w:t xml:space="preserve">大Set/ZSet</w:t>
+        <w:t xml:space="preserve">财富信托</w:t>
       </w:r>
       <w:r>
         <w:t xml:space="preserve"> → </w:t>
@@ -8003,106 +13530,26 @@
         <w:rPr>
           <w:rFonts w:hint="eastAsia"/>
         </w:rPr>
-        <w:t xml:space="preserve">按区间或分桶拆分</w:t>
-      </w:r>
-    </w:p>
-    <w:bookmarkEnd w:id="44"/>
-    <w:bookmarkStart w:id="48" w:name="淘汰策略紧急调整"/>
-    <w:p>
-      <w:pPr>
-        <w:pStyle w:val="Heading3"/>
-      </w:pPr>
-      <w:r>
-        <w:t xml:space="preserve">5.3 </w:t>
-      </w:r>
-      <w:r>
-        <w:rPr>
-          <w:rFonts w:hint="eastAsia"/>
-        </w:rPr>
-        <w:t xml:space="preserve">淘汰策略紧急调整</w:t>
-      </w:r>
-    </w:p>
-    <w:p>
-      <w:pPr>
-        <w:pStyle w:val="FirstParagraph"/>
-      </w:pPr>
-      <w:r>
-        <w:rPr>
-          <w:rFonts w:hint="eastAsia"/>
-        </w:rPr>
-        <w:t xml:space="preserve">过渡期内的淘汰策略调整原则：</w:t>
-      </w:r>
-    </w:p>
-    <w:p>
-      <w:pPr>
-        <w:pStyle w:val="Compact"/>
-        <w:numPr>
-          <w:ilvl w:val="0"/>
-          <w:numId w:val="1005"/>
-        </w:numPr>
-      </w:pPr>
-      <w:r>
-        <w:rPr>
-          <w:rFonts w:hint="eastAsia"/>
-        </w:rPr>
-        <w:t xml:space="preserve">将全局策略调整为</w:t>
-      </w:r>
-      <w:r>
-        <w:rPr>
-          <w:rStyle w:val="VerbatimChar"/>
-        </w:rPr>
-        <w:t xml:space="preserve">volatile-lru</w:t>
-      </w:r>
-      <w:r>
-        <w:rPr>
-          <w:rFonts w:hint="eastAsia"/>
-        </w:rPr>
-        <w:t xml:space="preserve">（只淘汰有TTL的Key），保护无TTL的核心数据</w:t>
-      </w:r>
-    </w:p>
-    <w:p>
-      <w:pPr>
-        <w:pStyle w:val="Compact"/>
-        <w:numPr>
-          <w:ilvl w:val="0"/>
-          <w:numId w:val="1005"/>
-        </w:numPr>
-      </w:pPr>
-      <w:r>
-        <w:rPr>
-          <w:rFonts w:hint="eastAsia"/>
-        </w:rPr>
-        <w:t xml:space="preserve">要求所有非核心缓存Key必须设置TTL</w:t>
-      </w:r>
-    </w:p>
-    <w:p>
-      <w:pPr>
-        <w:pStyle w:val="Compact"/>
-        <w:numPr>
-          <w:ilvl w:val="0"/>
-          <w:numId w:val="1005"/>
-        </w:numPr>
-      </w:pPr>
-      <w:r>
-        <w:rPr>
-          <w:rFonts w:hint="eastAsia"/>
-        </w:rPr>
-        <w:t xml:space="preserve">核心业务数据Key不设TTL，避免被误淘汰</w:t>
-      </w:r>
-    </w:p>
-    <w:p>
-      <w:pPr>
-        <w:pStyle w:val="Compact"/>
-        <w:numPr>
-          <w:ilvl w:val="0"/>
-          <w:numId w:val="1005"/>
-        </w:numPr>
-      </w:pPr>
-      <w:r>
-        <w:rPr>
-          <w:rFonts w:hint="eastAsia"/>
-        </w:rPr>
-        <w:t xml:space="preserve">迁移完成后，每个业务按第3章的差异化策略独立配置</w:t>
+        <w:t xml:space="preserve">公募基金投顾。</w:t>
+      </w:r>
+    </w:p>
+    <w:p>
+      <w:pPr>
+        <w:pStyle w:val="BodyText"/>
+      </w:pPr>
+      <w:r>
+        <w:rPr>
+          <w:rFonts w:hint="eastAsia"/>
+          <w:b/>
+          <w:bCs/>
+        </w:rPr>
+        <w:t xml:space="preserve">在线迁移备选方案</w:t>
+      </w:r>
+      <w:r>
+        <w:rPr>
+          <w:rFonts w:hint="eastAsia"/>
+        </w:rPr>
+        <w:t xml:space="preserve">：使用redis-shake工具进行增量同步，适用于不可停机的业务。核心步骤是在新实例建立与当前主库的同步关系，数据追平后短暂停止写入，切换全量至新实例。</w:t>
       </w:r>
     </w:p>
     <w:p>
@@ -8114,18 +13561,18 @@
           <ns3:inline>
             <ns3:extent cx="5334000" cy="3000375"/>
             <ns3:effectExtent b="0" l="0" r="0" t="0"/>
-            <ns3:docPr descr="第5章：过渡期管控与大Key治理" title="" id="46" name="Picture"/>
+            <ns3:docPr descr="第5章：分阶段迁移实施方案" title="" id="48" name="Picture"/>
             <ns4:graphic>
               <ns4:graphicData uri="http://schemas.openxmlformats.org/drawingml/2006/picture">
                 <ns5:pic>
                   <ns5:nvPicPr>
-                    <ns5:cNvPr descr="assets/screenshots/chapter-05.png" id="47" name="Picture"/>
+                    <ns5:cNvPr descr="assets/screenshots/chapter-05.png" id="49" name="Picture"/>
                     <ns5:cNvPicPr>
                       <ns4:picLocks noChangeArrowheads="1" noChangeAspect="1"/>
                     </ns5:cNvPicPr>
                   </ns5:nvPicPr>
                   <ns5:blipFill>
-                    <ns4:blip ns6:embed="rId45"/>
+                    <ns4:blip ns6:embed="rId47"/>
                     <ns4:stretch>
                       <ns4:fillRect/>
                     </ns4:stretch>
@@ -8160,7 +13607,7 @@
         <w:rPr>
           <w:rFonts w:hint="eastAsia"/>
         </w:rPr>
-        <w:t xml:space="preserve">第5章：过渡期管控与大Key治理</w:t>
+        <w:t xml:space="preserve">第5章：分阶段迁移实施方案</w:t>
       </w:r>
     </w:p>
     <w:p>
@@ -8180,7 +13627,136 @@
         <w:rPr>
           <w:rFonts w:hint="eastAsia"/>
         </w:rPr>
-        <w:t xml:space="preserve">5.1：按数据类型的大Key识别阈值与治理手段矩阵，以及过渡期淘汰策略的紧急调整方案。</w:t>
+        <w:t xml:space="preserve">5.1：五个迁移阶段的完整流程，从评估到下线，每阶段有明确交付物。</w:t>
+      </w:r>
+    </w:p>
+    <w:bookmarkEnd w:id="50"/>
+    <w:bookmarkStart w:id="51" w:name="阶段五存量实例下线与回滚保障"/>
+    <w:p>
+      <w:pPr>
+        <w:pStyle w:val="Heading3"/>
+      </w:pPr>
+      <w:r>
+        <w:t xml:space="preserve">5.5 </w:t>
+      </w:r>
+      <w:r>
+        <w:rPr>
+          <w:rFonts w:hint="eastAsia"/>
+        </w:rPr>
+        <w:t xml:space="preserve">阶段五：存量实例下线与回滚保障</w:t>
+      </w:r>
+    </w:p>
+    <w:p>
+      <w:pPr>
+        <w:pStyle w:val="FirstParagraph"/>
+      </w:pPr>
+      <w:r>
+        <w:rPr>
+          <w:rFonts w:hint="eastAsia"/>
+        </w:rPr>
+        <w:t xml:space="preserve">所有业务切换完成后：</w:t>
+      </w:r>
+    </w:p>
+    <w:p>
+      <w:pPr>
+        <w:pStyle w:val="Compact"/>
+        <w:numPr>
+          <w:ilvl w:val="0"/>
+          <w:numId w:val="1007"/>
+        </w:numPr>
+      </w:pPr>
+      <w:r>
+        <w:rPr>
+          <w:rFonts w:hint="eastAsia"/>
+        </w:rPr>
+        <w:t xml:space="preserve">旧实例设为只读状态，保留7天作为回滚窗口</w:t>
+      </w:r>
+    </w:p>
+    <w:p>
+      <w:pPr>
+        <w:pStyle w:val="Compact"/>
+        <w:numPr>
+          <w:ilvl w:val="0"/>
+          <w:numId w:val="1007"/>
+        </w:numPr>
+      </w:pPr>
+      <w:r>
+        <w:rPr>
+          <w:rFonts w:hint="eastAsia"/>
+        </w:rPr>
+        <w:t xml:space="preserve">配置中心保留旧实例连接信息的快速切换入口</w:t>
+      </w:r>
+    </w:p>
+    <w:p>
+      <w:pPr>
+        <w:pStyle w:val="Compact"/>
+        <w:numPr>
+          <w:ilvl w:val="0"/>
+          <w:numId w:val="1007"/>
+        </w:numPr>
+      </w:pPr>
+      <w:r>
+        <w:rPr>
+          <w:rFonts w:hint="eastAsia"/>
+        </w:rPr>
+        <w:t xml:space="preserve">回滚操作SOP：停止应用</w:t>
+      </w:r>
+      <w:r>
+        <w:t xml:space="preserve"> → </w:t>
+      </w:r>
+      <w:r>
+        <w:rPr>
+          <w:rFonts w:hint="eastAsia"/>
+        </w:rPr>
+        <w:t xml:space="preserve">切回旧实例</w:t>
+      </w:r>
+      <w:r>
+        <w:t xml:space="preserve"> → </w:t>
+      </w:r>
+      <w:r>
+        <w:rPr>
+          <w:rFonts w:hint="eastAsia"/>
+        </w:rPr>
+        <w:t xml:space="preserve">启动应用</w:t>
+      </w:r>
+      <w:r>
+        <w:t xml:space="preserve"> → </w:t>
+      </w:r>
+      <w:r>
+        <w:rPr>
+          <w:rFonts w:hint="eastAsia"/>
+        </w:rPr>
+        <w:t xml:space="preserve">验证，预计5分钟内完成</w:t>
+      </w:r>
+    </w:p>
+    <w:p>
+      <w:pPr>
+        <w:pStyle w:val="Compact"/>
+        <w:numPr>
+          <w:ilvl w:val="0"/>
+          <w:numId w:val="1007"/>
+        </w:numPr>
+      </w:pPr>
+      <w:r>
+        <w:rPr>
+          <w:rFonts w:hint="eastAsia"/>
+        </w:rPr>
+        <w:t xml:space="preserve">每次切换前执行一次旧实例数据快照（BGSAVE）</w:t>
+      </w:r>
+    </w:p>
+    <w:p>
+      <w:pPr>
+        <w:pStyle w:val="Compact"/>
+        <w:numPr>
+          <w:ilvl w:val="0"/>
+          <w:numId w:val="1007"/>
+        </w:numPr>
+      </w:pPr>
+      <w:r>
+        <w:rPr>
+          <w:rFonts w:hint="eastAsia"/>
+        </w:rPr>
+        <w:t xml:space="preserve">7天后确认无异常，下线旧实例，回收资源</w:t>
       </w:r>
     </w:p>
     <w:p>
@@ -8199,19 +13775,7 @@
         <w:rPr>
           <w:rFonts w:hint="eastAsia"/>
         </w:rPr>
-        <w:t xml:space="preserve">：你的生产环境中是否存在超过100KB的Key？执行</w:t>
-      </w:r>
-      <w:r>
-        <w:rPr>
-          <w:rStyle w:val="VerbatimChar"/>
-        </w:rPr>
-        <w:t xml:space="preserve">redis-cli --bigkeys</w:t>
-      </w:r>
-      <w:r>
-        <w:rPr>
-          <w:rFonts w:hint="eastAsia"/>
-        </w:rPr>
-        <w:t xml:space="preserve">统计一次，评估大Key治理的优先级。</w:t>
+        <w:t xml:space="preserve">：每个业务切换前是否准备了回滚方案？回滚操作是否经过演练验证？</w:t>
       </w:r>
     </w:p>
     <w:p>
@@ -8221,9 +13785,9 @@
         </w:pict>
       </w:r>
     </w:p>
-    <w:bookmarkEnd w:id="48"/>
-    <w:bookmarkEnd w:id="49"/>
-    <w:bookmarkStart w:id="56" w:name="第6章-监控体系建设"/>
+    <w:bookmarkEnd w:id="51"/>
+    <w:bookmarkEnd w:id="52"/>
+    <w:bookmarkStart w:id="59" w:name="第6章-过渡期管控与大key治理"/>
     <w:p>
       <w:pPr>
         <w:pStyle w:val="Heading2"/>
@@ -8241,10 +13805,10 @@
         <w:rPr>
           <w:rFonts w:hint="eastAsia"/>
         </w:rPr>
-        <w:t xml:space="preserve">监控体系建设</w:t>
-      </w:r>
-    </w:p>
-    <w:bookmarkStart w:id="50" w:name="按业务维度的监控架构设计"/>
+        <w:t xml:space="preserve">过渡期管控与大Key治理</w:t>
+      </w:r>
+    </w:p>
+    <w:bookmarkStart w:id="53" w:name="迁移窗口期内的应急管控措施"/>
     <w:p>
       <w:pPr>
         <w:pStyle w:val="Heading3"/>
@@ -8256,7 +13820,7 @@
         <w:rPr>
           <w:rFonts w:hint="eastAsia"/>
         </w:rPr>
-        <w:t xml:space="preserve">按业务维度的监控架构设计</w:t>
+        <w:t xml:space="preserve">迁移窗口期内的应急管控措施</w:t>
       </w:r>
     </w:p>
     <w:p>
@@ -8267,7 +13831,7 @@
         <w:rPr>
           <w:rFonts w:hint="eastAsia"/>
         </w:rPr>
-        <w:t xml:space="preserve">拆分后的监控架构分为三层：</w:t>
+        <w:t xml:space="preserve">在物理隔离尚未完成前，需要立即落地以下管控措施来快速降低风险：</w:t>
       </w:r>
     </w:p>
     <w:p>
@@ -8280,34 +13844,13 @@
           <w:b/>
           <w:bCs/>
         </w:rPr>
-        <w:t xml:space="preserve">采集层</w:t>
-      </w:r>
-      <w:r>
-        <w:rPr>
-          <w:rFonts w:hint="eastAsia"/>
-        </w:rPr>
-        <w:t xml:space="preserve">：每个Redis实例配置独立的Redis</w:t>
-      </w:r>
-      <w:r>
-        <w:t xml:space="preserve"> </w:t>
-      </w:r>
-      <w:r>
-        <w:rPr>
-          <w:rFonts w:hint="eastAsia"/>
-        </w:rPr>
-        <w:t xml:space="preserve">Exporter，采集指标推送到Prometheus。每个采集Job打上业务标签（如</w:t>
-      </w:r>
-      <w:r>
-        <w:rPr>
-          <w:rStyle w:val="VerbatimChar"/>
-        </w:rPr>
-        <w:t xml:space="preserve">business=fund_advisor</w:t>
-      </w:r>
-      <w:r>
-        <w:rPr>
-          <w:rFonts w:hint="eastAsia"/>
-        </w:rPr>
-        <w:t xml:space="preserve">），实现按业务维度的数据聚合。</w:t>
+        <w:t xml:space="preserve">内存水位监控</w:t>
+      </w:r>
+      <w:r>
+        <w:rPr>
+          <w:rFonts w:hint="eastAsia"/>
+        </w:rPr>
+        <w:t xml:space="preserve">：设置三级告警阈值——70%预警、80%告警、90%紧急（触发应急流程）。</w:t>
       </w:r>
     </w:p>
     <w:p>
@@ -8320,13 +13863,52 @@
           <w:b/>
           <w:bCs/>
         </w:rPr>
-        <w:t xml:space="preserve">告警规则层</w:t>
-      </w:r>
-      <w:r>
-        <w:rPr>
-          <w:rFonts w:hint="eastAsia"/>
-        </w:rPr>
-        <w:t xml:space="preserve">：按业务维度配置告警策略，告警通知路由到对应业务的责任人。当公募基金投顾的实例内存超过80%时，告警只发送给投顾团队，而不是广播给所有人。</w:t>
+        <w:t xml:space="preserve">危险命令禁用</w:t>
+      </w:r>
+      <w:r>
+        <w:rPr>
+          <w:rFonts w:hint="eastAsia"/>
+        </w:rPr>
+        <w:t xml:space="preserve">：在redis.conf中禁用</w:t>
+      </w:r>
+      <w:r>
+        <w:rPr>
+          <w:rStyle w:val="VerbatimChar"/>
+        </w:rPr>
+        <w:t xml:space="preserve">FLUSHALL</w:t>
+      </w:r>
+      <w:r>
+        <w:t xml:space="preserve">、</w:t>
+      </w:r>
+      <w:r>
+        <w:rPr>
+          <w:rStyle w:val="VerbatimChar"/>
+        </w:rPr>
+        <w:t xml:space="preserve">FLUSHDB</w:t>
+      </w:r>
+      <w:r>
+        <w:t xml:space="preserve">、</w:t>
+      </w:r>
+      <w:r>
+        <w:rPr>
+          <w:rStyle w:val="VerbatimChar"/>
+        </w:rPr>
+        <w:t xml:space="preserve">DEBUG</w:t>
+      </w:r>
+      <w:r>
+        <w:rPr>
+          <w:rFonts w:hint="eastAsia"/>
+        </w:rPr>
+        <w:t xml:space="preserve">等危险命令，禁止生产环境执行</w:t>
+      </w:r>
+      <w:r>
+        <w:rPr>
+          <w:rStyle w:val="VerbatimChar"/>
+        </w:rPr>
+        <w:t xml:space="preserve">KEYS *</w:t>
+      </w:r>
+      <w:r>
+        <w:t xml:space="preserve">。</w:t>
       </w:r>
     </w:p>
     <w:p>
@@ -8339,6 +13921,651 @@
           <w:b/>
           <w:bCs/>
         </w:rPr>
+        <w:t xml:space="preserve">连接数管控</w:t>
+      </w:r>
+      <w:r>
+        <w:rPr>
+          <w:rFonts w:hint="eastAsia"/>
+        </w:rPr>
+        <w:t xml:space="preserve">：各业务应用的连接池配置需要与实例</w:t>
+      </w:r>
+      <w:r>
+        <w:rPr>
+          <w:rStyle w:val="VerbatimChar"/>
+        </w:rPr>
+        <w:t xml:space="preserve">maxclients</w:t>
+      </w:r>
+      <w:r>
+        <w:rPr>
+          <w:rFonts w:hint="eastAsia"/>
+        </w:rPr>
+        <w:t xml:space="preserve">匹配，避免单一业务耗尽所有连接。</w:t>
+      </w:r>
+    </w:p>
+    <w:bookmarkEnd w:id="53"/>
+    <w:bookmarkStart w:id="54" w:name="大key识别与拆分治理"/>
+    <w:p>
+      <w:pPr>
+        <w:pStyle w:val="Heading3"/>
+      </w:pPr>
+      <w:r>
+        <w:t xml:space="preserve">6.2 </w:t>
+      </w:r>
+      <w:r>
+        <w:rPr>
+          <w:rFonts w:hint="eastAsia"/>
+        </w:rPr>
+        <w:t xml:space="preserve">大Key识别与拆分治理</w:t>
+      </w:r>
+    </w:p>
+    <w:p>
+      <w:pPr>
+        <w:pStyle w:val="FirstParagraph"/>
+      </w:pPr>
+      <w:r>
+        <w:rPr>
+          <w:rFonts w:hint="eastAsia"/>
+        </w:rPr>
+        <w:t xml:space="preserve">建立每日大Key巡检机制：</w:t>
+      </w:r>
+    </w:p>
+    <w:p>
+      <w:pPr>
+        <w:pStyle w:val="SourceCode"/>
+      </w:pPr>
+      <w:r>
+        <w:rPr>
+          <w:rStyle w:val="CommentTok"/>
+        </w:rPr>
+        <w:t xml:space="preserve"># 每日定时巡检（低峰期执行）</w:t>
+      </w:r>
+      <w:r>
+        <w:br/>
+      </w:r>
+      <w:r>
+        <w:rPr>
+          <w:rStyle w:val="ExtensionTok"/>
+        </w:rPr>
+        <w:t xml:space="preserve">redis-cli</w:t>
+      </w:r>
+      <w:r>
+        <w:rPr>
+          <w:rStyle w:val="NormalTok"/>
+        </w:rPr>
+        <w:t xml:space="preserve"> </w:t>
+      </w:r>
+      <w:r>
+        <w:rPr>
+          <w:rStyle w:val="AttributeTok"/>
+        </w:rPr>
+        <w:t xml:space="preserve">--bigkeys</w:t>
+      </w:r>
+      <w:r>
+        <w:rPr>
+          <w:rStyle w:val="NormalTok"/>
+        </w:rPr>
+        <w:t xml:space="preserve"> </w:t>
+      </w:r>
+      <w:r>
+        <w:rPr>
+          <w:rStyle w:val="AttributeTok"/>
+        </w:rPr>
+        <w:t xml:space="preserve">-i</w:t>
+      </w:r>
+      <w:r>
+        <w:rPr>
+          <w:rStyle w:val="NormalTok"/>
+        </w:rPr>
+        <w:t xml:space="preserve"> 0.1 </w:t>
+      </w:r>
+      <w:r>
+        <w:rPr>
+          <w:rStyle w:val="OperatorTok"/>
+        </w:rPr>
+        <w:t xml:space="preserve">&gt;</w:t>
+      </w:r>
+      <w:r>
+        <w:rPr>
+          <w:rStyle w:val="NormalTok"/>
+        </w:rPr>
+        <w:t xml:space="preserve"> /tmp/bigkeys_</w:t>
+      </w:r>
+      <w:r>
+        <w:rPr>
+          <w:rStyle w:val="VariableTok"/>
+        </w:rPr>
+        <w:t xml:space="preserve">$(</w:t>
+      </w:r>
+      <w:r>
+        <w:rPr>
+          <w:rStyle w:val="FunctionTok"/>
+        </w:rPr>
+        <w:t xml:space="preserve">date</w:t>
+      </w:r>
+      <w:r>
+        <w:rPr>
+          <w:rStyle w:val="NormalTok"/>
+        </w:rPr>
+        <w:t xml:space="preserve"> +%Y%m%d</w:t>
+      </w:r>
+      <w:r>
+        <w:rPr>
+          <w:rStyle w:val="VariableTok"/>
+        </w:rPr>
+        <w:t xml:space="preserve">)</w:t>
+      </w:r>
+      <w:r>
+        <w:rPr>
+          <w:rStyle w:val="NormalTok"/>
+        </w:rPr>
+        <w:t xml:space="preserve">.log</w:t>
+      </w:r>
+      <w:r>
+        <w:br/>
+      </w:r>
+      <w:r>
+        <w:br/>
+      </w:r>
+      <w:r>
+        <w:rPr>
+          <w:rStyle w:val="CommentTok"/>
+        </w:rPr>
+        <w:t xml:space="preserve"># 阈值标准</w:t>
+      </w:r>
+      <w:r>
+        <w:br/>
+      </w:r>
+      <w:r>
+        <w:rPr>
+          <w:rStyle w:val="CommentTok"/>
+        </w:rPr>
+        <w:t xml:space="preserve"># String  &gt; 10KB 告警，&gt; 100KB 禁止写入</w:t>
+      </w:r>
+      <w:r>
+        <w:br/>
+      </w:r>
+      <w:r>
+        <w:rPr>
+          <w:rStyle w:val="CommentTok"/>
+        </w:rPr>
+        <w:t xml:space="preserve"># Hash    &gt; 5000 field 告警</w:t>
+      </w:r>
+      <w:r>
+        <w:br/>
+      </w:r>
+      <w:r>
+        <w:rPr>
+          <w:rStyle w:val="CommentTok"/>
+        </w:rPr>
+        <w:t xml:space="preserve"># List    &gt; 5000 element 告警</w:t>
+      </w:r>
+      <w:r>
+        <w:br/>
+      </w:r>
+      <w:r>
+        <w:rPr>
+          <w:rStyle w:val="CommentTok"/>
+        </w:rPr>
+        <w:t xml:space="preserve"># Set     &gt; 5000 member 告警</w:t>
+      </w:r>
+      <w:r>
+        <w:br/>
+      </w:r>
+      <w:r>
+        <w:rPr>
+          <w:rStyle w:val="CommentTok"/>
+        </w:rPr>
+        <w:t xml:space="preserve"># ZSet    &gt; 5000 member 告警</w:t>
+      </w:r>
+    </w:p>
+    <w:p>
+      <w:pPr>
+        <w:pStyle w:val="FirstParagraph"/>
+      </w:pPr>
+      <w:r>
+        <w:rPr>
+          <w:rFonts w:hint="eastAsia"/>
+          <w:b/>
+          <w:bCs/>
+        </w:rPr>
+        <w:t xml:space="preserve">大Key拆分策略</w:t>
+      </w:r>
+      <w:r>
+        <w:rPr>
+          <w:rFonts w:hint="eastAsia"/>
+        </w:rPr>
+        <w:t xml:space="preserve">：</w:t>
+      </w:r>
+      <w:r>
+        <w:t xml:space="preserve"> </w:t>
+      </w:r>
+      <w:r>
+        <w:t xml:space="preserve">- </w:t>
+      </w:r>
+      <w:r>
+        <w:rPr>
+          <w:rFonts w:hint="eastAsia"/>
+        </w:rPr>
+        <w:t xml:space="preserve">大String</w:t>
+      </w:r>
+      <w:r>
+        <w:t xml:space="preserve"> → </w:t>
+      </w:r>
+      <w:r>
+        <w:rPr>
+          <w:rFonts w:hint="eastAsia"/>
+        </w:rPr>
+        <w:t xml:space="preserve">压缩后存储（如行情数据用gzip/snappy压缩）或按维度拆分为多个Key</w:t>
+      </w:r>
+      <w:r>
+        <w:t xml:space="preserve"> </w:t>
+      </w:r>
+      <w:r>
+        <w:t xml:space="preserve">- </w:t>
+      </w:r>
+      <w:r>
+        <w:rPr>
+          <w:rFonts w:hint="eastAsia"/>
+        </w:rPr>
+        <w:t xml:space="preserve">大Hash</w:t>
+      </w:r>
+      <w:r>
+        <w:t xml:space="preserve"> → </w:t>
+      </w:r>
+      <w:r>
+        <w:rPr>
+          <w:rFonts w:hint="eastAsia"/>
+        </w:rPr>
+        <w:t xml:space="preserve">按分桶策略拆分为多个小Hash（如</w:t>
+      </w:r>
+      <w:r>
+        <w:rPr>
+          <w:rStyle w:val="VerbatimChar"/>
+        </w:rPr>
+        <w:t xml:space="preserve">user:{id}:profile:bucket1</w:t>
+      </w:r>
+      <w:r>
+        <w:rPr>
+          <w:rFonts w:hint="eastAsia"/>
+        </w:rPr>
+        <w:t xml:space="preserve">）</w:t>
+      </w:r>
+      <w:r>
+        <w:t xml:space="preserve"> </w:t>
+      </w:r>
+      <w:r>
+        <w:t xml:space="preserve">- </w:t>
+      </w:r>
+      <w:r>
+        <w:rPr>
+          <w:rFonts w:hint="eastAsia"/>
+        </w:rPr>
+        <w:t xml:space="preserve">大List</w:t>
+      </w:r>
+      <w:r>
+        <w:t xml:space="preserve"> → </w:t>
+      </w:r>
+      <w:r>
+        <w:rPr>
+          <w:rFonts w:hint="eastAsia"/>
+        </w:rPr>
+        <w:t xml:space="preserve">改用分页存储或按时间分片</w:t>
+      </w:r>
+      <w:r>
+        <w:t xml:space="preserve"> </w:t>
+      </w:r>
+      <w:r>
+        <w:t xml:space="preserve">- </w:t>
+      </w:r>
+      <w:r>
+        <w:rPr>
+          <w:rFonts w:hint="eastAsia"/>
+        </w:rPr>
+        <w:t xml:space="preserve">大Set/ZSet</w:t>
+      </w:r>
+      <w:r>
+        <w:t xml:space="preserve"> → </w:t>
+      </w:r>
+      <w:r>
+        <w:rPr>
+          <w:rFonts w:hint="eastAsia"/>
+        </w:rPr>
+        <w:t xml:space="preserve">按区间或分桶拆分</w:t>
+      </w:r>
+    </w:p>
+    <w:bookmarkEnd w:id="54"/>
+    <w:bookmarkStart w:id="58" w:name="淘汰策略紧急调整"/>
+    <w:p>
+      <w:pPr>
+        <w:pStyle w:val="Heading3"/>
+      </w:pPr>
+      <w:r>
+        <w:t xml:space="preserve">6.3 </w:t>
+      </w:r>
+      <w:r>
+        <w:rPr>
+          <w:rFonts w:hint="eastAsia"/>
+        </w:rPr>
+        <w:t xml:space="preserve">淘汰策略紧急调整</w:t>
+      </w:r>
+    </w:p>
+    <w:p>
+      <w:pPr>
+        <w:pStyle w:val="FirstParagraph"/>
+      </w:pPr>
+      <w:r>
+        <w:rPr>
+          <w:rFonts w:hint="eastAsia"/>
+        </w:rPr>
+        <w:t xml:space="preserve">过渡期内的淘汰策略调整原则：</w:t>
+      </w:r>
+    </w:p>
+    <w:p>
+      <w:pPr>
+        <w:pStyle w:val="Compact"/>
+        <w:numPr>
+          <w:ilvl w:val="0"/>
+          <w:numId w:val="1008"/>
+        </w:numPr>
+      </w:pPr>
+      <w:r>
+        <w:rPr>
+          <w:rFonts w:hint="eastAsia"/>
+        </w:rPr>
+        <w:t xml:space="preserve">将全局策略调整为</w:t>
+      </w:r>
+      <w:r>
+        <w:rPr>
+          <w:rStyle w:val="VerbatimChar"/>
+        </w:rPr>
+        <w:t xml:space="preserve">volatile-lru</w:t>
+      </w:r>
+      <w:r>
+        <w:rPr>
+          <w:rFonts w:hint="eastAsia"/>
+        </w:rPr>
+        <w:t xml:space="preserve">（只淘汰有TTL的Key），保护无TTL的核心数据</w:t>
+      </w:r>
+    </w:p>
+    <w:p>
+      <w:pPr>
+        <w:pStyle w:val="Compact"/>
+        <w:numPr>
+          <w:ilvl w:val="0"/>
+          <w:numId w:val="1008"/>
+        </w:numPr>
+      </w:pPr>
+      <w:r>
+        <w:rPr>
+          <w:rFonts w:hint="eastAsia"/>
+        </w:rPr>
+        <w:t xml:space="preserve">要求所有非核心缓存Key必须设置TTL</w:t>
+      </w:r>
+    </w:p>
+    <w:p>
+      <w:pPr>
+        <w:pStyle w:val="Compact"/>
+        <w:numPr>
+          <w:ilvl w:val="0"/>
+          <w:numId w:val="1008"/>
+        </w:numPr>
+      </w:pPr>
+      <w:r>
+        <w:rPr>
+          <w:rFonts w:hint="eastAsia"/>
+        </w:rPr>
+        <w:t xml:space="preserve">核心业务数据Key不设TTL，避免被误淘汰</w:t>
+      </w:r>
+    </w:p>
+    <w:p>
+      <w:pPr>
+        <w:pStyle w:val="Compact"/>
+        <w:numPr>
+          <w:ilvl w:val="0"/>
+          <w:numId w:val="1008"/>
+        </w:numPr>
+      </w:pPr>
+      <w:r>
+        <w:rPr>
+          <w:rFonts w:hint="eastAsia"/>
+        </w:rPr>
+        <w:t xml:space="preserve">迁移完成后，每个业务按第3章的差异化策略独立配置</w:t>
+      </w:r>
+    </w:p>
+    <w:p>
+      <w:pPr>
+        <w:pStyle w:val="CaptionedFigure"/>
+      </w:pPr>
+      <w:r>
+        <w:drawing>
+          <ns3:inline>
+            <ns3:extent cx="5334000" cy="3000375"/>
+            <ns3:effectExtent b="0" l="0" r="0" t="0"/>
+            <ns3:docPr descr="第6章：过渡期管控与大Key治理" title="" id="56" name="Picture"/>
+            <ns4:graphic>
+              <ns4:graphicData uri="http://schemas.openxmlformats.org/drawingml/2006/picture">
+                <ns5:pic>
+                  <ns5:nvPicPr>
+                    <ns5:cNvPr descr="assets/screenshots/chapter-06.png" id="57" name="Picture"/>
+                    <ns5:cNvPicPr>
+                      <ns4:picLocks noChangeArrowheads="1" noChangeAspect="1"/>
+                    </ns5:cNvPicPr>
+                  </ns5:nvPicPr>
+                  <ns5:blipFill>
+                    <ns4:blip ns6:embed="rId55"/>
+                    <ns4:stretch>
+                      <ns4:fillRect/>
+                    </ns4:stretch>
+                  </ns5:blipFill>
+                  <ns5:spPr bwMode="auto">
+                    <ns4:xfrm>
+                      <ns4:off x="0" y="0"/>
+                      <ns4:ext cx="5334000" cy="3000375"/>
+                    </ns4:xfrm>
+                    <ns4:prstGeom prst="rect">
+                      <ns4:avLst/>
+                    </ns4:prstGeom>
+                    <ns4:noFill/>
+                    <ns4:ln w="9525">
+                      <ns4:noFill/>
+                      <ns4:headEnd/>
+                      <ns4:tailEnd/>
+                    </ns4:ln>
+                  </ns5:spPr>
+                </ns5:pic>
+              </ns4:graphicData>
+            </ns4:graphic>
+          </ns3:inline>
+        </w:drawing>
+      </w:r>
+    </w:p>
+    <w:p>
+      <w:pPr>
+        <w:pStyle w:val="ImageCaption"/>
+      </w:pPr>
+      <w:r>
+        <w:rPr>
+          <w:rFonts w:hint="eastAsia"/>
+        </w:rPr>
+        <w:t xml:space="preserve">第6章：过渡期管控与大Key治理</w:t>
+      </w:r>
+    </w:p>
+    <w:p>
+      <w:pPr>
+        <w:pStyle w:val="BodyText"/>
+      </w:pPr>
+      <w:r>
+        <w:rPr>
+          <w:rFonts w:hint="eastAsia"/>
+        </w:rPr>
+        <w:t xml:space="preserve">图</w:t>
+      </w:r>
+      <w:r>
+        <w:t xml:space="preserve"> </w:t>
+      </w:r>
+      <w:r>
+        <w:rPr>
+          <w:rFonts w:hint="eastAsia"/>
+        </w:rPr>
+        <w:t xml:space="preserve">6.1：按数据类型的大Key识别阈值与治理手段矩阵，以及过渡期淘汰策略的紧急调整方案。</w:t>
+      </w:r>
+    </w:p>
+    <w:p>
+      <w:pPr>
+        <w:pStyle w:val="BlockText"/>
+      </w:pPr>
+      <w:r>
+        <w:rPr>
+          <w:rFonts w:hint="eastAsia"/>
+          <w:b/>
+          <w:bCs/>
+        </w:rPr>
+        <w:t xml:space="preserve">检查点</w:t>
+      </w:r>
+      <w:r>
+        <w:rPr>
+          <w:rFonts w:hint="eastAsia"/>
+        </w:rPr>
+        <w:t xml:space="preserve">：你的生产环境中是否存在超过100KB的Key？执行</w:t>
+      </w:r>
+      <w:r>
+        <w:rPr>
+          <w:rStyle w:val="VerbatimChar"/>
+        </w:rPr>
+        <w:t xml:space="preserve">redis-cli --bigkeys</w:t>
+      </w:r>
+      <w:r>
+        <w:rPr>
+          <w:rFonts w:hint="eastAsia"/>
+        </w:rPr>
+        <w:t xml:space="preserve">统计一次，评估大Key治理的优先级。</w:t>
+      </w:r>
+    </w:p>
+    <w:p>
+      <w:r>
+        <w:pict>
+          <ns1:rect style="width:0;height:1.5pt" ns2:hralign="center" ns2:hrstd="t" ns2:hr="t"/>
+        </w:pict>
+      </w:r>
+    </w:p>
+    <w:bookmarkEnd w:id="58"/>
+    <w:bookmarkEnd w:id="59"/>
+    <w:bookmarkStart w:id="66" w:name="第7章-监控体系建设"/>
+    <w:p>
+      <w:pPr>
+        <w:pStyle w:val="Heading2"/>
+      </w:pPr>
+      <w:r>
+        <w:rPr>
+          <w:rFonts w:hint="eastAsia"/>
+        </w:rPr>
+        <w:t xml:space="preserve">第7章</w:t>
+      </w:r>
+      <w:r>
+        <w:t xml:space="preserve"> </w:t>
+      </w:r>
+      <w:r>
+        <w:rPr>
+          <w:rFonts w:hint="eastAsia"/>
+        </w:rPr>
+        <w:t xml:space="preserve">监控体系建设</w:t>
+      </w:r>
+    </w:p>
+    <w:bookmarkStart w:id="60" w:name="按业务维度的监控架构设计"/>
+    <w:p>
+      <w:pPr>
+        <w:pStyle w:val="Heading3"/>
+      </w:pPr>
+      <w:r>
+        <w:t xml:space="preserve">7.1 </w:t>
+      </w:r>
+      <w:r>
+        <w:rPr>
+          <w:rFonts w:hint="eastAsia"/>
+        </w:rPr>
+        <w:t xml:space="preserve">按业务维度的监控架构设计</w:t>
+      </w:r>
+    </w:p>
+    <w:p>
+      <w:pPr>
+        <w:pStyle w:val="FirstParagraph"/>
+      </w:pPr>
+      <w:r>
+        <w:rPr>
+          <w:rFonts w:hint="eastAsia"/>
+        </w:rPr>
+        <w:t xml:space="preserve">拆分后的监控架构分为三层：</w:t>
+      </w:r>
+    </w:p>
+    <w:p>
+      <w:pPr>
+        <w:pStyle w:val="BodyText"/>
+      </w:pPr>
+      <w:r>
+        <w:rPr>
+          <w:rFonts w:hint="eastAsia"/>
+          <w:b/>
+          <w:bCs/>
+        </w:rPr>
+        <w:t xml:space="preserve">采集层</w:t>
+      </w:r>
+      <w:r>
+        <w:rPr>
+          <w:rFonts w:hint="eastAsia"/>
+        </w:rPr>
+        <w:t xml:space="preserve">：每个Redis实例配置独立的Redis</w:t>
+      </w:r>
+      <w:r>
+        <w:t xml:space="preserve"> </w:t>
+      </w:r>
+      <w:r>
+        <w:rPr>
+          <w:rFonts w:hint="eastAsia"/>
+        </w:rPr>
+        <w:t xml:space="preserve">Exporter，采集指标推送到Prometheus。每个采集Job打上业务标签（如</w:t>
+      </w:r>
+      <w:r>
+        <w:rPr>
+          <w:rStyle w:val="VerbatimChar"/>
+        </w:rPr>
+        <w:t xml:space="preserve">business=fund_advisor</w:t>
+      </w:r>
+      <w:r>
+        <w:rPr>
+          <w:rFonts w:hint="eastAsia"/>
+        </w:rPr>
+        <w:t xml:space="preserve">），实现按业务维度的数据聚合。</w:t>
+      </w:r>
+    </w:p>
+    <w:p>
+      <w:pPr>
+        <w:pStyle w:val="BodyText"/>
+      </w:pPr>
+      <w:r>
+        <w:rPr>
+          <w:rFonts w:hint="eastAsia"/>
+          <w:b/>
+          <w:bCs/>
+        </w:rPr>
+        <w:t xml:space="preserve">告警规则层</w:t>
+      </w:r>
+      <w:r>
+        <w:rPr>
+          <w:rFonts w:hint="eastAsia"/>
+        </w:rPr>
+        <w:t xml:space="preserve">：按业务维度配置告警策略，告警通知路由到对应业务的责任人。当公募基金投顾的实例内存超过80%时，告警只发送给投顾团队，而不是广播给所有人。</w:t>
+      </w:r>
+    </w:p>
+    <w:p>
+      <w:pPr>
+        <w:pStyle w:val="BodyText"/>
+      </w:pPr>
+      <w:r>
+        <w:rPr>
+          <w:rFonts w:hint="eastAsia"/>
+          <w:b/>
+          <w:bCs/>
+        </w:rPr>
         <w:t xml:space="preserve">看板展示层</w:t>
       </w:r>
       <w:r>
@@ -8348,14 +14575,14 @@
         <w:t xml:space="preserve">：分为总览大盘和业务独立看板。总览大盘一眼看到所有实例的健康状态；业务看板支持下钻查看内存趋势、QPS曲线、慢查询分布等细节。</w:t>
       </w:r>
     </w:p>
-    <w:bookmarkEnd w:id="50"/>
-    <w:bookmarkStart w:id="51" w:name="核心监控指标与告警阈值"/>
+    <w:bookmarkEnd w:id="60"/>
+    <w:bookmarkStart w:id="61" w:name="核心监控指标与告警阈值"/>
     <w:p>
       <w:pPr>
         <w:pStyle w:val="Heading3"/>
       </w:pPr>
       <w:r>
-        <w:t xml:space="preserve">6.2 </w:t>
+        <w:t xml:space="preserve">7.2 </w:t>
       </w:r>
       <w:r>
         <w:rPr>
@@ -9091,14 +15318,14 @@
         </w:tc>
       </w:tr>
     </w:tbl>
-    <w:bookmarkEnd w:id="51"/>
-    <w:bookmarkStart w:id="55" w:name="grafana-业务看板设计"/>
+    <w:bookmarkEnd w:id="61"/>
+    <w:bookmarkStart w:id="65" w:name="grafana-业务看板设计"/>
     <w:p>
       <w:pPr>
         <w:pStyle w:val="Heading3"/>
       </w:pPr>
       <w:r>
-        <w:t xml:space="preserve">6.3 Grafana </w:t>
+        <w:t xml:space="preserve">7.3 Grafana </w:t>
       </w:r>
       <w:r>
         <w:rPr>
@@ -9163,18 +15390,18 @@
           <ns3:inline>
             <ns3:extent cx="5334000" cy="3000375"/>
             <ns3:effectExtent b="0" l="0" r="0" t="0"/>
-            <ns3:docPr descr="第6章：监控体系建设" title="" id="53" name="Picture"/>
+            <ns3:docPr descr="第7章：监控体系建设" title="" id="63" name="Picture"/>
             <ns4:graphic>
               <ns4:graphicData uri="http://schemas.openxmlformats.org/drawingml/2006/picture">
                 <ns5:pic>
                   <ns5:nvPicPr>
-                    <ns5:cNvPr descr="assets/screenshots/chapter-06.png" id="54" name="Picture"/>
+                    <ns5:cNvPr descr="assets/screenshots/chapter-07.png" id="64" name="Picture"/>
                     <ns5:cNvPicPr>
                       <ns4:picLocks noChangeArrowheads="1" noChangeAspect="1"/>
                     </ns5:cNvPicPr>
                   </ns5:nvPicPr>
                   <ns5:blipFill>
-                    <ns4:blip ns6:embed="rId52"/>
+                    <ns4:blip ns6:embed="rId62"/>
                     <ns4:stretch>
                       <ns4:fillRect/>
                     </ns4:stretch>
@@ -9209,7 +15436,7 @@
         <w:rPr>
           <w:rFonts w:hint="eastAsia"/>
         </w:rPr>
-        <w:t xml:space="preserve">第6章：监控体系建设</w:t>
+        <w:t xml:space="preserve">第7章：监控体系建设</w:t>
       </w:r>
     </w:p>
     <w:p>
@@ -9229,7 +15456,7 @@
         <w:rPr>
           <w:rFonts w:hint="eastAsia"/>
         </w:rPr>
-        <w:t xml:space="preserve">6.2：三层监控架构——采集层、告警规则层、看板展示层，实现从实例级到业务级的精细化监控。</w:t>
+        <w:t xml:space="preserve">7.1：三层监控架构——采集层、告警规则层、看板展示层，实现从实例级到业务级的精细化监控。</w:t>
       </w:r>
     </w:p>
     <w:p>
@@ -9258,9 +15485,9 @@
         </w:pict>
       </w:r>
     </w:p>
-    <w:bookmarkEnd w:id="55"/>
-    <w:bookmarkEnd w:id="56"/>
-    <w:bookmarkStart w:id="63" w:name="第7章-安全加固与长期治理机制"/>
+    <w:bookmarkEnd w:id="65"/>
+    <w:bookmarkEnd w:id="66"/>
+    <w:bookmarkStart w:id="73" w:name="第8章-安全加固与长期治理机制"/>
     <w:p>
       <w:pPr>
         <w:pStyle w:val="Heading2"/>
@@ -9269,7 +15496,7 @@
         <w:rPr>
           <w:rFonts w:hint="eastAsia"/>
         </w:rPr>
-        <w:t xml:space="preserve">第7章</w:t>
+        <w:t xml:space="preserve">第8章</w:t>
       </w:r>
       <w:r>
         <w:t xml:space="preserve"> </w:t>
@@ -9281,13 +15508,13 @@
         <w:t xml:space="preserve">安全加固与长期治理机制</w:t>
       </w:r>
     </w:p>
-    <w:bookmarkStart w:id="57" w:name="acl-访问控制与网络隔离"/>
+    <w:bookmarkStart w:id="67" w:name="acl-访问控制与网络隔离"/>
     <w:p>
       <w:pPr>
         <w:pStyle w:val="Heading3"/>
       </w:pPr>
       <w:r>
-        <w:t xml:space="preserve">7.1 ACL </w:t>
+        <w:t xml:space="preserve">8.1 ACL </w:t>
       </w:r>
       <w:r>
         <w:rPr>
@@ -9498,14 +15725,14 @@
         <w:t xml:space="preserve">：每个Redis实例绑定独立的内网地址，安全组规则仅允许对应业务的应用服务器IP访问。禁止Redis端口暴露至公网。</w:t>
       </w:r>
     </w:p>
-    <w:bookmarkEnd w:id="57"/>
-    <w:bookmarkStart w:id="58" w:name="key命名规范与ttl治理"/>
+    <w:bookmarkEnd w:id="67"/>
+    <w:bookmarkStart w:id="68" w:name="key命名规范与ttl治理"/>
     <w:p>
       <w:pPr>
         <w:pStyle w:val="Heading3"/>
       </w:pPr>
       <w:r>
-        <w:t xml:space="preserve">7.2 </w:t>
+        <w:t xml:space="preserve">8.2 </w:t>
       </w:r>
       <w:r>
         <w:rPr>
@@ -9644,14 +15871,14 @@
         <w:t xml:space="preserve">每周巡检无TTL的Key清单，清理僵尸数据</w:t>
       </w:r>
     </w:p>
-    <w:bookmarkEnd w:id="58"/>
-    <w:bookmarkStart w:id="62" w:name="redis-使用准入与变更管理机制"/>
+    <w:bookmarkEnd w:id="68"/>
+    <w:bookmarkStart w:id="72" w:name="redis-使用准入与变更管理机制"/>
     <w:p>
       <w:pPr>
         <w:pStyle w:val="Heading3"/>
       </w:pPr>
       <w:r>
-        <w:t xml:space="preserve">7.3 Redis </w:t>
+        <w:t xml:space="preserve">8.3 Redis </w:t>
       </w:r>
       <w:r>
         <w:rPr>
@@ -9845,18 +16072,18 @@
           <ns3:inline>
             <ns3:extent cx="5334000" cy="3000375"/>
             <ns3:effectExtent b="0" l="0" r="0" t="0"/>
-            <ns3:docPr descr="第7章：安全加固与长期治理机制" title="" id="60" name="Picture"/>
+            <ns3:docPr descr="第8章：安全加固与长期治理机制" title="" id="70" name="Picture"/>
             <ns4:graphic>
               <ns4:graphicData uri="http://schemas.openxmlformats.org/drawingml/2006/picture">
                 <ns5:pic>
                   <ns5:nvPicPr>
-                    <ns5:cNvPr descr="assets/screenshots/chapter-07.png" id="61" name="Picture"/>
+                    <ns5:cNvPr descr="assets/screenshots/chapter-08.png" id="71" name="Picture"/>
                     <ns5:cNvPicPr>
                       <ns4:picLocks noChangeArrowheads="1" noChangeAspect="1"/>
                     </ns5:cNvPicPr>
                   </ns5:nvPicPr>
                   <ns5:blipFill>
-                    <ns4:blip ns6:embed="rId59"/>
+                    <ns4:blip ns6:embed="rId69"/>
                     <ns4:stretch>
                       <ns4:fillRect/>
                     </ns4:stretch>
@@ -9891,7 +16118,7 @@
         <w:rPr>
           <w:rFonts w:hint="eastAsia"/>
         </w:rPr>
-        <w:t xml:space="preserve">第7章：安全加固与长期治理机制</w:t>
+        <w:t xml:space="preserve">第8章：安全加固与长期治理机制</w:t>
       </w:r>
     </w:p>
     <w:p>
@@ -9911,7 +16138,7 @@
         <w:rPr>
           <w:rFonts w:hint="eastAsia"/>
         </w:rPr>
-        <w:t xml:space="preserve">7.1：三道安全防线（ACL、网络隔离、命名规范）配合准入-变更-审计的治理闭环，从源头防止风险回潮。</w:t>
+        <w:t xml:space="preserve">8.1：三道安全防线（ACL、网络隔离、命名规范）配合准入-变更-审计的治理闭环，从源头防止风险回潮。</w:t>
       </w:r>
     </w:p>
     <w:p>
@@ -9940,9 +16167,9 @@
         </w:pict>
       </w:r>
     </w:p>
-    <w:bookmarkEnd w:id="62"/>
-    <w:bookmarkEnd w:id="63"/>
-    <w:bookmarkStart w:id="67" w:name="实践环节"/>
+    <w:bookmarkEnd w:id="72"/>
+    <w:bookmarkEnd w:id="73"/>
+    <w:bookmarkStart w:id="77" w:name="实践环节"/>
     <w:p>
       <w:pPr>
         <w:pStyle w:val="Heading2"/>
@@ -9954,7 +16181,7 @@
         <w:t xml:space="preserve">实践环节</w:t>
       </w:r>
     </w:p>
-    <w:bookmarkStart w:id="64" w:name="自检清单你的redis是否存在共用实例风险"/>
+    <w:bookmarkStart w:id="74" w:name="自检清单你的redis是否存在共用实例风险"/>
     <w:p>
       <w:pPr>
         <w:pStyle w:val="Heading3"/>
@@ -9975,60 +16202,6 @@
           <w:rFonts w:hint="eastAsia"/>
         </w:rPr>
         <w:t xml:space="preserve">逐项检查，超过3项为”是”即存在较高风险：</w:t>
-      </w:r>
-    </w:p>
-    <w:p>
-      <w:pPr>
-        <w:pStyle w:val="Compact"/>
-        <w:numPr>
-          <w:ilvl w:val="0"/>
-          <w:numId w:val="1006"/>
-        </w:numPr>
-      </w:pPr>
-      <w:r>
-        <w:rPr>
-          <w:rFonts w:hint="eastAsia"/>
-        </w:rPr>
-        <w:t xml:space="preserve">多个业务系统共用同一个Redis实例</w:t>
-      </w:r>
-    </w:p>
-    <w:p>
-      <w:pPr>
-        <w:pStyle w:val="Compact"/>
-        <w:numPr>
-          <w:ilvl w:val="0"/>
-          <w:numId w:val="1007"/>
-        </w:numPr>
-      </w:pPr>
-      <w:r>
-        <w:rPr>
-          <w:rFonts w:hint="eastAsia"/>
-        </w:rPr>
-        <w:t xml:space="preserve">通过逻辑库（SELECT</w:t>
-      </w:r>
-      <w:r>
-        <w:t xml:space="preserve"> </w:t>
-      </w:r>
-      <w:r>
-        <w:rPr>
-          <w:rFonts w:hint="eastAsia"/>
-        </w:rPr>
-        <w:t xml:space="preserve">DB）做业务隔离</w:t>
-      </w:r>
-    </w:p>
-    <w:p>
-      <w:pPr>
-        <w:pStyle w:val="Compact"/>
-        <w:numPr>
-          <w:ilvl w:val="0"/>
-          <w:numId w:val="1008"/>
-        </w:numPr>
-      </w:pPr>
-      <w:r>
-        <w:rPr>
-          <w:rFonts w:hint="eastAsia"/>
-        </w:rPr>
-        <w:t xml:space="preserve">生产环境出现过因Redis阻塞导致多业务受影响的故障</w:t>
       </w:r>
     </w:p>
     <w:p>
@@ -10043,7 +16216,7 @@
         <w:rPr>
           <w:rFonts w:hint="eastAsia"/>
         </w:rPr>
-        <w:t xml:space="preserve">无法按业务维度查看内存占用和QPS分布</w:t>
+        <w:t xml:space="preserve">多个业务系统共用同一个Redis实例</w:t>
       </w:r>
     </w:p>
     <w:p>
@@ -10058,7 +16231,16 @@
         <w:rPr>
           <w:rFonts w:hint="eastAsia"/>
         </w:rPr>
-        <w:t xml:space="preserve">Redis的淘汰策略是全局统一的，未按业务差异化配置</w:t>
+        <w:t xml:space="preserve">通过逻辑库（SELECT</w:t>
+      </w:r>
+      <w:r>
+        <w:t xml:space="preserve"> </w:t>
+      </w:r>
+      <w:r>
+        <w:rPr>
+          <w:rFonts w:hint="eastAsia"/>
+        </w:rPr>
+        <w:t xml:space="preserve">DB）做业务隔离</w:t>
       </w:r>
     </w:p>
     <w:p>
@@ -10073,7 +16255,7 @@
         <w:rPr>
           <w:rFonts w:hint="eastAsia"/>
         </w:rPr>
-        <w:t xml:space="preserve">多个业务的应用服务器都能访问彼此的Redis数据</w:t>
+        <w:t xml:space="preserve">生产环境出现过因Redis阻塞导致多业务受影响的故障</w:t>
       </w:r>
     </w:p>
     <w:p>
@@ -10088,7 +16270,7 @@
         <w:rPr>
           <w:rFonts w:hint="eastAsia"/>
         </w:rPr>
-        <w:t xml:space="preserve">未对Key大小建立监控和限制机制</w:t>
+        <w:t xml:space="preserve">无法按业务维度查看内存占用和QPS分布</w:t>
       </w:r>
     </w:p>
     <w:p>
@@ -10103,11 +16285,56 @@
         <w:rPr>
           <w:rFonts w:hint="eastAsia"/>
         </w:rPr>
+        <w:t xml:space="preserve">Redis的淘汰策略是全局统一的，未按业务差异化配置</w:t>
+      </w:r>
+    </w:p>
+    <w:p>
+      <w:pPr>
+        <w:pStyle w:val="Compact"/>
+        <w:numPr>
+          <w:ilvl w:val="0"/>
+          <w:numId w:val="1014"/>
+        </w:numPr>
+      </w:pPr>
+      <w:r>
+        <w:rPr>
+          <w:rFonts w:hint="eastAsia"/>
+        </w:rPr>
+        <w:t xml:space="preserve">多个业务的应用服务器都能访问彼此的Redis数据</w:t>
+      </w:r>
+    </w:p>
+    <w:p>
+      <w:pPr>
+        <w:pStyle w:val="Compact"/>
+        <w:numPr>
+          <w:ilvl w:val="0"/>
+          <w:numId w:val="1015"/>
+        </w:numPr>
+      </w:pPr>
+      <w:r>
+        <w:rPr>
+          <w:rFonts w:hint="eastAsia"/>
+        </w:rPr>
+        <w:t xml:space="preserve">未对Key大小建立监控和限制机制</w:t>
+      </w:r>
+    </w:p>
+    <w:p>
+      <w:pPr>
+        <w:pStyle w:val="Compact"/>
+        <w:numPr>
+          <w:ilvl w:val="0"/>
+          <w:numId w:val="1016"/>
+        </w:numPr>
+      </w:pPr>
+      <w:r>
+        <w:rPr>
+          <w:rFonts w:hint="eastAsia"/>
+        </w:rPr>
         <w:t xml:space="preserve">存在未设置TTL的缓存类Key</w:t>
       </w:r>
     </w:p>
-    <w:bookmarkEnd w:id="64"/>
-    <w:bookmarkStart w:id="65" w:name="实战练习制定迁移计划"/>
+    <w:bookmarkEnd w:id="74"/>
+    <w:bookmarkStart w:id="75" w:name="实战练习制定迁移计划"/>
     <w:p>
       <w:pPr>
         <w:pStyle w:val="Heading3"/>
@@ -10628,8 +16855,8 @@
         </w:tc>
       </w:tr>
     </w:tbl>
-    <w:bookmarkEnd w:id="65"/>
-    <w:bookmarkStart w:id="66" w:name="七大关键验收标准"/>
+    <w:bookmarkEnd w:id="75"/>
+    <w:bookmarkStart w:id="76" w:name="七大关键验收标准"/>
     <w:p>
       <w:pPr>
         <w:pStyle w:val="Heading3"/>
@@ -10646,7 +16873,7 @@
         <w:pStyle w:val="Compact"/>
         <w:numPr>
           <w:ilvl w:val="0"/>
-          <w:numId w:val="1014"/>
+          <w:numId w:val="1017"/>
         </w:numPr>
       </w:pPr>
       <w:r>
@@ -10661,7 +16888,7 @@
         <w:pStyle w:val="Compact"/>
         <w:numPr>
           <w:ilvl w:val="0"/>
-          <w:numId w:val="1014"/>
+          <w:numId w:val="1017"/>
         </w:numPr>
       </w:pPr>
       <w:r>
@@ -10688,7 +16915,7 @@
         <w:pStyle w:val="Compact"/>
         <w:numPr>
           <w:ilvl w:val="0"/>
-          <w:numId w:val="1014"/>
+          <w:numId w:val="1017"/>
         </w:numPr>
       </w:pPr>
       <w:r>
@@ -10703,7 +16930,7 @@
         <w:pStyle w:val="Compact"/>
         <w:numPr>
           <w:ilvl w:val="0"/>
-          <w:numId w:val="1014"/>
+          <w:numId w:val="1017"/>
         </w:numPr>
       </w:pPr>
       <w:r>
@@ -10718,7 +16945,7 @@
         <w:pStyle w:val="Compact"/>
         <w:numPr>
           <w:ilvl w:val="0"/>
-          <w:numId w:val="1014"/>
+          <w:numId w:val="1017"/>
         </w:numPr>
       </w:pPr>
       <w:r>
@@ -10733,7 +16960,7 @@
         <w:pStyle w:val="Compact"/>
         <w:numPr>
           <w:ilvl w:val="0"/>
-          <w:numId w:val="1014"/>
+          <w:numId w:val="1017"/>
         </w:numPr>
       </w:pPr>
       <w:r>
@@ -10748,7 +16975,7 @@
         <w:pStyle w:val="Compact"/>
         <w:numPr>
           <w:ilvl w:val="0"/>
-          <w:numId w:val="1014"/>
+          <w:numId w:val="1017"/>
         </w:numPr>
       </w:pPr>
       <w:r>
@@ -10765,9 +16992,9 @@
         </w:pict>
       </w:r>
     </w:p>
-    <w:bookmarkEnd w:id="66"/>
-    <w:bookmarkEnd w:id="67"/>
-    <w:bookmarkStart w:id="68" w:name="参考资料"/>
+    <w:bookmarkEnd w:id="76"/>
+    <w:bookmarkEnd w:id="77"/>
+    <w:bookmarkStart w:id="78" w:name="参考资料"/>
     <w:p>
       <w:pPr>
         <w:pStyle w:val="Heading2"/>
@@ -10784,7 +17011,7 @@
         <w:pStyle w:val="Compact"/>
         <w:numPr>
           <w:ilvl w:val="0"/>
-          <w:numId w:val="1015"/>
+          <w:numId w:val="1018"/>
         </w:numPr>
       </w:pPr>
       <w:r>
@@ -10808,7 +17035,7 @@
         <w:pStyle w:val="Compact"/>
         <w:numPr>
           <w:ilvl w:val="0"/>
-          <w:numId w:val="1015"/>
+          <w:numId w:val="1018"/>
         </w:numPr>
       </w:pPr>
       <w:r>
@@ -10832,7 +17059,7 @@
         <w:pStyle w:val="Compact"/>
         <w:numPr>
           <w:ilvl w:val="0"/>
-          <w:numId w:val="1015"/>
+          <w:numId w:val="1018"/>
         </w:numPr>
       </w:pPr>
       <w:r>
@@ -10856,7 +17083,7 @@
         <w:pStyle w:val="Compact"/>
         <w:numPr>
           <w:ilvl w:val="0"/>
-          <w:numId w:val="1015"/>
+          <w:numId w:val="1018"/>
         </w:numPr>
       </w:pPr>
       <w:r>
@@ -10880,7 +17107,7 @@
         <w:pStyle w:val="Compact"/>
         <w:numPr>
           <w:ilvl w:val="0"/>
-          <w:numId w:val="1015"/>
+          <w:numId w:val="1018"/>
         </w:numPr>
       </w:pPr>
       <w:r>
@@ -10904,7 +17131,7 @@
         <w:pStyle w:val="Compact"/>
         <w:numPr>
           <w:ilvl w:val="0"/>
-          <w:numId w:val="1015"/>
+          <w:numId w:val="1018"/>
         </w:numPr>
       </w:pPr>
       <w:r>
@@ -10917,8 +17144,8 @@
         <w:t xml:space="preserve">迁移工具：https://github.com/tair-opensource/RedisShake</w:t>
       </w:r>
     </w:p>
-    <w:bookmarkEnd w:id="68"/>
-    <w:bookmarkEnd w:id="69"/>
+    <w:bookmarkEnd w:id="78"/>
+    <w:bookmarkEnd w:id="79"/>
     <w:sectPr>
       <w:footnotePr>
         <w:numRestart w:val="eachSect"/>
@@ -11306,6 +17533,15 @@
     <w:abstractNumId w:val="991"/>
   </w:num>
   <w:num w:numId="1004">
+    <w:abstractNumId w:val="991"/>
+  </w:num>
+  <w:num w:numId="1005">
+    <w:abstractNumId w:val="991"/>
+  </w:num>
+  <w:num w:numId="1006">
+    <w:abstractNumId w:val="991"/>
+  </w:num>
+  <w:num w:numId="1007">
     <w:abstractNumId w:val="99411"/>
     <w:lvlOverride w:ilvl="0">
       <w:startOverride w:val="1"/>
@@ -11335,17 +17571,8 @@
       <w:startOverride w:val="1"/>
     </w:lvlOverride>
   </w:num>
-  <w:num w:numId="1005">
+  <w:num w:numId="1008">
     <w:abstractNumId w:val="991"/>
-  </w:num>
-  <w:num w:numId="1006">
-    <w:abstractNumId w:val="992"/>
-  </w:num>
-  <w:num w:numId="1007">
-    <w:abstractNumId w:val="992"/>
-  </w:num>
-  <w:num w:numId="1008">
-    <w:abstractNumId w:val="992"/>
   </w:num>
   <w:num w:numId="1009">
     <w:abstractNumId w:val="992"/>
@@ -11363,6 +17590,15 @@
     <w:abstractNumId w:val="992"/>
   </w:num>
   <w:num w:numId="1014">
+    <w:abstractNumId w:val="992"/>
+  </w:num>
+  <w:num w:numId="1015">
+    <w:abstractNumId w:val="992"/>
+  </w:num>
+  <w:num w:numId="1016">
+    <w:abstractNumId w:val="992"/>
+  </w:num>
+  <w:num w:numId="1017">
     <w:abstractNumId w:val="99411"/>
     <w:lvlOverride w:ilvl="0">
       <w:startOverride w:val="1"/>
@@ -11392,7 +17628,7 @@
       <w:startOverride w:val="1"/>
     </w:lvlOverride>
   </w:num>
-  <w:num w:numId="1015">
+  <w:num w:numId="1018">
     <w:abstractNumId w:val="991"/>
   </w:num>
 </w:numbering>
